--- a/CMA_Summaries_B4_Ch04.docx
+++ b/CMA_Summaries_B4_Ch04.docx
@@ -213,6 +213,29 @@
     <w:p/>
     <w:p>
       <w:pPr>
+        <w:spacing w:before="44" w:after="14"/>
+      </w:pPr>
+      <w:r>
+        <w:rPr>
+          <w:b/>
+          <w:bCs/>
+          <w:color w:val="353A7C"/>
+          <w:sz w:val="18"/>
+          <w:szCs w:val="18"/>
+        </w:rPr>
+        <w:t xml:space="preserve">Summary 1</w:t>
+      </w:r>
+      <w:r>
+        <w:rPr>
+          <w:color w:val="6B7280"/>
+          <w:sz w:val="16"/>
+          <w:szCs w:val="16"/>
+        </w:rPr>
+        <w:t xml:space="preserve">      gaps 4–15</w:t>
+      </w:r>
+    </w:p>
+    <w:p>
+      <w:pPr>
         <w:spacing w:before="20" w:after="20" w:line="360" w:lineRule="auto"/>
         <w:ind w:left="200"/>
       </w:pPr>
@@ -221,7 +244,535 @@
           <w:sz w:val="19"/>
           <w:szCs w:val="19"/>
         </w:rPr>
-        <w:t xml:space="preserve">The Sarbanes-Oxley Act of 2002 followed a run of accounting failures.</w:t>
+        <w:t xml:space="preserve">The </w:t>
+      </w:r>
+      <w:r>
+        <w:rPr>
+          <w:b/>
+          <w:bCs/>
+          <w:color w:val="8186EF"/>
+          <w:sz w:val="15"/>
+          <w:szCs w:val="15"/>
+        </w:rPr>
+        <w:t xml:space="preserve"> (4) </w:t>
+      </w:r>
+      <w:r>
+        <w:rPr>
+          <w:u w:val="single"/>
+          <w:sz w:val="19"/>
+          <w:szCs w:val="19"/>
+        </w:rPr>
+        <w:t xml:space="preserve">                </w:t>
+      </w:r>
+      <w:r>
+        <w:rPr>
+          <w:sz w:val="19"/>
+          <w:szCs w:val="19"/>
+        </w:rPr>
+        <w:t xml:space="preserve"> </w:t>
+      </w:r>
+      <w:r>
+        <w:rPr>
+          <w:sz w:val="19"/>
+          <w:szCs w:val="19"/>
+        </w:rPr>
+        <w:t xml:space="preserve"> Act of 2002 followed a run of </w:t>
+      </w:r>
+      <w:r>
+        <w:rPr>
+          <w:b/>
+          <w:bCs/>
+          <w:color w:val="8186EF"/>
+          <w:sz w:val="15"/>
+          <w:szCs w:val="15"/>
+        </w:rPr>
+        <w:t xml:space="preserve"> (5) </w:t>
+      </w:r>
+      <w:r>
+        <w:rPr>
+          <w:u w:val="single"/>
+          <w:sz w:val="19"/>
+          <w:szCs w:val="19"/>
+        </w:rPr>
+        <w:t xml:space="preserve">            </w:t>
+      </w:r>
+      <w:r>
+        <w:rPr>
+          <w:sz w:val="19"/>
+          <w:szCs w:val="19"/>
+        </w:rPr>
+        <w:t xml:space="preserve"> </w:t>
+      </w:r>
+      <w:r>
+        <w:rPr>
+          <w:sz w:val="19"/>
+          <w:szCs w:val="19"/>
+        </w:rPr>
+        <w:t xml:space="preserve"> failures. </w:t>
+      </w:r>
+      <w:r>
+        <w:rPr>
+          <w:sz w:val="19"/>
+          <w:szCs w:val="19"/>
+        </w:rPr>
+        <w:t xml:space="preserve">Section 302 and Section 906 both require the CEO and CFO to certify, and </w:t>
+      </w:r>
+      <w:r>
+        <w:rPr>
+          <w:b/>
+          <w:bCs/>
+          <w:color w:val="8186EF"/>
+          <w:sz w:val="15"/>
+          <w:szCs w:val="15"/>
+        </w:rPr>
+        <w:t xml:space="preserve"> (6) </w:t>
+      </w:r>
+      <w:r>
+        <w:rPr>
+          <w:u w:val="single"/>
+          <w:sz w:val="19"/>
+          <w:szCs w:val="19"/>
+        </w:rPr>
+        <w:t xml:space="preserve">            </w:t>
+      </w:r>
+      <w:r>
+        <w:rPr>
+          <w:sz w:val="19"/>
+          <w:szCs w:val="19"/>
+        </w:rPr>
+        <w:t xml:space="preserve"> </w:t>
+      </w:r>
+      <w:r>
+        <w:rPr>
+          <w:sz w:val="19"/>
+          <w:szCs w:val="19"/>
+        </w:rPr>
+        <w:t xml:space="preserve"> often ask why there are two. </w:t>
+      </w:r>
+      <w:r>
+        <w:rPr>
+          <w:sz w:val="19"/>
+          <w:szCs w:val="19"/>
+        </w:rPr>
+        <w:t xml:space="preserve">Section 302 is the civil </w:t>
+      </w:r>
+      <w:r>
+        <w:rPr>
+          <w:b/>
+          <w:bCs/>
+          <w:color w:val="8186EF"/>
+          <w:sz w:val="15"/>
+          <w:szCs w:val="15"/>
+        </w:rPr>
+        <w:t xml:space="preserve"> (7) </w:t>
+      </w:r>
+      <w:r>
+        <w:rPr>
+          <w:u w:val="single"/>
+          <w:sz w:val="19"/>
+          <w:szCs w:val="19"/>
+        </w:rPr>
+        <w:t xml:space="preserve">               </w:t>
+      </w:r>
+      <w:r>
+        <w:rPr>
+          <w:sz w:val="19"/>
+          <w:szCs w:val="19"/>
+        </w:rPr>
+        <w:t xml:space="preserve"> </w:t>
+      </w:r>
+      <w:r>
+        <w:rPr>
+          <w:sz w:val="19"/>
+          <w:szCs w:val="19"/>
+        </w:rPr>
+        <w:t xml:space="preserve"> about the content of the report and the </w:t>
+      </w:r>
+      <w:r>
+        <w:rPr>
+          <w:b/>
+          <w:bCs/>
+          <w:color w:val="8186EF"/>
+          <w:sz w:val="15"/>
+          <w:szCs w:val="15"/>
+        </w:rPr>
+        <w:t xml:space="preserve"> (8) </w:t>
+      </w:r>
+      <w:r>
+        <w:rPr>
+          <w:u w:val="single"/>
+          <w:sz w:val="19"/>
+          <w:szCs w:val="19"/>
+        </w:rPr>
+        <w:t xml:space="preserve">           </w:t>
+      </w:r>
+      <w:r>
+        <w:rPr>
+          <w:sz w:val="19"/>
+          <w:szCs w:val="19"/>
+        </w:rPr>
+        <w:t xml:space="preserve"> </w:t>
+      </w:r>
+      <w:r>
+        <w:rPr>
+          <w:sz w:val="19"/>
+          <w:szCs w:val="19"/>
+        </w:rPr>
+        <w:t xml:space="preserve"> behind it. </w:t>
+      </w:r>
+      <w:r>
+        <w:rPr>
+          <w:sz w:val="19"/>
+          <w:szCs w:val="19"/>
+        </w:rPr>
+        <w:t xml:space="preserve">Section 906 is the </w:t>
+      </w:r>
+      <w:r>
+        <w:rPr>
+          <w:b/>
+          <w:bCs/>
+          <w:color w:val="8186EF"/>
+          <w:sz w:val="15"/>
+          <w:szCs w:val="15"/>
+        </w:rPr>
+        <w:t xml:space="preserve"> (9) </w:t>
+      </w:r>
+      <w:r>
+        <w:rPr>
+          <w:u w:val="single"/>
+          <w:sz w:val="19"/>
+          <w:szCs w:val="19"/>
+        </w:rPr>
+        <w:t xml:space="preserve">           </w:t>
+      </w:r>
+      <w:r>
+        <w:rPr>
+          <w:sz w:val="19"/>
+          <w:szCs w:val="19"/>
+        </w:rPr>
+        <w:t xml:space="preserve"> </w:t>
+      </w:r>
+      <w:r>
+        <w:rPr>
+          <w:sz w:val="19"/>
+          <w:szCs w:val="19"/>
+        </w:rPr>
+        <w:t xml:space="preserve"> one, carrying up to twenty years for a willful </w:t>
+      </w:r>
+      <w:r>
+        <w:rPr>
+          <w:b/>
+          <w:bCs/>
+          <w:color w:val="8186EF"/>
+          <w:sz w:val="15"/>
+          <w:szCs w:val="15"/>
+        </w:rPr>
+        <w:t xml:space="preserve"> (10) </w:t>
+      </w:r>
+      <w:r>
+        <w:rPr>
+          <w:u w:val="single"/>
+          <w:sz w:val="19"/>
+          <w:szCs w:val="19"/>
+        </w:rPr>
+        <w:t xml:space="preserve">           </w:t>
+      </w:r>
+      <w:r>
+        <w:rPr>
+          <w:sz w:val="19"/>
+          <w:szCs w:val="19"/>
+        </w:rPr>
+        <w:t xml:space="preserve"> </w:t>
+      </w:r>
+      <w:r>
+        <w:rPr>
+          <w:sz w:val="19"/>
+          <w:szCs w:val="19"/>
+        </w:rPr>
+        <w:t xml:space="preserve">. </w:t>
+      </w:r>
+      <w:r>
+        <w:rPr>
+          <w:sz w:val="19"/>
+          <w:szCs w:val="19"/>
+        </w:rPr>
+        <w:t xml:space="preserve">Section 404 has two </w:t>
+      </w:r>
+      <w:r>
+        <w:rPr>
+          <w:b/>
+          <w:bCs/>
+          <w:color w:val="8186EF"/>
+          <w:sz w:val="15"/>
+          <w:szCs w:val="15"/>
+        </w:rPr>
+        <w:t xml:space="preserve"> (11) </w:t>
+      </w:r>
+      <w:r>
+        <w:rPr>
+          <w:u w:val="single"/>
+          <w:sz w:val="19"/>
+          <w:szCs w:val="19"/>
+        </w:rPr>
+        <w:t xml:space="preserve">           </w:t>
+      </w:r>
+      <w:r>
+        <w:rPr>
+          <w:sz w:val="19"/>
+          <w:szCs w:val="19"/>
+        </w:rPr>
+        <w:t xml:space="preserve"> </w:t>
+      </w:r>
+      <w:r>
+        <w:rPr>
+          <w:sz w:val="19"/>
+          <w:szCs w:val="19"/>
+        </w:rPr>
+        <w:t xml:space="preserve"> that are often </w:t>
+      </w:r>
+      <w:r>
+        <w:rPr>
+          <w:b/>
+          <w:bCs/>
+          <w:color w:val="8186EF"/>
+          <w:sz w:val="15"/>
+          <w:szCs w:val="15"/>
+        </w:rPr>
+        <w:t xml:space="preserve"> (12) </w:t>
+      </w:r>
+      <w:r>
+        <w:rPr>
+          <w:u w:val="single"/>
+          <w:sz w:val="19"/>
+          <w:szCs w:val="19"/>
+        </w:rPr>
+        <w:t xml:space="preserve">           </w:t>
+      </w:r>
+      <w:r>
+        <w:rPr>
+          <w:sz w:val="19"/>
+          <w:szCs w:val="19"/>
+        </w:rPr>
+        <w:t xml:space="preserve"> </w:t>
+      </w:r>
+      <w:r>
+        <w:rPr>
+          <w:sz w:val="19"/>
+          <w:szCs w:val="19"/>
+        </w:rPr>
+        <w:t xml:space="preserve">. </w:t>
+      </w:r>
+      <w:r>
+        <w:rPr>
+          <w:sz w:val="19"/>
+          <w:szCs w:val="19"/>
+        </w:rPr>
+        <w:t xml:space="preserve">Part (a) requires </w:t>
+      </w:r>
+      <w:r>
+        <w:rPr>
+          <w:b/>
+          <w:bCs/>
+          <w:color w:val="8186EF"/>
+          <w:sz w:val="15"/>
+          <w:szCs w:val="15"/>
+        </w:rPr>
+        <w:t xml:space="preserve"> (13) </w:t>
+      </w:r>
+      <w:r>
+        <w:rPr>
+          <w:u w:val="single"/>
+          <w:sz w:val="19"/>
+          <w:szCs w:val="19"/>
+        </w:rPr>
+        <w:t xml:space="preserve">            </w:t>
+      </w:r>
+      <w:r>
+        <w:rPr>
+          <w:sz w:val="19"/>
+          <w:szCs w:val="19"/>
+        </w:rPr>
+        <w:t xml:space="preserve"> </w:t>
+      </w:r>
+      <w:r>
+        <w:rPr>
+          <w:sz w:val="19"/>
+          <w:szCs w:val="19"/>
+        </w:rPr>
+        <w:t xml:space="preserve"> to assess internal control over </w:t>
+      </w:r>
+      <w:r>
+        <w:rPr>
+          <w:b/>
+          <w:bCs/>
+          <w:color w:val="8186EF"/>
+          <w:sz w:val="15"/>
+          <w:szCs w:val="15"/>
+        </w:rPr>
+        <w:t xml:space="preserve"> (14) </w:t>
+      </w:r>
+      <w:r>
+        <w:rPr>
+          <w:u w:val="single"/>
+          <w:sz w:val="19"/>
+          <w:szCs w:val="19"/>
+        </w:rPr>
+        <w:t xml:space="preserve">           </w:t>
+      </w:r>
+      <w:r>
+        <w:rPr>
+          <w:sz w:val="19"/>
+          <w:szCs w:val="19"/>
+        </w:rPr>
+        <w:t xml:space="preserve"> </w:t>
+      </w:r>
+      <w:r>
+        <w:rPr>
+          <w:sz w:val="19"/>
+          <w:szCs w:val="19"/>
+        </w:rPr>
+        <w:t xml:space="preserve"> reporting each year. </w:t>
+      </w:r>
+      <w:r>
+        <w:rPr>
+          <w:sz w:val="19"/>
+          <w:szCs w:val="19"/>
+        </w:rPr>
+        <w:t xml:space="preserve">Part (b) requires the </w:t>
+      </w:r>
+      <w:r>
+        <w:rPr>
+          <w:b/>
+          <w:bCs/>
+          <w:color w:val="8186EF"/>
+          <w:sz w:val="15"/>
+          <w:szCs w:val="15"/>
+        </w:rPr>
+        <w:t xml:space="preserve"> (15) </w:t>
+      </w:r>
+      <w:r>
+        <w:rPr>
+          <w:u w:val="single"/>
+          <w:sz w:val="19"/>
+          <w:szCs w:val="19"/>
+        </w:rPr>
+        <w:t xml:space="preserve">           </w:t>
+      </w:r>
+      <w:r>
+        <w:rPr>
+          <w:sz w:val="19"/>
+          <w:szCs w:val="19"/>
+        </w:rPr>
+        <w:t xml:space="preserve"> </w:t>
+      </w:r>
+      <w:r>
+        <w:rPr>
+          <w:sz w:val="19"/>
+          <w:szCs w:val="19"/>
+        </w:rPr>
+        <w:t xml:space="preserve"> auditor to attest to it, and that half does not apply to every company. </w:t>
+      </w:r>
+      <w:r>
+        <w:rPr>
+          <w:sz w:val="19"/>
+          <w:szCs w:val="19"/>
+        </w:rPr>
+        <w:t xml:space="preserve">The statute, Section 802 says five years. </w:t>
+      </w:r>
+      <w:r>
+        <w:rPr>
+          <w:sz w:val="19"/>
+          <w:szCs w:val="19"/>
+        </w:rPr>
+        <w:t xml:space="preserve">The SEC's own rule and the PCAOB's standard then require seven. </w:t>
+      </w:r>
+      <w:r>
+        <w:rPr>
+          <w:sz w:val="19"/>
+          <w:szCs w:val="19"/>
+        </w:rPr>
+        <w:t xml:space="preserve">Both numbers are correct in their place, and a question may test either. </w:t>
+      </w:r>
+      <w:r>
+        <w:rPr>
+          <w:sz w:val="19"/>
+          <w:szCs w:val="19"/>
+        </w:rPr>
+        <w:t xml:space="preserve">Say five if asked about the Act, and seven if asked about the SEC or PCAOB requirement. </w:t>
+      </w:r>
+    </w:p>
+    <w:tbl>
+      <w:tblPr>
+        <w:tblW w:type="pct" w:w="100%"/>
+        <w:tblLayout w:type="fixed"/>
+        <w:tblBorders>
+          <w:top w:val="single" w:color="FBFAF6" w:sz="4"/>
+          <w:left w:val="single" w:color="FBFAF6" w:sz="4"/>
+          <w:bottom w:val="single" w:color="FBFAF6" w:sz="4"/>
+          <w:right w:val="single" w:color="FBFAF6" w:sz="4"/>
+          <w:insideH w:val="single" w:color="FBFAF6" w:sz="4"/>
+          <w:insideV w:val="single" w:color="FBFAF6" w:sz="4"/>
+        </w:tblBorders>
+      </w:tblPr>
+      <w:tblGrid>
+        <w:gridCol w:w="9600"/>
+      </w:tblGrid>
+      <w:tr>
+        <w:tc>
+          <w:tcPr>
+            <w:tcW w:type="pct" w:w="5000"/>
+            <w:shd w:fill="FBFAF6" w:val="clear"/>
+            <w:tcMar>
+              <w:top w:type="dxa" w:w="40"/>
+              <w:left w:type="dxa" w:w="100"/>
+              <w:bottom w:type="dxa" w:w="40"/>
+              <w:right w:type="dxa" w:w="100"/>
+            </w:tcMar>
+          </w:tcPr>
+          <w:p>
+            <w:pPr>
+              <w:spacing w:before="18" w:after="6"/>
+            </w:pPr>
+            <w:r>
+              <w:rPr>
+                <w:b/>
+                <w:bCs/>
+                <w:color w:val="6B7280"/>
+                <w:sz w:val="14"/>
+                <w:szCs w:val="14"/>
+              </w:rPr>
+              <w:t xml:space="preserve">word list</w:t>
+            </w:r>
+          </w:p>
+          <w:p>
+            <w:pPr>
+              <w:spacing w:before="0" w:after="18"/>
+            </w:pPr>
+            <w:r>
+              <w:rPr>
+                <w:b/>
+                <w:bCs/>
+                <w:color w:val="353A7C"/>
+                <w:sz w:val="16"/>
+                <w:szCs w:val="16"/>
+              </w:rPr>
+              <w:t xml:space="preserve">controls   ·   halves   ·   candidates   ·   Sarbanes-Oxley   ·   accounting   ·   standard   ·   certification   ·   confused   ·   criminal   ·   management   ·   financial   ·   external   ·   violation</w:t>
+            </w:r>
+          </w:p>
+        </w:tc>
+      </w:tr>
+    </w:tbl>
+    <w:p/>
+    <w:p>
+      <w:pPr>
+        <w:pageBreakBefore w:val="true"/>
+        <w:spacing w:after="0"/>
+      </w:pPr>
+      <w:r>
+        <w:rPr>
+          <w:sz w:val="2"/>
+        </w:rPr>
+        <w:t xml:space="preserve"> </w:t>
       </w:r>
     </w:p>
     <w:p>
@@ -236,7 +787,7 @@
           <w:sz w:val="18"/>
           <w:szCs w:val="18"/>
         </w:rPr>
-        <w:t xml:space="preserve">The Sarbanes-Oxley sections that concern internal control</w:t>
+        <w:t xml:space="preserve">The words this section uses</w:t>
       </w:r>
     </w:p>
     <w:p>
@@ -249,7 +800,7 @@
           <w:sz w:val="15"/>
           <w:szCs w:val="15"/>
         </w:rPr>
-        <w:t xml:space="preserve">Each stage leads to the next.</w:t>
+        <w:t xml:space="preserve">Each term sits against what it means, and an instance of it.</w:t>
       </w:r>
     </w:p>
     <w:p>
@@ -260,7 +811,7 @@
       <w:r>
         <w:drawing>
           <wp:inline distT="0" distB="0" distL="0" distR="0">
-            <wp:extent cx="5734050" cy="1825850"/>
+            <wp:extent cx="5734050" cy="4202450"/>
             <wp:effectExtent t="0" r="0" b="0" l="0"/>
             <wp:docPr id="1" name="" descr="" title=""/>
             <wp:cNvGraphicFramePr>
@@ -285,7 +836,7 @@
                   <pic:spPr bwMode="auto">
                     <a:xfrm>
                       <a:off x="0" y="0"/>
-                      <a:ext cx="5734050" cy="1825850"/>
+                      <a:ext cx="5734050" cy="4202450"/>
                     </a:xfrm>
                     <a:prstGeom prst="rect">
                       <a:avLst/>
@@ -353,700 +904,7 @@
                 <w:sz w:val="16"/>
                 <w:szCs w:val="16"/>
               </w:rPr>
-              <w:t xml:space="preserve">integrated   ·   802   ·   404(a)   ·   effectiveness   ·   certification   ·   302</w:t>
-            </w:r>
-          </w:p>
-        </w:tc>
-      </w:tr>
-    </w:tbl>
-    <w:p/>
-    <w:p>
-      <w:pPr>
-        <w:pageBreakBefore w:val="true"/>
-        <w:spacing w:after="0"/>
-      </w:pPr>
-      <w:r>
-        <w:rPr>
-          <w:sz w:val="2"/>
-        </w:rPr>
-        <w:t xml:space="preserve"> </w:t>
-      </w:r>
-    </w:p>
-    <w:p>
-      <w:pPr>
-        <w:spacing w:before="44" w:after="14"/>
-      </w:pPr>
-      <w:r>
-        <w:rPr>
-          <w:b/>
-          <w:bCs/>
-          <w:color w:val="353A7C"/>
-          <w:sz w:val="18"/>
-          <w:szCs w:val="18"/>
-        </w:rPr>
-        <w:t xml:space="preserve">Summary 1</w:t>
-      </w:r>
-      <w:r>
-        <w:rPr>
-          <w:color w:val="6B7280"/>
-          <w:sz w:val="16"/>
-          <w:szCs w:val="16"/>
-        </w:rPr>
-        <w:t xml:space="preserve">      gaps 9–20</w:t>
-      </w:r>
-    </w:p>
-    <w:p>
-      <w:pPr>
-        <w:spacing w:before="20" w:after="20" w:line="360" w:lineRule="auto"/>
-        <w:ind w:left="200"/>
-      </w:pPr>
-      <w:r>
-        <w:rPr>
-          <w:sz w:val="19"/>
-          <w:szCs w:val="19"/>
-        </w:rPr>
-        <w:t xml:space="preserve">Section 302 and Section 906 both require the CEO and CFO to certify, and </w:t>
-      </w:r>
-      <w:r>
-        <w:rPr>
-          <w:b/>
-          <w:bCs/>
-          <w:color w:val="8186EF"/>
-          <w:sz w:val="15"/>
-          <w:szCs w:val="15"/>
-        </w:rPr>
-        <w:t xml:space="preserve"> (9) </w:t>
-      </w:r>
-      <w:r>
-        <w:rPr>
-          <w:u w:val="single"/>
-          <w:sz w:val="19"/>
-          <w:szCs w:val="19"/>
-        </w:rPr>
-        <w:t xml:space="preserve">            </w:t>
-      </w:r>
-      <w:r>
-        <w:rPr>
-          <w:sz w:val="19"/>
-          <w:szCs w:val="19"/>
-        </w:rPr>
-        <w:t xml:space="preserve"> </w:t>
-      </w:r>
-      <w:r>
-        <w:rPr>
-          <w:sz w:val="19"/>
-          <w:szCs w:val="19"/>
-        </w:rPr>
-        <w:t xml:space="preserve"> often ask why there are two. </w:t>
-      </w:r>
-      <w:r>
-        <w:rPr>
-          <w:sz w:val="19"/>
-          <w:szCs w:val="19"/>
-        </w:rPr>
-        <w:t xml:space="preserve">Section 302 is the civil </w:t>
-      </w:r>
-      <w:r>
-        <w:rPr>
-          <w:b/>
-          <w:bCs/>
-          <w:color w:val="8186EF"/>
-          <w:sz w:val="15"/>
-          <w:szCs w:val="15"/>
-        </w:rPr>
-        <w:t xml:space="preserve"> (10) </w:t>
-      </w:r>
-      <w:r>
-        <w:rPr>
-          <w:u w:val="single"/>
-          <w:sz w:val="19"/>
-          <w:szCs w:val="19"/>
-        </w:rPr>
-        <w:t xml:space="preserve">               </w:t>
-      </w:r>
-      <w:r>
-        <w:rPr>
-          <w:sz w:val="19"/>
-          <w:szCs w:val="19"/>
-        </w:rPr>
-        <w:t xml:space="preserve"> </w:t>
-      </w:r>
-      <w:r>
-        <w:rPr>
-          <w:sz w:val="19"/>
-          <w:szCs w:val="19"/>
-        </w:rPr>
-        <w:t xml:space="preserve"> about the content of the report and the </w:t>
-      </w:r>
-      <w:r>
-        <w:rPr>
-          <w:b/>
-          <w:bCs/>
-          <w:color w:val="8186EF"/>
-          <w:sz w:val="15"/>
-          <w:szCs w:val="15"/>
-        </w:rPr>
-        <w:t xml:space="preserve"> (11) </w:t>
-      </w:r>
-      <w:r>
-        <w:rPr>
-          <w:u w:val="single"/>
-          <w:sz w:val="19"/>
-          <w:szCs w:val="19"/>
-        </w:rPr>
-        <w:t xml:space="preserve">           </w:t>
-      </w:r>
-      <w:r>
-        <w:rPr>
-          <w:sz w:val="19"/>
-          <w:szCs w:val="19"/>
-        </w:rPr>
-        <w:t xml:space="preserve"> </w:t>
-      </w:r>
-      <w:r>
-        <w:rPr>
-          <w:sz w:val="19"/>
-          <w:szCs w:val="19"/>
-        </w:rPr>
-        <w:t xml:space="preserve"> behind it. </w:t>
-      </w:r>
-      <w:r>
-        <w:rPr>
-          <w:sz w:val="19"/>
-          <w:szCs w:val="19"/>
-        </w:rPr>
-        <w:t xml:space="preserve">Section 906 is the </w:t>
-      </w:r>
-      <w:r>
-        <w:rPr>
-          <w:b/>
-          <w:bCs/>
-          <w:color w:val="8186EF"/>
-          <w:sz w:val="15"/>
-          <w:szCs w:val="15"/>
-        </w:rPr>
-        <w:t xml:space="preserve"> (12) </w:t>
-      </w:r>
-      <w:r>
-        <w:rPr>
-          <w:u w:val="single"/>
-          <w:sz w:val="19"/>
-          <w:szCs w:val="19"/>
-        </w:rPr>
-        <w:t xml:space="preserve">           </w:t>
-      </w:r>
-      <w:r>
-        <w:rPr>
-          <w:sz w:val="19"/>
-          <w:szCs w:val="19"/>
-        </w:rPr>
-        <w:t xml:space="preserve"> </w:t>
-      </w:r>
-      <w:r>
-        <w:rPr>
-          <w:sz w:val="19"/>
-          <w:szCs w:val="19"/>
-        </w:rPr>
-        <w:t xml:space="preserve"> one, carrying up to twenty years for a willful </w:t>
-      </w:r>
-      <w:r>
-        <w:rPr>
-          <w:b/>
-          <w:bCs/>
-          <w:color w:val="8186EF"/>
-          <w:sz w:val="15"/>
-          <w:szCs w:val="15"/>
-        </w:rPr>
-        <w:t xml:space="preserve"> (13) </w:t>
-      </w:r>
-      <w:r>
-        <w:rPr>
-          <w:u w:val="single"/>
-          <w:sz w:val="19"/>
-          <w:szCs w:val="19"/>
-        </w:rPr>
-        <w:t xml:space="preserve">           </w:t>
-      </w:r>
-      <w:r>
-        <w:rPr>
-          <w:sz w:val="19"/>
-          <w:szCs w:val="19"/>
-        </w:rPr>
-        <w:t xml:space="preserve"> </w:t>
-      </w:r>
-      <w:r>
-        <w:rPr>
-          <w:sz w:val="19"/>
-          <w:szCs w:val="19"/>
-        </w:rPr>
-        <w:t xml:space="preserve">. </w:t>
-      </w:r>
-      <w:r>
-        <w:rPr>
-          <w:sz w:val="19"/>
-          <w:szCs w:val="19"/>
-        </w:rPr>
-        <w:t xml:space="preserve">Section 404 has two </w:t>
-      </w:r>
-      <w:r>
-        <w:rPr>
-          <w:b/>
-          <w:bCs/>
-          <w:color w:val="8186EF"/>
-          <w:sz w:val="15"/>
-          <w:szCs w:val="15"/>
-        </w:rPr>
-        <w:t xml:space="preserve"> (14) </w:t>
-      </w:r>
-      <w:r>
-        <w:rPr>
-          <w:u w:val="single"/>
-          <w:sz w:val="19"/>
-          <w:szCs w:val="19"/>
-        </w:rPr>
-        <w:t xml:space="preserve">           </w:t>
-      </w:r>
-      <w:r>
-        <w:rPr>
-          <w:sz w:val="19"/>
-          <w:szCs w:val="19"/>
-        </w:rPr>
-        <w:t xml:space="preserve"> </w:t>
-      </w:r>
-      <w:r>
-        <w:rPr>
-          <w:sz w:val="19"/>
-          <w:szCs w:val="19"/>
-        </w:rPr>
-        <w:t xml:space="preserve"> that are often </w:t>
-      </w:r>
-      <w:r>
-        <w:rPr>
-          <w:b/>
-          <w:bCs/>
-          <w:color w:val="8186EF"/>
-          <w:sz w:val="15"/>
-          <w:szCs w:val="15"/>
-        </w:rPr>
-        <w:t xml:space="preserve"> (15) </w:t>
-      </w:r>
-      <w:r>
-        <w:rPr>
-          <w:u w:val="single"/>
-          <w:sz w:val="19"/>
-          <w:szCs w:val="19"/>
-        </w:rPr>
-        <w:t xml:space="preserve">           </w:t>
-      </w:r>
-      <w:r>
-        <w:rPr>
-          <w:sz w:val="19"/>
-          <w:szCs w:val="19"/>
-        </w:rPr>
-        <w:t xml:space="preserve"> </w:t>
-      </w:r>
-      <w:r>
-        <w:rPr>
-          <w:sz w:val="19"/>
-          <w:szCs w:val="19"/>
-        </w:rPr>
-        <w:t xml:space="preserve">. </w:t>
-      </w:r>
-      <w:r>
-        <w:rPr>
-          <w:sz w:val="19"/>
-          <w:szCs w:val="19"/>
-        </w:rPr>
-        <w:t xml:space="preserve">Part (a) requires </w:t>
-      </w:r>
-      <w:r>
-        <w:rPr>
-          <w:b/>
-          <w:bCs/>
-          <w:color w:val="8186EF"/>
-          <w:sz w:val="15"/>
-          <w:szCs w:val="15"/>
-        </w:rPr>
-        <w:t xml:space="preserve"> (16) </w:t>
-      </w:r>
-      <w:r>
-        <w:rPr>
-          <w:u w:val="single"/>
-          <w:sz w:val="19"/>
-          <w:szCs w:val="19"/>
-        </w:rPr>
-        <w:t xml:space="preserve">            </w:t>
-      </w:r>
-      <w:r>
-        <w:rPr>
-          <w:sz w:val="19"/>
-          <w:szCs w:val="19"/>
-        </w:rPr>
-        <w:t xml:space="preserve"> </w:t>
-      </w:r>
-      <w:r>
-        <w:rPr>
-          <w:sz w:val="19"/>
-          <w:szCs w:val="19"/>
-        </w:rPr>
-        <w:t xml:space="preserve"> to assess internal control over </w:t>
-      </w:r>
-      <w:r>
-        <w:rPr>
-          <w:b/>
-          <w:bCs/>
-          <w:color w:val="8186EF"/>
-          <w:sz w:val="15"/>
-          <w:szCs w:val="15"/>
-        </w:rPr>
-        <w:t xml:space="preserve"> (17) </w:t>
-      </w:r>
-      <w:r>
-        <w:rPr>
-          <w:u w:val="single"/>
-          <w:sz w:val="19"/>
-          <w:szCs w:val="19"/>
-        </w:rPr>
-        <w:t xml:space="preserve">           </w:t>
-      </w:r>
-      <w:r>
-        <w:rPr>
-          <w:sz w:val="19"/>
-          <w:szCs w:val="19"/>
-        </w:rPr>
-        <w:t xml:space="preserve"> </w:t>
-      </w:r>
-      <w:r>
-        <w:rPr>
-          <w:sz w:val="19"/>
-          <w:szCs w:val="19"/>
-        </w:rPr>
-        <w:t xml:space="preserve"> reporting each year. </w:t>
-      </w:r>
-      <w:r>
-        <w:rPr>
-          <w:sz w:val="19"/>
-          <w:szCs w:val="19"/>
-        </w:rPr>
-        <w:t xml:space="preserve">Part (b) requires the </w:t>
-      </w:r>
-      <w:r>
-        <w:rPr>
-          <w:b/>
-          <w:bCs/>
-          <w:color w:val="8186EF"/>
-          <w:sz w:val="15"/>
-          <w:szCs w:val="15"/>
-        </w:rPr>
-        <w:t xml:space="preserve"> (18) </w:t>
-      </w:r>
-      <w:r>
-        <w:rPr>
-          <w:u w:val="single"/>
-          <w:sz w:val="19"/>
-          <w:szCs w:val="19"/>
-        </w:rPr>
-        <w:t xml:space="preserve">           </w:t>
-      </w:r>
-      <w:r>
-        <w:rPr>
-          <w:sz w:val="19"/>
-          <w:szCs w:val="19"/>
-        </w:rPr>
-        <w:t xml:space="preserve"> </w:t>
-      </w:r>
-      <w:r>
-        <w:rPr>
-          <w:sz w:val="19"/>
-          <w:szCs w:val="19"/>
-        </w:rPr>
-        <w:t xml:space="preserve"> auditor to </w:t>
-      </w:r>
-      <w:r>
-        <w:rPr>
-          <w:b/>
-          <w:bCs/>
-          <w:color w:val="8186EF"/>
-          <w:sz w:val="15"/>
-          <w:szCs w:val="15"/>
-        </w:rPr>
-        <w:t xml:space="preserve"> (19) </w:t>
-      </w:r>
-      <w:r>
-        <w:rPr>
-          <w:u w:val="single"/>
-          <w:sz w:val="19"/>
-          <w:szCs w:val="19"/>
-        </w:rPr>
-        <w:t xml:space="preserve">           </w:t>
-      </w:r>
-      <w:r>
-        <w:rPr>
-          <w:sz w:val="19"/>
-          <w:szCs w:val="19"/>
-        </w:rPr>
-        <w:t xml:space="preserve"> </w:t>
-      </w:r>
-      <w:r>
-        <w:rPr>
-          <w:sz w:val="19"/>
-          <w:szCs w:val="19"/>
-        </w:rPr>
-        <w:t xml:space="preserve"> to it, and that half does not apply to every company. </w:t>
-      </w:r>
-      <w:r>
-        <w:rPr>
-          <w:sz w:val="19"/>
-          <w:szCs w:val="19"/>
-        </w:rPr>
-        <w:t xml:space="preserve">The </w:t>
-      </w:r>
-      <w:r>
-        <w:rPr>
-          <w:b/>
-          <w:bCs/>
-          <w:color w:val="8186EF"/>
-          <w:sz w:val="15"/>
-          <w:szCs w:val="15"/>
-        </w:rPr>
-        <w:t xml:space="preserve"> (20) </w:t>
-      </w:r>
-      <w:r>
-        <w:rPr>
-          <w:u w:val="single"/>
-          <w:sz w:val="19"/>
-          <w:szCs w:val="19"/>
-        </w:rPr>
-        <w:t xml:space="preserve">           </w:t>
-      </w:r>
-      <w:r>
-        <w:rPr>
-          <w:sz w:val="19"/>
-          <w:szCs w:val="19"/>
-        </w:rPr>
-        <w:t xml:space="preserve"> </w:t>
-      </w:r>
-      <w:r>
-        <w:rPr>
-          <w:sz w:val="19"/>
-          <w:szCs w:val="19"/>
-        </w:rPr>
-        <w:t xml:space="preserve">, Section 802 says five years. </w:t>
-      </w:r>
-      <w:r>
-        <w:rPr>
-          <w:sz w:val="19"/>
-          <w:szCs w:val="19"/>
-        </w:rPr>
-        <w:t xml:space="preserve">The SEC's own rule and the PCAOB's standard then require seven. </w:t>
-      </w:r>
-      <w:r>
-        <w:rPr>
-          <w:sz w:val="19"/>
-          <w:szCs w:val="19"/>
-        </w:rPr>
-        <w:t xml:space="preserve">Both numbers are correct in their place, and a question may test either. </w:t>
-      </w:r>
-      <w:r>
-        <w:rPr>
-          <w:sz w:val="19"/>
-          <w:szCs w:val="19"/>
-        </w:rPr>
-        <w:t xml:space="preserve">Say five if asked about the Act, and seven if asked about the SEC or PCAOB requirement. </w:t>
-      </w:r>
-    </w:p>
-    <w:tbl>
-      <w:tblPr>
-        <w:tblW w:type="pct" w:w="100%"/>
-        <w:tblLayout w:type="fixed"/>
-        <w:tblBorders>
-          <w:top w:val="single" w:color="FBFAF6" w:sz="4"/>
-          <w:left w:val="single" w:color="FBFAF6" w:sz="4"/>
-          <w:bottom w:val="single" w:color="FBFAF6" w:sz="4"/>
-          <w:right w:val="single" w:color="FBFAF6" w:sz="4"/>
-          <w:insideH w:val="single" w:color="FBFAF6" w:sz="4"/>
-          <w:insideV w:val="single" w:color="FBFAF6" w:sz="4"/>
-        </w:tblBorders>
-      </w:tblPr>
-      <w:tblGrid>
-        <w:gridCol w:w="9600"/>
-      </w:tblGrid>
-      <w:tr>
-        <w:tc>
-          <w:tcPr>
-            <w:tcW w:type="pct" w:w="5000"/>
-            <w:shd w:fill="FBFAF6" w:val="clear"/>
-            <w:tcMar>
-              <w:top w:type="dxa" w:w="40"/>
-              <w:left w:type="dxa" w:w="100"/>
-              <w:bottom w:type="dxa" w:w="40"/>
-              <w:right w:type="dxa" w:w="100"/>
-            </w:tcMar>
-          </w:tcPr>
-          <w:p>
-            <w:pPr>
-              <w:spacing w:before="18" w:after="6"/>
-            </w:pPr>
-            <w:r>
-              <w:rPr>
-                <w:b/>
-                <w:bCs/>
-                <w:color w:val="6B7280"/>
-                <w:sz w:val="14"/>
-                <w:szCs w:val="14"/>
-              </w:rPr>
-              <w:t xml:space="preserve">word list</w:t>
-            </w:r>
-          </w:p>
-          <w:p>
-            <w:pPr>
-              <w:spacing w:before="0" w:after="18"/>
-            </w:pPr>
-            <w:r>
-              <w:rPr>
-                <w:b/>
-                <w:bCs/>
-                <w:color w:val="353A7C"/>
-                <w:sz w:val="16"/>
-                <w:szCs w:val="16"/>
-              </w:rPr>
-              <w:t xml:space="preserve">external   ·   statute   ·   candidates   ·   confused   ·   violation   ·   financial   ·   controls   ·   attest   ·   certification   ·   management   ·   accounting   ·   halves   ·   criminal</w:t>
-            </w:r>
-          </w:p>
-        </w:tc>
-      </w:tr>
-    </w:tbl>
-    <w:p/>
-    <w:p>
-      <w:pPr>
-        <w:spacing w:before="44" w:after="10"/>
-      </w:pPr>
-      <w:r>
-        <w:rPr>
-          <w:b/>
-          <w:bCs/>
-          <w:color w:val="353A7C"/>
-          <w:sz w:val="18"/>
-          <w:szCs w:val="18"/>
-        </w:rPr>
-        <w:t xml:space="preserve">The words this section uses</w:t>
-      </w:r>
-    </w:p>
-    <w:p>
-      <w:pPr>
-        <w:spacing w:before="0" w:after="12"/>
-      </w:pPr>
-      <w:r>
-        <w:rPr>
-          <w:color w:val="6B7280"/>
-          <w:sz w:val="15"/>
-          <w:szCs w:val="15"/>
-        </w:rPr>
-        <w:t xml:space="preserve">Each term sits against what it means.</w:t>
-      </w:r>
-    </w:p>
-    <w:p>
-      <w:pPr>
-        <w:spacing w:after="40" w:before="90"/>
-        <w:jc w:val="center"/>
-      </w:pPr>
-      <w:r>
-        <w:drawing>
-          <wp:inline distT="0" distB="0" distL="0" distR="0">
-            <wp:extent cx="5734050" cy="3387625"/>
-            <wp:effectExtent t="0" r="0" b="0" l="0"/>
-            <wp:docPr id="1" name="" descr="" title=""/>
-            <wp:cNvGraphicFramePr>
-              <a:graphicFrameLocks xmlns:a="http://schemas.openxmlformats.org/drawingml/2006/main" noChangeAspect="1"/>
-            </wp:cNvGraphicFramePr>
-            <a:graphic xmlns:a="http://schemas.openxmlformats.org/drawingml/2006/main">
-              <a:graphicData uri="http://schemas.openxmlformats.org/drawingml/2006/picture">
-                <pic:pic xmlns:pic="http://schemas.openxmlformats.org/drawingml/2006/picture">
-                  <pic:nvPicPr>
-                    <pic:cNvPr id="0" name="" descr=""/>
-                    <pic:cNvPicPr>
-                      <a:picLocks noChangeAspect="1" noChangeArrowheads="1"/>
-                    </pic:cNvPicPr>
-                  </pic:nvPicPr>
-                  <pic:blipFill>
-                    <a:blip r:embed="rId103" cstate="none"/>
-                    <a:srcRect/>
-                    <a:stretch>
-                      <a:fillRect/>
-                    </a:stretch>
-                  </pic:blipFill>
-                  <pic:spPr bwMode="auto">
-                    <a:xfrm>
-                      <a:off x="0" y="0"/>
-                      <a:ext cx="5734050" cy="3387625"/>
-                    </a:xfrm>
-                    <a:prstGeom prst="rect">
-                      <a:avLst/>
-                    </a:prstGeom>
-                  </pic:spPr>
-                </pic:pic>
-              </a:graphicData>
-            </a:graphic>
-          </wp:inline>
-        </w:drawing>
-      </w:r>
-    </w:p>
-    <w:tbl>
-      <w:tblPr>
-        <w:tblW w:type="pct" w:w="100%"/>
-        <w:tblLayout w:type="fixed"/>
-        <w:tblBorders>
-          <w:top w:val="single" w:color="FBFAF6" w:sz="4"/>
-          <w:left w:val="single" w:color="FBFAF6" w:sz="4"/>
-          <w:bottom w:val="single" w:color="FBFAF6" w:sz="4"/>
-          <w:right w:val="single" w:color="FBFAF6" w:sz="4"/>
-          <w:insideH w:val="single" w:color="FBFAF6" w:sz="4"/>
-          <w:insideV w:val="single" w:color="FBFAF6" w:sz="4"/>
-        </w:tblBorders>
-      </w:tblPr>
-      <w:tblGrid>
-        <w:gridCol w:w="9600"/>
-      </w:tblGrid>
-      <w:tr>
-        <w:tc>
-          <w:tcPr>
-            <w:tcW w:type="pct" w:w="5000"/>
-            <w:shd w:fill="FBFAF6" w:val="clear"/>
-            <w:tcMar>
-              <w:top w:type="dxa" w:w="40"/>
-              <w:left w:type="dxa" w:w="100"/>
-              <w:bottom w:type="dxa" w:w="40"/>
-              <w:right w:type="dxa" w:w="100"/>
-            </w:tcMar>
-          </w:tcPr>
-          <w:p>
-            <w:pPr>
-              <w:spacing w:before="18" w:after="6"/>
-            </w:pPr>
-            <w:r>
-              <w:rPr>
-                <w:b/>
-                <w:bCs/>
-                <w:color w:val="6B7280"/>
-                <w:sz w:val="14"/>
-                <w:szCs w:val="14"/>
-              </w:rPr>
-              <w:t xml:space="preserve">word list</w:t>
-            </w:r>
-          </w:p>
-          <w:p>
-            <w:pPr>
-              <w:spacing w:before="0" w:after="18"/>
-            </w:pPr>
-            <w:r>
-              <w:rPr>
-                <w:b/>
-                <w:bCs/>
-                <w:color w:val="353A7C"/>
-                <w:sz w:val="16"/>
-                <w:szCs w:val="16"/>
-              </w:rPr>
-              <w:t xml:space="preserve">302   ·   802   ·   404(b)</w:t>
+              <w:t xml:space="preserve">302   ·   802   ·   404(a)</w:t>
             </w:r>
           </w:p>
         </w:tc>
@@ -1381,14 +1239,14 @@
                 <w:sz w:val="16"/>
                 <w:szCs w:val="16"/>
               </w:rPr>
-              <w:t xml:space="preserve">12  </w:t>
-            </w:r>
-            <w:r>
-              <w:rPr>
-                <w:sz w:val="16"/>
-                <w:szCs w:val="16"/>
-              </w:rPr>
-              <w:t xml:space="preserve">criminal</w:t>
+              <w:t xml:space="preserve">10  </w:t>
+            </w:r>
+            <w:r>
+              <w:rPr>
+                <w:sz w:val="16"/>
+                <w:szCs w:val="16"/>
+              </w:rPr>
+              <w:t xml:space="preserve">violation</w:t>
             </w:r>
           </w:p>
         </w:tc>
@@ -1449,14 +1307,14 @@
                 <w:sz w:val="16"/>
                 <w:szCs w:val="16"/>
               </w:rPr>
-              <w:t xml:space="preserve">13  </w:t>
-            </w:r>
-            <w:r>
-              <w:rPr>
-                <w:sz w:val="16"/>
-                <w:szCs w:val="16"/>
-              </w:rPr>
-              <w:t xml:space="preserve">violation</w:t>
+              <w:t xml:space="preserve">11  </w:t>
+            </w:r>
+            <w:r>
+              <w:rPr>
+                <w:sz w:val="16"/>
+                <w:szCs w:val="16"/>
+              </w:rPr>
+              <w:t xml:space="preserve">halves</w:t>
             </w:r>
           </w:p>
         </w:tc>
@@ -1517,14 +1375,14 @@
                 <w:sz w:val="16"/>
                 <w:szCs w:val="16"/>
               </w:rPr>
-              <w:t xml:space="preserve">14  </w:t>
-            </w:r>
-            <w:r>
-              <w:rPr>
-                <w:sz w:val="16"/>
-                <w:szCs w:val="16"/>
-              </w:rPr>
-              <w:t xml:space="preserve">halves</w:t>
+              <w:t xml:space="preserve">12  </w:t>
+            </w:r>
+            <w:r>
+              <w:rPr>
+                <w:sz w:val="16"/>
+                <w:szCs w:val="16"/>
+              </w:rPr>
+              <w:t xml:space="preserve">confused</w:t>
             </w:r>
           </w:p>
         </w:tc>
@@ -1559,7 +1417,7 @@
                 <w:sz w:val="16"/>
                 <w:szCs w:val="16"/>
               </w:rPr>
-              <w:t xml:space="preserve">302</w:t>
+              <w:t xml:space="preserve">Sarbanes-Oxley</w:t>
             </w:r>
           </w:p>
         </w:tc>
@@ -1585,14 +1443,14 @@
                 <w:sz w:val="16"/>
                 <w:szCs w:val="16"/>
               </w:rPr>
-              <w:t xml:space="preserve">15  </w:t>
-            </w:r>
-            <w:r>
-              <w:rPr>
-                <w:sz w:val="16"/>
-                <w:szCs w:val="16"/>
-              </w:rPr>
-              <w:t xml:space="preserve">confused</w:t>
+              <w:t xml:space="preserve">13  </w:t>
+            </w:r>
+            <w:r>
+              <w:rPr>
+                <w:sz w:val="16"/>
+                <w:szCs w:val="16"/>
+              </w:rPr>
+              <w:t xml:space="preserve">management</w:t>
             </w:r>
           </w:p>
         </w:tc>
@@ -1627,7 +1485,7 @@
                 <w:sz w:val="16"/>
                 <w:szCs w:val="16"/>
               </w:rPr>
-              <w:t xml:space="preserve">effectiveness</w:t>
+              <w:t xml:space="preserve">accounting</w:t>
             </w:r>
           </w:p>
         </w:tc>
@@ -1653,14 +1511,14 @@
                 <w:sz w:val="16"/>
                 <w:szCs w:val="16"/>
               </w:rPr>
-              <w:t xml:space="preserve">16  </w:t>
-            </w:r>
-            <w:r>
-              <w:rPr>
-                <w:sz w:val="16"/>
-                <w:szCs w:val="16"/>
-              </w:rPr>
-              <w:t xml:space="preserve">management</w:t>
+              <w:t xml:space="preserve">14  </w:t>
+            </w:r>
+            <w:r>
+              <w:rPr>
+                <w:sz w:val="16"/>
+                <w:szCs w:val="16"/>
+              </w:rPr>
+              <w:t xml:space="preserve">financial</w:t>
             </w:r>
           </w:p>
         </w:tc>
@@ -1695,7 +1553,7 @@
                 <w:sz w:val="16"/>
                 <w:szCs w:val="16"/>
               </w:rPr>
-              <w:t xml:space="preserve">integrated</w:t>
+              <w:t xml:space="preserve">candidates</w:t>
             </w:r>
           </w:p>
         </w:tc>
@@ -1721,14 +1579,14 @@
                 <w:sz w:val="16"/>
                 <w:szCs w:val="16"/>
               </w:rPr>
-              <w:t xml:space="preserve">17  </w:t>
-            </w:r>
-            <w:r>
-              <w:rPr>
-                <w:sz w:val="16"/>
-                <w:szCs w:val="16"/>
-              </w:rPr>
-              <w:t xml:space="preserve">financial</w:t>
+              <w:t xml:space="preserve">15  </w:t>
+            </w:r>
+            <w:r>
+              <w:rPr>
+                <w:sz w:val="16"/>
+                <w:szCs w:val="16"/>
+              </w:rPr>
+              <w:t xml:space="preserve">external</w:t>
             </w:r>
           </w:p>
         </w:tc>
@@ -1789,14 +1647,14 @@
                 <w:sz w:val="16"/>
                 <w:szCs w:val="16"/>
               </w:rPr>
-              <w:t xml:space="preserve">18  </w:t>
-            </w:r>
-            <w:r>
-              <w:rPr>
-                <w:sz w:val="16"/>
-                <w:szCs w:val="16"/>
-              </w:rPr>
-              <w:t xml:space="preserve">external</w:t>
+              <w:t xml:space="preserve">16  </w:t>
+            </w:r>
+            <w:r>
+              <w:rPr>
+                <w:sz w:val="16"/>
+                <w:szCs w:val="16"/>
+              </w:rPr>
+              <w:t xml:space="preserve">302</w:t>
             </w:r>
           </w:p>
         </w:tc>
@@ -1831,7 +1689,7 @@
                 <w:sz w:val="16"/>
                 <w:szCs w:val="16"/>
               </w:rPr>
-              <w:t xml:space="preserve">802</w:t>
+              <w:t xml:space="preserve">controls</w:t>
             </w:r>
           </w:p>
         </w:tc>
@@ -1857,14 +1715,14 @@
                 <w:sz w:val="16"/>
                 <w:szCs w:val="16"/>
               </w:rPr>
-              <w:t xml:space="preserve">19  </w:t>
-            </w:r>
-            <w:r>
-              <w:rPr>
-                <w:sz w:val="16"/>
-                <w:szCs w:val="16"/>
-              </w:rPr>
-              <w:t xml:space="preserve">attest</w:t>
+              <w:t xml:space="preserve">17  </w:t>
+            </w:r>
+            <w:r>
+              <w:rPr>
+                <w:sz w:val="16"/>
+                <w:szCs w:val="16"/>
+              </w:rPr>
+              <w:t xml:space="preserve">802</w:t>
             </w:r>
           </w:p>
         </w:tc>
@@ -1899,7 +1757,7 @@
                 <w:sz w:val="16"/>
                 <w:szCs w:val="16"/>
               </w:rPr>
-              <w:t xml:space="preserve">candidates</w:t>
+              <w:t xml:space="preserve">criminal</w:t>
             </w:r>
           </w:p>
         </w:tc>
@@ -1915,160 +1773,14 @@
           </w:tcPr>
           <w:p>
             <w:pPr>
-              <w:spacing w:before="12" w:after="12"/>
-            </w:pPr>
-            <w:r>
-              <w:rPr>
-                <w:b/>
-                <w:bCs/>
-                <w:color w:val="8186EF"/>
-                <w:sz w:val="16"/>
-                <w:szCs w:val="16"/>
-              </w:rPr>
-              <w:t xml:space="preserve">20  </w:t>
-            </w:r>
-            <w:r>
-              <w:rPr>
-                <w:sz w:val="16"/>
-                <w:szCs w:val="16"/>
-              </w:rPr>
-              <w:t xml:space="preserve">statute</w:t>
-            </w:r>
-          </w:p>
-        </w:tc>
-      </w:tr>
-      <w:tr>
-        <w:tc>
-          <w:tcPr>
-            <w:tcW w:type="pct" w:w="2500"/>
-            <w:tcMar>
-              <w:top w:type="dxa" w:w="20"/>
-              <w:left w:type="dxa" w:w="80"/>
-              <w:bottom w:type="dxa" w:w="20"/>
-              <w:right w:type="dxa" w:w="80"/>
-            </w:tcMar>
-          </w:tcPr>
-          <w:p>
-            <w:pPr>
-              <w:spacing w:before="12" w:after="12"/>
-            </w:pPr>
-            <w:r>
-              <w:rPr>
-                <w:b/>
-                <w:bCs/>
-                <w:color w:val="8186EF"/>
-                <w:sz w:val="16"/>
-                <w:szCs w:val="16"/>
-              </w:rPr>
-              <w:t xml:space="preserve">10  </w:t>
-            </w:r>
-            <w:r>
-              <w:rPr>
-                <w:sz w:val="16"/>
-                <w:szCs w:val="16"/>
-              </w:rPr>
-              <w:t xml:space="preserve">certification</w:t>
-            </w:r>
-          </w:p>
-        </w:tc>
-        <w:tc>
-          <w:tcPr>
-            <w:tcW w:type="pct" w:w="2500"/>
-            <w:tcMar>
-              <w:top w:type="dxa" w:w="20"/>
-              <w:left w:type="dxa" w:w="80"/>
-              <w:bottom w:type="dxa" w:w="20"/>
-              <w:right w:type="dxa" w:w="80"/>
-            </w:tcMar>
-          </w:tcPr>
-          <w:p>
-            <w:pPr>
-              <w:spacing w:before="12" w:after="12"/>
-            </w:pPr>
-            <w:r>
-              <w:rPr>
-                <w:b/>
-                <w:bCs/>
-                <w:color w:val="8186EF"/>
-                <w:sz w:val="16"/>
-                <w:szCs w:val="16"/>
-              </w:rPr>
-              <w:t xml:space="preserve">21  </w:t>
-            </w:r>
-            <w:r>
-              <w:rPr>
-                <w:sz w:val="16"/>
-                <w:szCs w:val="16"/>
-              </w:rPr>
-              <w:t xml:space="preserve">302</w:t>
-            </w:r>
-          </w:p>
-        </w:tc>
-      </w:tr>
-      <w:tr>
-        <w:tc>
-          <w:tcPr>
-            <w:tcW w:type="pct" w:w="2500"/>
-            <w:tcMar>
-              <w:top w:type="dxa" w:w="20"/>
-              <w:left w:type="dxa" w:w="80"/>
-              <w:bottom w:type="dxa" w:w="20"/>
-              <w:right w:type="dxa" w:w="80"/>
-            </w:tcMar>
-          </w:tcPr>
-          <w:p>
-            <w:pPr>
-              <w:spacing w:before="12" w:after="12"/>
-            </w:pPr>
-            <w:r>
-              <w:rPr>
-                <w:b/>
-                <w:bCs/>
-                <w:color w:val="8186EF"/>
-                <w:sz w:val="16"/>
-                <w:szCs w:val="16"/>
-              </w:rPr>
-              <w:t xml:space="preserve">11  </w:t>
-            </w:r>
-            <w:r>
-              <w:rPr>
-                <w:sz w:val="16"/>
-                <w:szCs w:val="16"/>
-              </w:rPr>
-              <w:t xml:space="preserve">controls</w:t>
-            </w:r>
-          </w:p>
-        </w:tc>
-        <w:tc>
-          <w:tcPr>
-            <w:tcW w:type="pct" w:w="2500"/>
-            <w:tcMar>
-              <w:top w:type="dxa" w:w="20"/>
-              <w:left w:type="dxa" w:w="80"/>
-              <w:bottom w:type="dxa" w:w="20"/>
-              <w:right w:type="dxa" w:w="80"/>
-            </w:tcMar>
-          </w:tcPr>
-          <w:p>
-            <w:pPr>
-              <w:spacing w:before="12" w:after="12"/>
-            </w:pPr>
-            <w:r>
-              <w:rPr>
-                <w:b/>
-                <w:bCs/>
-                <w:color w:val="8186EF"/>
-                <w:sz w:val="16"/>
-                <w:szCs w:val="16"/>
-              </w:rPr>
-              <w:t xml:space="preserve">22  </w:t>
-            </w:r>
-            <w:r>
-              <w:rPr>
-                <w:sz w:val="16"/>
-                <w:szCs w:val="16"/>
-              </w:rPr>
-              <w:t xml:space="preserve">802</w:t>
+              <w:spacing w:before="24" w:after="24"/>
+            </w:pPr>
+            <w:r>
+              <w:rPr>
+                <w:sz w:val="16"/>
+                <w:szCs w:val="16"/>
+              </w:rPr>
+              <w:t xml:space="preserve"/>
             </w:r>
           </w:p>
         </w:tc>
@@ -2111,7 +1823,7 @@
           <w:sz w:val="15"/>
           <w:szCs w:val="15"/>
         </w:rPr>
-        <w:t xml:space="preserve">Section 302 and Section 906 both require the CEO and CFO to certify, and candidates often ask why there are two. Section 302 is the civil certification about the content of the report and the controls behind it. Section 906 is the criminal one, carrying up to twenty years for a willful violation. Section 404 has two halves that are often confused. Part (a) requires management to assess internal control over financial reporting each year. Part (b) requires the external auditor to attest to it, and that half does not apply to every company. The statute, Section 802 says five years. The SEC's own rule and the PCAOB's standard then require seven. Both numbers are correct in their place, and a question may test either. Say five if asked about the Act, and seven if asked about the SEC or PCAOB requirement.</w:t>
+        <w:t xml:space="preserve">The Sarbanes-Oxley Act of 2002 followed a run of accounting failures. Section 302 and Section 906 both require the CEO and CFO to certify, and candidates often ask why there are two. Section 302 is the civil certification about the content of the report and the controls behind it. Section 906 is the criminal one, carrying up to twenty years for a willful violation. Section 404 has two halves that are often confused. Part (a) requires management to assess internal control over financial reporting each year. Part (b) requires the external auditor to attest to it, and that half does not apply to every company. The statute, Section 802 says five years. The SEC's own rule and the PCAOB's standard then require seven. Both numbers are correct in their place, and a question may test either. Say five if asked about the Act, and seven if asked about the SEC or PCAOB requirement.</w:t>
       </w:r>
     </w:p>
     <w:p>
@@ -3456,505 +3168,6 @@
       </w:tr>
     </w:tbl>
     <w:p/>
-    <w:tbl>
-      <w:tblPr>
-        <w:tblW w:type="pct" w:w="100%"/>
-        <w:tblLayout w:type="fixed"/>
-        <w:tblBorders>
-          <w:top w:val="single" w:color="353A7C" w:sz="6"/>
-          <w:left w:val="single" w:color="353A7C" w:sz="6"/>
-          <w:bottom w:val="single" w:color="353A7C" w:sz="6"/>
-          <w:right w:val="single" w:color="353A7C" w:sz="6"/>
-          <w:insideH w:val="single" w:color="353A7C" w:sz="6"/>
-          <w:insideV w:val="single" w:color="353A7C" w:sz="6"/>
-        </w:tblBorders>
-      </w:tblPr>
-      <w:tblGrid>
-        <w:gridCol w:w="1619"/>
-        <w:gridCol w:w="3757"/>
-        <w:gridCol w:w="4224"/>
-      </w:tblGrid>
-      <w:tr>
-        <w:tc>
-          <w:tcPr>
-            <w:tcW w:type="pct" w:w="5000"/>
-            <w:gridSpan w:val="3"/>
-            <w:shd w:fill="353A7C" w:val="clear"/>
-            <w:tcMar>
-              <w:top w:type="dxa" w:w="60"/>
-              <w:left w:type="dxa" w:w="120"/>
-              <w:bottom w:type="dxa" w:w="60"/>
-              <w:right w:type="dxa" w:w="120"/>
-            </w:tcMar>
-          </w:tcPr>
-          <w:p>
-            <w:pPr>
-              <w:spacing w:before="40" w:after="40"/>
-            </w:pPr>
-            <w:r>
-              <w:rPr>
-                <w:b/>
-                <w:bCs/>
-                <w:color w:val="FFFFFF"/>
-                <w:sz w:val="17"/>
-                <w:szCs w:val="17"/>
-              </w:rPr>
-              <w:t xml:space="preserve">What the PCAOB does</w:t>
-            </w:r>
-          </w:p>
-        </w:tc>
-      </w:tr>
-      <w:tr>
-        <w:tc>
-          <w:tcPr>
-            <w:tcW w:type="pct" w:w="843"/>
-            <w:shd w:fill="353A7C" w:val="clear"/>
-            <w:tcMar>
-              <w:top w:type="dxa" w:w="50"/>
-              <w:left w:type="dxa" w:w="110"/>
-              <w:bottom w:type="dxa" w:w="50"/>
-              <w:right w:type="dxa" w:w="110"/>
-            </w:tcMar>
-          </w:tcPr>
-          <w:p>
-            <w:pPr>
-              <w:spacing w:before="30" w:after="30"/>
-            </w:pPr>
-            <w:r>
-              <w:rPr>
-                <w:b/>
-                <w:bCs/>
-                <w:color w:val="FFFFFF"/>
-                <w:sz w:val="15"/>
-                <w:szCs w:val="15"/>
-              </w:rPr>
-              <w:t xml:space="preserve">PCAOB role (E.1.q)</w:t>
-            </w:r>
-          </w:p>
-        </w:tc>
-        <w:tc>
-          <w:tcPr>
-            <w:tcW w:type="pct" w:w="1957"/>
-            <w:shd w:fill="353A7C" w:val="clear"/>
-            <w:tcMar>
-              <w:top w:type="dxa" w:w="50"/>
-              <w:left w:type="dxa" w:w="110"/>
-              <w:bottom w:type="dxa" w:w="50"/>
-              <w:right w:type="dxa" w:w="110"/>
-            </w:tcMar>
-          </w:tcPr>
-          <w:p>
-            <w:pPr>
-              <w:spacing w:before="30" w:after="30"/>
-            </w:pPr>
-            <w:r>
-              <w:rPr>
-                <w:b/>
-                <w:bCs/>
-                <w:color w:val="FFFFFF"/>
-                <w:sz w:val="15"/>
-                <w:szCs w:val="15"/>
-              </w:rPr>
-              <w:t xml:space="preserve">What it does</w:t>
-            </w:r>
-          </w:p>
-        </w:tc>
-        <w:tc>
-          <w:tcPr>
-            <w:tcW w:type="pct" w:w="2200"/>
-            <w:shd w:fill="353A7C" w:val="clear"/>
-            <w:tcMar>
-              <w:top w:type="dxa" w:w="50"/>
-              <w:left w:type="dxa" w:w="110"/>
-              <w:bottom w:type="dxa" w:w="50"/>
-              <w:right w:type="dxa" w:w="110"/>
-            </w:tcMar>
-          </w:tcPr>
-          <w:p>
-            <w:pPr>
-              <w:spacing w:before="30" w:after="30"/>
-            </w:pPr>
-            <w:r>
-              <w:rPr>
-                <w:b/>
-                <w:bCs/>
-                <w:color w:val="FFFFFF"/>
-                <w:sz w:val="15"/>
-                <w:szCs w:val="15"/>
-              </w:rPr>
-              <w:t xml:space="preserve">Why it matters</w:t>
-            </w:r>
-          </w:p>
-        </w:tc>
-      </w:tr>
-      <w:tr>
-        <w:tc>
-          <w:tcPr>
-            <w:tcW w:type="pct" w:w="843"/>
-            <w:tcMar>
-              <w:top w:type="dxa" w:w="50"/>
-              <w:left w:type="dxa" w:w="110"/>
-              <w:bottom w:type="dxa" w:w="50"/>
-              <w:right w:type="dxa" w:w="110"/>
-            </w:tcMar>
-          </w:tcPr>
-          <w:p>
-            <w:pPr>
-              <w:spacing w:before="28" w:after="28"/>
-            </w:pPr>
-            <w:r>
-              <w:rPr>
-                <w:sz w:val="15"/>
-                <w:szCs w:val="15"/>
-              </w:rPr>
-              <w:t xml:space="preserve">Registration</w:t>
-            </w:r>
-          </w:p>
-        </w:tc>
-        <w:tc>
-          <w:tcPr>
-            <w:tcW w:type="pct" w:w="1957"/>
-            <w:shd w:fill="FFFFFF" w:val="clear"/>
-            <w:tcMar>
-              <w:top w:type="dxa" w:w="50"/>
-              <w:left w:type="dxa" w:w="110"/>
-              <w:bottom w:type="dxa" w:w="50"/>
-              <w:right w:type="dxa" w:w="110"/>
-            </w:tcMar>
-          </w:tcPr>
-          <w:p>
-            <w:pPr>
-              <w:spacing w:before="46" w:after="46"/>
-            </w:pPr>
-            <w:r>
-              <w:rPr>
-                <w:b/>
-                <w:bCs/>
-                <w:color w:val="8186EF"/>
-                <w:sz w:val="14"/>
-                <w:szCs w:val="14"/>
-              </w:rPr>
-              <w:t xml:space="preserve">(3)</w:t>
-            </w:r>
-          </w:p>
-        </w:tc>
-        <w:tc>
-          <w:tcPr>
-            <w:tcW w:type="pct" w:w="2200"/>
-            <w:tcMar>
-              <w:top w:type="dxa" w:w="50"/>
-              <w:left w:type="dxa" w:w="110"/>
-              <w:bottom w:type="dxa" w:w="50"/>
-              <w:right w:type="dxa" w:w="110"/>
-            </w:tcMar>
-          </w:tcPr>
-          <w:p>
-            <w:pPr>
-              <w:spacing w:before="28" w:after="28"/>
-            </w:pPr>
-            <w:r>
-              <w:rPr>
-                <w:sz w:val="15"/>
-                <w:szCs w:val="15"/>
-              </w:rPr>
-              <w:t xml:space="preserve">No registration, no audit of a public company</w:t>
-            </w:r>
-          </w:p>
-        </w:tc>
-      </w:tr>
-      <w:tr>
-        <w:tc>
-          <w:tcPr>
-            <w:tcW w:type="pct" w:w="843"/>
-            <w:shd w:fill="FBFAF6" w:val="clear"/>
-            <w:tcMar>
-              <w:top w:type="dxa" w:w="50"/>
-              <w:left w:type="dxa" w:w="110"/>
-              <w:bottom w:type="dxa" w:w="50"/>
-              <w:right w:type="dxa" w:w="110"/>
-            </w:tcMar>
-          </w:tcPr>
-          <w:p>
-            <w:pPr>
-              <w:spacing w:before="28" w:after="28"/>
-            </w:pPr>
-            <w:r>
-              <w:rPr>
-                <w:sz w:val="15"/>
-                <w:szCs w:val="15"/>
-              </w:rPr>
-              <w:t xml:space="preserve">Standard setting</w:t>
-            </w:r>
-          </w:p>
-        </w:tc>
-        <w:tc>
-          <w:tcPr>
-            <w:tcW w:type="pct" w:w="1957"/>
-            <w:shd w:fill="FFFFFF" w:val="clear"/>
-            <w:tcMar>
-              <w:top w:type="dxa" w:w="50"/>
-              <w:left w:type="dxa" w:w="110"/>
-              <w:bottom w:type="dxa" w:w="50"/>
-              <w:right w:type="dxa" w:w="110"/>
-            </w:tcMar>
-          </w:tcPr>
-          <w:p>
-            <w:pPr>
-              <w:spacing w:before="46" w:after="46"/>
-            </w:pPr>
-            <w:r>
-              <w:rPr>
-                <w:b/>
-                <w:bCs/>
-                <w:color w:val="8186EF"/>
-                <w:sz w:val="14"/>
-                <w:szCs w:val="14"/>
-              </w:rPr>
-              <w:t xml:space="preserve">(4)</w:t>
-            </w:r>
-          </w:p>
-        </w:tc>
-        <w:tc>
-          <w:tcPr>
-            <w:tcW w:type="pct" w:w="2200"/>
-            <w:shd w:fill="FBFAF6" w:val="clear"/>
-            <w:tcMar>
-              <w:top w:type="dxa" w:w="50"/>
-              <w:left w:type="dxa" w:w="110"/>
-              <w:bottom w:type="dxa" w:w="50"/>
-              <w:right w:type="dxa" w:w="110"/>
-            </w:tcMar>
-          </w:tcPr>
-          <w:p>
-            <w:pPr>
-              <w:spacing w:before="28" w:after="28"/>
-            </w:pPr>
-            <w:r>
-              <w:rPr>
-                <w:sz w:val="15"/>
-                <w:szCs w:val="15"/>
-              </w:rPr>
-              <w:t xml:space="preserve">AS 2201 governs the audit of internal control</w:t>
-            </w:r>
-          </w:p>
-        </w:tc>
-      </w:tr>
-      <w:tr>
-        <w:tc>
-          <w:tcPr>
-            <w:tcW w:type="pct" w:w="843"/>
-            <w:tcMar>
-              <w:top w:type="dxa" w:w="50"/>
-              <w:left w:type="dxa" w:w="110"/>
-              <w:bottom w:type="dxa" w:w="50"/>
-              <w:right w:type="dxa" w:w="110"/>
-            </w:tcMar>
-          </w:tcPr>
-          <w:p>
-            <w:pPr>
-              <w:spacing w:before="28" w:after="28"/>
-            </w:pPr>
-            <w:r>
-              <w:rPr>
-                <w:sz w:val="15"/>
-                <w:szCs w:val="15"/>
-              </w:rPr>
-              <w:t xml:space="preserve">Inspection</w:t>
-            </w:r>
-          </w:p>
-        </w:tc>
-        <w:tc>
-          <w:tcPr>
-            <w:tcW w:type="pct" w:w="1957"/>
-            <w:shd w:fill="FFFFFF" w:val="clear"/>
-            <w:tcMar>
-              <w:top w:type="dxa" w:w="50"/>
-              <w:left w:type="dxa" w:w="110"/>
-              <w:bottom w:type="dxa" w:w="50"/>
-              <w:right w:type="dxa" w:w="110"/>
-            </w:tcMar>
-          </w:tcPr>
-          <w:p>
-            <w:pPr>
-              <w:spacing w:before="46" w:after="46"/>
-            </w:pPr>
-            <w:r>
-              <w:rPr>
-                <w:b/>
-                <w:bCs/>
-                <w:color w:val="8186EF"/>
-                <w:sz w:val="14"/>
-                <w:szCs w:val="14"/>
-              </w:rPr>
-              <w:t xml:space="preserve">(5)</w:t>
-            </w:r>
-          </w:p>
-        </w:tc>
-        <w:tc>
-          <w:tcPr>
-            <w:tcW w:type="pct" w:w="2200"/>
-            <w:tcMar>
-              <w:top w:type="dxa" w:w="50"/>
-              <w:left w:type="dxa" w:w="110"/>
-              <w:bottom w:type="dxa" w:w="50"/>
-              <w:right w:type="dxa" w:w="110"/>
-            </w:tcMar>
-          </w:tcPr>
-          <w:p>
-            <w:pPr>
-              <w:spacing w:before="28" w:after="28"/>
-            </w:pPr>
-            <w:r>
-              <w:rPr>
-                <w:sz w:val="15"/>
-                <w:szCs w:val="15"/>
-              </w:rPr>
-              <w:t xml:space="preserve">Findings drive firm-wide remediation</w:t>
-            </w:r>
-          </w:p>
-        </w:tc>
-      </w:tr>
-      <w:tr>
-        <w:tc>
-          <w:tcPr>
-            <w:tcW w:type="pct" w:w="843"/>
-            <w:shd w:fill="FBFAF6" w:val="clear"/>
-            <w:tcMar>
-              <w:top w:type="dxa" w:w="50"/>
-              <w:left w:type="dxa" w:w="110"/>
-              <w:bottom w:type="dxa" w:w="50"/>
-              <w:right w:type="dxa" w:w="110"/>
-            </w:tcMar>
-          </w:tcPr>
-          <w:p>
-            <w:pPr>
-              <w:spacing w:before="28" w:after="28"/>
-            </w:pPr>
-            <w:r>
-              <w:rPr>
-                <w:sz w:val="15"/>
-                <w:szCs w:val="15"/>
-              </w:rPr>
-              <w:t xml:space="preserve">Enforcement</w:t>
-            </w:r>
-          </w:p>
-        </w:tc>
-        <w:tc>
-          <w:tcPr>
-            <w:tcW w:type="pct" w:w="1957"/>
-            <w:shd w:fill="FBFAF6" w:val="clear"/>
-            <w:tcMar>
-              <w:top w:type="dxa" w:w="50"/>
-              <w:left w:type="dxa" w:w="110"/>
-              <w:bottom w:type="dxa" w:w="50"/>
-              <w:right w:type="dxa" w:w="110"/>
-            </w:tcMar>
-          </w:tcPr>
-          <w:p>
-            <w:pPr>
-              <w:spacing w:before="28" w:after="28"/>
-            </w:pPr>
-            <w:r>
-              <w:rPr>
-                <w:sz w:val="15"/>
-                <w:szCs w:val="15"/>
-              </w:rPr>
-              <w:t xml:space="preserve">Investigates and disciplines firms and individuals</w:t>
-            </w:r>
-          </w:p>
-        </w:tc>
-        <w:tc>
-          <w:tcPr>
-            <w:tcW w:type="pct" w:w="2200"/>
-            <w:shd w:fill="FFFFFF" w:val="clear"/>
-            <w:tcMar>
-              <w:top w:type="dxa" w:w="50"/>
-              <w:left w:type="dxa" w:w="110"/>
-              <w:bottom w:type="dxa" w:w="50"/>
-              <w:right w:type="dxa" w:w="110"/>
-            </w:tcMar>
-          </w:tcPr>
-          <w:p>
-            <w:pPr>
-              <w:spacing w:before="46" w:after="46"/>
-            </w:pPr>
-            <w:r>
-              <w:rPr>
-                <w:b/>
-                <w:bCs/>
-                <w:color w:val="8186EF"/>
-                <w:sz w:val="14"/>
-                <w:szCs w:val="14"/>
-              </w:rPr>
-              <w:t xml:space="preserve">(6)</w:t>
-            </w:r>
-          </w:p>
-        </w:tc>
-      </w:tr>
-    </w:tbl>
-    <w:p/>
-    <w:tbl>
-      <w:tblPr>
-        <w:tblW w:type="pct" w:w="100%"/>
-        <w:tblLayout w:type="fixed"/>
-        <w:tblBorders>
-          <w:top w:val="single" w:color="FBFAF6" w:sz="4"/>
-          <w:left w:val="single" w:color="FBFAF6" w:sz="4"/>
-          <w:bottom w:val="single" w:color="FBFAF6" w:sz="4"/>
-          <w:right w:val="single" w:color="FBFAF6" w:sz="4"/>
-          <w:insideH w:val="single" w:color="FBFAF6" w:sz="4"/>
-          <w:insideV w:val="single" w:color="FBFAF6" w:sz="4"/>
-        </w:tblBorders>
-      </w:tblPr>
-      <w:tblGrid>
-        <w:gridCol w:w="9600"/>
-      </w:tblGrid>
-      <w:tr>
-        <w:tc>
-          <w:tcPr>
-            <w:tcW w:type="pct" w:w="5000"/>
-            <w:shd w:fill="FBFAF6" w:val="clear"/>
-            <w:tcMar>
-              <w:top w:type="dxa" w:w="40"/>
-              <w:left w:type="dxa" w:w="100"/>
-              <w:bottom w:type="dxa" w:w="40"/>
-              <w:right w:type="dxa" w:w="100"/>
-            </w:tcMar>
-          </w:tcPr>
-          <w:p>
-            <w:pPr>
-              <w:spacing w:before="18" w:after="6"/>
-            </w:pPr>
-            <w:r>
-              <w:rPr>
-                <w:b/>
-                <w:bCs/>
-                <w:color w:val="6B7280"/>
-                <w:sz w:val="14"/>
-                <w:szCs w:val="14"/>
-              </w:rPr>
-              <w:t xml:space="preserve">word list</w:t>
-            </w:r>
-          </w:p>
-          <w:p>
-            <w:pPr>
-              <w:spacing w:before="0" w:after="18"/>
-            </w:pPr>
-            <w:r>
-              <w:rPr>
-                <w:b/>
-                <w:bCs/>
-                <w:color w:val="353A7C"/>
-                <w:sz w:val="16"/>
-                <w:szCs w:val="16"/>
-              </w:rPr>
-              <w:t xml:space="preserve">AS 2201 governs the audit of internal control   ·   Audit firms of issuers must register with the PCAOB   ·   Issues auditing standards, subject to SEC approval   ·   Inspects registered firms' audit work   ·   Sanctions up to barring an auditor</w:t>
-            </w:r>
-          </w:p>
-        </w:tc>
-      </w:tr>
-    </w:tbl>
-    <w:p/>
     <w:p>
       <w:pPr>
         <w:spacing w:before="44" w:after="14"/>
@@ -3975,7 +3188,7 @@
           <w:sz w:val="16"/>
           <w:szCs w:val="16"/>
         </w:rPr>
-        <w:t xml:space="preserve">      gaps 7–15</w:t>
+        <w:t xml:space="preserve">      gaps 3–11</w:t>
       </w:r>
     </w:p>
     <w:p>
@@ -3998,7 +3211,7 @@
           <w:sz w:val="15"/>
           <w:szCs w:val="15"/>
         </w:rPr>
-        <w:t xml:space="preserve"> (7) </w:t>
+        <w:t xml:space="preserve"> (3) </w:t>
       </w:r>
       <w:r>
         <w:rPr>
@@ -4030,7 +3243,7 @@
           <w:sz w:val="15"/>
           <w:szCs w:val="15"/>
         </w:rPr>
-        <w:t xml:space="preserve"> (8) </w:t>
+        <w:t xml:space="preserve"> (4) </w:t>
       </w:r>
       <w:r>
         <w:rPr>
@@ -4069,7 +3282,7 @@
           <w:sz w:val="15"/>
           <w:szCs w:val="15"/>
         </w:rPr>
-        <w:t xml:space="preserve"> (9) </w:t>
+        <w:t xml:space="preserve"> (5) </w:t>
       </w:r>
       <w:r>
         <w:rPr>
@@ -4108,7 +3321,7 @@
           <w:sz w:val="15"/>
           <w:szCs w:val="15"/>
         </w:rPr>
-        <w:t xml:space="preserve"> (10) </w:t>
+        <w:t xml:space="preserve"> (6) </w:t>
       </w:r>
       <w:r>
         <w:rPr>
@@ -4147,7 +3360,7 @@
           <w:sz w:val="15"/>
           <w:szCs w:val="15"/>
         </w:rPr>
-        <w:t xml:space="preserve"> (11) </w:t>
+        <w:t xml:space="preserve"> (7) </w:t>
       </w:r>
       <w:r>
         <w:rPr>
@@ -4179,7 +3392,7 @@
           <w:sz w:val="15"/>
           <w:szCs w:val="15"/>
         </w:rPr>
-        <w:t xml:space="preserve"> (12) </w:t>
+        <w:t xml:space="preserve"> (8) </w:t>
       </w:r>
       <w:r>
         <w:rPr>
@@ -4218,7 +3431,7 @@
           <w:sz w:val="15"/>
           <w:szCs w:val="15"/>
         </w:rPr>
-        <w:t xml:space="preserve"> (13) </w:t>
+        <w:t xml:space="preserve"> (9) </w:t>
       </w:r>
       <w:r>
         <w:rPr>
@@ -4250,7 +3463,7 @@
           <w:sz w:val="15"/>
           <w:szCs w:val="15"/>
         </w:rPr>
-        <w:t xml:space="preserve"> (14) </w:t>
+        <w:t xml:space="preserve"> (10) </w:t>
       </w:r>
       <w:r>
         <w:rPr>
@@ -4289,7 +3502,7 @@
           <w:sz w:val="15"/>
           <w:szCs w:val="15"/>
         </w:rPr>
-        <w:t xml:space="preserve"> (15) </w:t>
+        <w:t xml:space="preserve"> (11) </w:t>
       </w:r>
       <w:r>
         <w:rPr>
@@ -4376,7 +3589,7 @@
                 <w:sz w:val="16"/>
                 <w:szCs w:val="16"/>
               </w:rPr>
-              <w:t xml:space="preserve">governing   ·   candidates   ·   content   ·   arrangement   ·   attestation   ·   renumbered   ·   signals   ·   second   ·   financial   ·   guides</w:t>
+              <w:t xml:space="preserve">financial   ·   attestation   ·   signals   ·   governing   ·   content   ·   candidates   ·   because   ·   guides   ·   second   ·   renumbered</w:t>
             </w:r>
           </w:p>
         </w:tc>
@@ -4385,18 +3598,6 @@
     <w:p/>
     <w:p>
       <w:pPr>
-        <w:pageBreakBefore w:val="true"/>
-        <w:spacing w:after="0"/>
-      </w:pPr>
-      <w:r>
-        <w:rPr>
-          <w:sz w:val="2"/>
-        </w:rPr>
-        <w:t xml:space="preserve"> </w:t>
-      </w:r>
-    </w:p>
-    <w:p>
-      <w:pPr>
         <w:spacing w:before="44" w:after="10"/>
       </w:pPr>
       <w:r>
@@ -4420,7 +3621,7 @@
           <w:sz w:val="15"/>
           <w:szCs w:val="15"/>
         </w:rPr>
-        <w:t xml:space="preserve">Each term sits against what it means.</w:t>
+        <w:t xml:space="preserve">Each term sits against what it means, and an instance of it.</w:t>
       </w:r>
     </w:p>
     <w:p>
@@ -4431,7 +3632,7 @@
       <w:r>
         <w:drawing>
           <wp:inline distT="0" distB="0" distL="0" distR="0">
-            <wp:extent cx="5734050" cy="2278525"/>
+            <wp:extent cx="5734050" cy="2776475"/>
             <wp:effectExtent t="0" r="0" b="0" l="0"/>
             <wp:docPr id="1" name="" descr="" title=""/>
             <wp:cNvGraphicFramePr>
@@ -4447,7 +3648,7 @@
                     </pic:cNvPicPr>
                   </pic:nvPicPr>
                   <pic:blipFill>
-                    <a:blip r:embed="rId104" cstate="none"/>
+                    <a:blip r:embed="rId103" cstate="none"/>
                     <a:srcRect/>
                     <a:stretch>
                       <a:fillRect/>
@@ -4456,7 +3657,7 @@
                   <pic:spPr bwMode="auto">
                     <a:xfrm>
                       <a:off x="0" y="0"/>
-                      <a:ext cx="5734050" cy="2278525"/>
+                      <a:ext cx="5734050" cy="2776475"/>
                     </a:xfrm>
                     <a:prstGeom prst="rect">
                       <a:avLst/>
@@ -4859,14 +4060,14 @@
                 <w:sz w:val="16"/>
                 <w:szCs w:val="16"/>
               </w:rPr>
-              <w:t xml:space="preserve">10  </w:t>
-            </w:r>
-            <w:r>
-              <w:rPr>
-                <w:sz w:val="16"/>
-                <w:szCs w:val="16"/>
-              </w:rPr>
-              <w:t xml:space="preserve">renumbered</w:t>
+              <w:t xml:space="preserve">8  </w:t>
+            </w:r>
+            <w:r>
+              <w:rPr>
+                <w:sz w:val="16"/>
+                <w:szCs w:val="16"/>
+              </w:rPr>
+              <w:t xml:space="preserve">signals</w:t>
             </w:r>
           </w:p>
         </w:tc>
@@ -4927,14 +4128,14 @@
                 <w:sz w:val="16"/>
                 <w:szCs w:val="16"/>
               </w:rPr>
-              <w:t xml:space="preserve">11  </w:t>
-            </w:r>
-            <w:r>
-              <w:rPr>
-                <w:sz w:val="16"/>
-                <w:szCs w:val="16"/>
-              </w:rPr>
-              <w:t xml:space="preserve">content</w:t>
+              <w:t xml:space="preserve">9  </w:t>
+            </w:r>
+            <w:r>
+              <w:rPr>
+                <w:sz w:val="16"/>
+                <w:szCs w:val="16"/>
+              </w:rPr>
+              <w:t xml:space="preserve">second</w:t>
             </w:r>
           </w:p>
         </w:tc>
@@ -4969,7 +4170,7 @@
                 <w:sz w:val="16"/>
                 <w:szCs w:val="16"/>
               </w:rPr>
-              <w:t xml:space="preserve">Audit firms of issuers must register with the PCAOB</w:t>
+              <w:t xml:space="preserve">governing</w:t>
             </w:r>
           </w:p>
         </w:tc>
@@ -4995,14 +4196,14 @@
                 <w:sz w:val="16"/>
                 <w:szCs w:val="16"/>
               </w:rPr>
-              <w:t xml:space="preserve">12  </w:t>
-            </w:r>
-            <w:r>
-              <w:rPr>
-                <w:sz w:val="16"/>
-                <w:szCs w:val="16"/>
-              </w:rPr>
-              <w:t xml:space="preserve">signals</w:t>
+              <w:t xml:space="preserve">10  </w:t>
+            </w:r>
+            <w:r>
+              <w:rPr>
+                <w:sz w:val="16"/>
+                <w:szCs w:val="16"/>
+              </w:rPr>
+              <w:t xml:space="preserve">candidates</w:t>
             </w:r>
           </w:p>
         </w:tc>
@@ -5037,7 +4238,7 @@
                 <w:sz w:val="16"/>
                 <w:szCs w:val="16"/>
               </w:rPr>
-              <w:t xml:space="preserve">Issues auditing standards, subject to SEC approval</w:t>
+              <w:t xml:space="preserve">financial</w:t>
             </w:r>
           </w:p>
         </w:tc>
@@ -5063,14 +4264,14 @@
                 <w:sz w:val="16"/>
                 <w:szCs w:val="16"/>
               </w:rPr>
-              <w:t xml:space="preserve">13  </w:t>
-            </w:r>
-            <w:r>
-              <w:rPr>
-                <w:sz w:val="16"/>
-                <w:szCs w:val="16"/>
-              </w:rPr>
-              <w:t xml:space="preserve">second</w:t>
+              <w:t xml:space="preserve">11  </w:t>
+            </w:r>
+            <w:r>
+              <w:rPr>
+                <w:sz w:val="16"/>
+                <w:szCs w:val="16"/>
+              </w:rPr>
+              <w:t xml:space="preserve">attestation</w:t>
             </w:r>
           </w:p>
         </w:tc>
@@ -5105,7 +4306,7 @@
                 <w:sz w:val="16"/>
                 <w:szCs w:val="16"/>
               </w:rPr>
-              <w:t xml:space="preserve">Inspects registered firms' audit work</w:t>
+              <w:t xml:space="preserve">guides</w:t>
             </w:r>
           </w:p>
         </w:tc>
@@ -5131,14 +4332,14 @@
                 <w:sz w:val="16"/>
                 <w:szCs w:val="16"/>
               </w:rPr>
-              <w:t xml:space="preserve">14  </w:t>
-            </w:r>
-            <w:r>
-              <w:rPr>
-                <w:sz w:val="16"/>
-                <w:szCs w:val="16"/>
-              </w:rPr>
-              <w:t xml:space="preserve">candidates</w:t>
+              <w:t xml:space="preserve">12  </w:t>
+            </w:r>
+            <w:r>
+              <w:rPr>
+                <w:sz w:val="16"/>
+                <w:szCs w:val="16"/>
+              </w:rPr>
+              <w:t xml:space="preserve">Registration</w:t>
             </w:r>
           </w:p>
         </w:tc>
@@ -5173,7 +4374,7 @@
                 <w:sz w:val="16"/>
                 <w:szCs w:val="16"/>
               </w:rPr>
-              <w:t xml:space="preserve">Sanctions up to barring an auditor</w:t>
+              <w:t xml:space="preserve">renumbered</w:t>
             </w:r>
           </w:p>
         </w:tc>
@@ -5199,14 +4400,14 @@
                 <w:sz w:val="16"/>
                 <w:szCs w:val="16"/>
               </w:rPr>
-              <w:t xml:space="preserve">15  </w:t>
-            </w:r>
-            <w:r>
-              <w:rPr>
-                <w:sz w:val="16"/>
-                <w:szCs w:val="16"/>
-              </w:rPr>
-              <w:t xml:space="preserve">attestation</w:t>
+              <w:t xml:space="preserve">13  </w:t>
+            </w:r>
+            <w:r>
+              <w:rPr>
+                <w:sz w:val="16"/>
+                <w:szCs w:val="16"/>
+              </w:rPr>
+              <w:t xml:space="preserve">Inspection</w:t>
             </w:r>
           </w:p>
         </w:tc>
@@ -5241,143 +4442,7 @@
                 <w:sz w:val="16"/>
                 <w:szCs w:val="16"/>
               </w:rPr>
-              <w:t xml:space="preserve">governing</w:t>
-            </w:r>
-          </w:p>
-        </w:tc>
-        <w:tc>
-          <w:tcPr>
-            <w:tcW w:type="pct" w:w="2500"/>
-            <w:tcMar>
-              <w:top w:type="dxa" w:w="20"/>
-              <w:left w:type="dxa" w:w="80"/>
-              <w:bottom w:type="dxa" w:w="20"/>
-              <w:right w:type="dxa" w:w="80"/>
-            </w:tcMar>
-          </w:tcPr>
-          <w:p>
-            <w:pPr>
-              <w:spacing w:before="12" w:after="12"/>
-            </w:pPr>
-            <w:r>
-              <w:rPr>
-                <w:b/>
-                <w:bCs/>
-                <w:color w:val="8186EF"/>
-                <w:sz w:val="16"/>
-                <w:szCs w:val="16"/>
-              </w:rPr>
-              <w:t xml:space="preserve">16  </w:t>
-            </w:r>
-            <w:r>
-              <w:rPr>
-                <w:sz w:val="16"/>
-                <w:szCs w:val="16"/>
-              </w:rPr>
-              <w:t xml:space="preserve">Registration</w:t>
-            </w:r>
-          </w:p>
-        </w:tc>
-      </w:tr>
-      <w:tr>
-        <w:tc>
-          <w:tcPr>
-            <w:tcW w:type="pct" w:w="2500"/>
-            <w:tcMar>
-              <w:top w:type="dxa" w:w="20"/>
-              <w:left w:type="dxa" w:w="80"/>
-              <w:bottom w:type="dxa" w:w="20"/>
-              <w:right w:type="dxa" w:w="80"/>
-            </w:tcMar>
-          </w:tcPr>
-          <w:p>
-            <w:pPr>
-              <w:spacing w:before="12" w:after="12"/>
-            </w:pPr>
-            <w:r>
-              <w:rPr>
-                <w:b/>
-                <w:bCs/>
-                <w:color w:val="8186EF"/>
-                <w:sz w:val="16"/>
-                <w:szCs w:val="16"/>
-              </w:rPr>
-              <w:t xml:space="preserve">8  </w:t>
-            </w:r>
-            <w:r>
-              <w:rPr>
-                <w:sz w:val="16"/>
-                <w:szCs w:val="16"/>
-              </w:rPr>
-              <w:t xml:space="preserve">financial</w:t>
-            </w:r>
-          </w:p>
-        </w:tc>
-        <w:tc>
-          <w:tcPr>
-            <w:tcW w:type="pct" w:w="2500"/>
-            <w:tcMar>
-              <w:top w:type="dxa" w:w="20"/>
-              <w:left w:type="dxa" w:w="80"/>
-              <w:bottom w:type="dxa" w:w="20"/>
-              <w:right w:type="dxa" w:w="80"/>
-            </w:tcMar>
-          </w:tcPr>
-          <w:p>
-            <w:pPr>
-              <w:spacing w:before="12" w:after="12"/>
-            </w:pPr>
-            <w:r>
-              <w:rPr>
-                <w:b/>
-                <w:bCs/>
-                <w:color w:val="8186EF"/>
-                <w:sz w:val="16"/>
-                <w:szCs w:val="16"/>
-              </w:rPr>
-              <w:t xml:space="preserve">17  </w:t>
-            </w:r>
-            <w:r>
-              <w:rPr>
-                <w:sz w:val="16"/>
-                <w:szCs w:val="16"/>
-              </w:rPr>
-              <w:t xml:space="preserve">Inspection</w:t>
-            </w:r>
-          </w:p>
-        </w:tc>
-      </w:tr>
-      <w:tr>
-        <w:tc>
-          <w:tcPr>
-            <w:tcW w:type="pct" w:w="2500"/>
-            <w:tcMar>
-              <w:top w:type="dxa" w:w="20"/>
-              <w:left w:type="dxa" w:w="80"/>
-              <w:bottom w:type="dxa" w:w="20"/>
-              <w:right w:type="dxa" w:w="80"/>
-            </w:tcMar>
-          </w:tcPr>
-          <w:p>
-            <w:pPr>
-              <w:spacing w:before="12" w:after="12"/>
-            </w:pPr>
-            <w:r>
-              <w:rPr>
-                <w:b/>
-                <w:bCs/>
-                <w:color w:val="8186EF"/>
-                <w:sz w:val="16"/>
-                <w:szCs w:val="16"/>
-              </w:rPr>
-              <w:t xml:space="preserve">9  </w:t>
-            </w:r>
-            <w:r>
-              <w:rPr>
-                <w:sz w:val="16"/>
-                <w:szCs w:val="16"/>
-              </w:rPr>
-              <w:t xml:space="preserve">guides</w:t>
+              <w:t xml:space="preserve">content</w:t>
             </w:r>
           </w:p>
         </w:tc>
@@ -5729,7 +4794,14 @@
           <w:sz w:val="19"/>
           <w:szCs w:val="19"/>
         </w:rPr>
-        <w:t xml:space="preserve">The auditor starts at the financial </w:t>
+        <w:t xml:space="preserve">The auditor starts at the financial statements and the risk of material misstatement. </w:t>
+      </w:r>
+      <w:r>
+        <w:rPr>
+          <w:sz w:val="19"/>
+          <w:szCs w:val="19"/>
+        </w:rPr>
+        <w:t xml:space="preserve">From there the path runs to entity-level controls, then to </w:t>
       </w:r>
       <w:r>
         <w:rPr>
@@ -5747,7 +4819,7 @@
           <w:sz w:val="19"/>
           <w:szCs w:val="19"/>
         </w:rPr>
-        <w:t xml:space="preserve">            </w:t>
+        <w:t xml:space="preserve">             </w:t>
       </w:r>
       <w:r>
         <w:rPr>
@@ -5761,7 +4833,7 @@
           <w:sz w:val="19"/>
           <w:szCs w:val="19"/>
         </w:rPr>
-        <w:t xml:space="preserve"> and the risk of </w:t>
+        <w:t xml:space="preserve"> accounts and their </w:t>
       </w:r>
       <w:r>
         <w:rPr>
@@ -5779,7 +4851,7 @@
           <w:sz w:val="19"/>
           <w:szCs w:val="19"/>
         </w:rPr>
-        <w:t xml:space="preserve">           </w:t>
+        <w:t xml:space="preserve">            </w:t>
       </w:r>
       <w:r>
         <w:rPr>
@@ -5793,14 +4865,21 @@
           <w:sz w:val="19"/>
           <w:szCs w:val="19"/>
         </w:rPr>
-        <w:t xml:space="preserve"> misstatement. </w:t>
-      </w:r>
-      <w:r>
-        <w:rPr>
-          <w:sz w:val="19"/>
-          <w:szCs w:val="19"/>
-        </w:rPr>
-        <w:t xml:space="preserve">From there the path runs to </w:t>
+        <w:t xml:space="preserve">, then to the likely sources of misstatement. </w:t>
+      </w:r>
+      <w:r>
+        <w:rPr>
+          <w:sz w:val="19"/>
+          <w:szCs w:val="19"/>
+        </w:rPr>
+        <w:t xml:space="preserve">Only then are the controls selected. </w:t>
+      </w:r>
+      <w:r>
+        <w:rPr>
+          <w:sz w:val="19"/>
+          <w:szCs w:val="19"/>
+        </w:rPr>
+        <w:t xml:space="preserve">A bottom-up approach does the </w:t>
       </w:r>
       <w:r>
         <w:rPr>
@@ -5818,7 +4897,7 @@
           <w:sz w:val="19"/>
           <w:szCs w:val="19"/>
         </w:rPr>
-        <w:t xml:space="preserve">              </w:t>
+        <w:t xml:space="preserve">           </w:t>
       </w:r>
       <w:r>
         <w:rPr>
@@ -5832,7 +4911,14 @@
           <w:sz w:val="19"/>
           <w:szCs w:val="19"/>
         </w:rPr>
-        <w:t xml:space="preserve"> controls, then to </w:t>
+        <w:t xml:space="preserve">. </w:t>
+      </w:r>
+      <w:r>
+        <w:rPr>
+          <w:sz w:val="19"/>
+          <w:szCs w:val="19"/>
+        </w:rPr>
+        <w:t xml:space="preserve">It starts with a list of controls and tests them, hoping that the </w:t>
       </w:r>
       <w:r>
         <w:rPr>
@@ -5850,7 +4936,7 @@
           <w:sz w:val="19"/>
           <w:szCs w:val="19"/>
         </w:rPr>
-        <w:t xml:space="preserve">             </w:t>
+        <w:t xml:space="preserve">           </w:t>
       </w:r>
       <w:r>
         <w:rPr>
@@ -5864,21 +4950,7 @@
           <w:sz w:val="19"/>
           <w:szCs w:val="19"/>
         </w:rPr>
-        <w:t xml:space="preserve"> accounts and their assertions, then to the likely sources of misstatement. </w:t>
-      </w:r>
-      <w:r>
-        <w:rPr>
-          <w:sz w:val="19"/>
-          <w:szCs w:val="19"/>
-        </w:rPr>
-        <w:t xml:space="preserve">Only then are the controls selected. </w:t>
-      </w:r>
-      <w:r>
-        <w:rPr>
-          <w:sz w:val="19"/>
-          <w:szCs w:val="19"/>
-        </w:rPr>
-        <w:t xml:space="preserve">A bottom-up approach does the </w:t>
+        <w:t xml:space="preserve"> turns out to be </w:t>
       </w:r>
       <w:r>
         <w:rPr>
@@ -5917,7 +4989,7 @@
           <w:sz w:val="19"/>
           <w:szCs w:val="19"/>
         </w:rPr>
-        <w:t xml:space="preserve">It starts with a list of controls and tests them, hoping that the </w:t>
+        <w:t xml:space="preserve">The </w:t>
       </w:r>
       <w:r>
         <w:rPr>
@@ -5935,7 +5007,7 @@
           <w:sz w:val="19"/>
           <w:szCs w:val="19"/>
         </w:rPr>
-        <w:t xml:space="preserve">           </w:t>
+        <w:t xml:space="preserve">            </w:t>
       </w:r>
       <w:r>
         <w:rPr>
@@ -5949,7 +5021,7 @@
           <w:sz w:val="19"/>
           <w:szCs w:val="19"/>
         </w:rPr>
-        <w:t xml:space="preserve"> turns out to be </w:t>
+        <w:t xml:space="preserve"> is not merely </w:t>
       </w:r>
       <w:r>
         <w:rPr>
@@ -5967,7 +5039,7 @@
           <w:sz w:val="19"/>
           <w:szCs w:val="19"/>
         </w:rPr>
-        <w:t xml:space="preserve">           </w:t>
+        <w:t xml:space="preserve">            </w:t>
       </w:r>
       <w:r>
         <w:rPr>
@@ -5981,14 +5053,21 @@
           <w:sz w:val="19"/>
           <w:szCs w:val="19"/>
         </w:rPr>
-        <w:t xml:space="preserve">. </w:t>
-      </w:r>
-      <w:r>
-        <w:rPr>
-          <w:sz w:val="19"/>
-          <w:szCs w:val="19"/>
-        </w:rPr>
-        <w:t xml:space="preserve">The </w:t>
+        <w:t xml:space="preserve">, though a top-down audit does cost less. </w:t>
+      </w:r>
+      <w:r>
+        <w:rPr>
+          <w:sz w:val="19"/>
+          <w:szCs w:val="19"/>
+        </w:rPr>
+        <w:t xml:space="preserve">It is about evidence. </w:t>
+      </w:r>
+      <w:r>
+        <w:rPr>
+          <w:sz w:val="19"/>
+          <w:szCs w:val="19"/>
+        </w:rPr>
+        <w:t xml:space="preserve">A bottom-up audit can test a hundred controls and still miss the one that matters, because nothing in the method </w:t>
       </w:r>
       <w:r>
         <w:rPr>
@@ -6006,7 +5085,7 @@
           <w:sz w:val="19"/>
           <w:szCs w:val="19"/>
         </w:rPr>
-        <w:t xml:space="preserve">            </w:t>
+        <w:t xml:space="preserve">           </w:t>
       </w:r>
       <w:r>
         <w:rPr>
@@ -6020,21 +5099,7 @@
           <w:sz w:val="19"/>
           <w:szCs w:val="19"/>
         </w:rPr>
-        <w:t xml:space="preserve"> is not merely efficiency, though a top-down audit does cost less. </w:t>
-      </w:r>
-      <w:r>
-        <w:rPr>
-          <w:sz w:val="19"/>
-          <w:szCs w:val="19"/>
-        </w:rPr>
-        <w:t xml:space="preserve">It is about evidence. </w:t>
-      </w:r>
-      <w:r>
-        <w:rPr>
-          <w:sz w:val="19"/>
-          <w:szCs w:val="19"/>
-        </w:rPr>
-        <w:t xml:space="preserve">A bottom-up audit can test a hundred controls and still miss the one that matters, because nothing in the method connects the testing to the risk. </w:t>
+        <w:t xml:space="preserve"> the testing to the risk. </w:t>
       </w:r>
     </w:p>
     <w:tbl>
@@ -6092,7 +5157,7 @@
                 <w:sz w:val="16"/>
                 <w:szCs w:val="16"/>
               </w:rPr>
-              <w:t xml:space="preserve">requires   ·   difference   ·   statements   ·   select   ·   material   ·   opposite   ·   coverage   ·   significant   ·   preferred   ·   nothing   ·   PCAOB's   ·   adequate   ·   entity-level</w:t>
+              <w:t xml:space="preserve">requires   ·   connects   ·   significant   ·   select   ·   assertions   ·   adequate   ·   difference   ·   coverage   ·   preferred   ·   nothing   ·   PCAOB's   ·   efficiency   ·   opposite</w:t>
             </w:r>
           </w:p>
         </w:tc>
@@ -6113,9 +5178,9 @@
         </w:tblBorders>
       </w:tblPr>
       <w:tblGrid>
-        <w:gridCol w:w="1960"/>
+        <w:gridCol w:w="1775"/>
         <w:gridCol w:w="4224"/>
-        <w:gridCol w:w="3416"/>
+        <w:gridCol w:w="3601"/>
       </w:tblGrid>
       <w:tr>
         <w:tc>
@@ -6150,7 +5215,7 @@
       <w:tr>
         <w:tc>
           <w:tcPr>
-            <w:tcW w:type="pct" w:w="1021"/>
+            <w:tcW w:type="pct" w:w="924"/>
             <w:shd w:fill="353A7C" w:val="clear"/>
             <w:tcMar>
               <w:top w:type="dxa" w:w="50"/>
@@ -6204,7 +5269,7 @@
         </w:tc>
         <w:tc>
           <w:tcPr>
-            <w:tcW w:type="pct" w:w="1779"/>
+            <w:tcW w:type="pct" w:w="1876"/>
             <w:shd w:fill="353A7C" w:val="clear"/>
             <w:tcMar>
               <w:top w:type="dxa" w:w="50"/>
@@ -6233,7 +5298,7 @@
       <w:tr>
         <w:tc>
           <w:tcPr>
-            <w:tcW w:type="pct" w:w="1021"/>
+            <w:tcW w:type="pct" w:w="924"/>
             <w:tcMar>
               <w:top w:type="dxa" w:w="50"/>
               <w:left w:type="dxa" w:w="110"/>
@@ -6279,7 +5344,7 @@
         </w:tc>
         <w:tc>
           <w:tcPr>
-            <w:tcW w:type="pct" w:w="1779"/>
+            <w:tcW w:type="pct" w:w="1876"/>
             <w:shd w:fill="FFFFFF" w:val="clear"/>
             <w:tcMar>
               <w:top w:type="dxa" w:w="50"/>
@@ -6308,7 +5373,7 @@
       <w:tr>
         <w:tc>
           <w:tcPr>
-            <w:tcW w:type="pct" w:w="1021"/>
+            <w:tcW w:type="pct" w:w="924"/>
             <w:shd w:fill="FBFAF6" w:val="clear"/>
             <w:tcMar>
               <w:top w:type="dxa" w:w="50"/>
@@ -6333,7 +5398,7 @@
         <w:tc>
           <w:tcPr>
             <w:tcW w:type="pct" w:w="2200"/>
-            <w:shd w:fill="FBFAF6" w:val="clear"/>
+            <w:shd w:fill="FFFFFF" w:val="clear"/>
             <w:tcMar>
               <w:top w:type="dxa" w:w="50"/>
               <w:left w:type="dxa" w:w="110"/>
@@ -6343,21 +5408,24 @@
           </w:tcPr>
           <w:p>
             <w:pPr>
-              <w:spacing w:before="28" w:after="28"/>
-            </w:pPr>
-            <w:r>
-              <w:rPr>
-                <w:sz w:val="15"/>
-                <w:szCs w:val="15"/>
-              </w:rPr>
-              <w:t xml:space="preserve">From risk down to the controls that address it</w:t>
-            </w:r>
-          </w:p>
-        </w:tc>
-        <w:tc>
-          <w:tcPr>
-            <w:tcW w:type="pct" w:w="1779"/>
-            <w:shd w:fill="FFFFFF" w:val="clear"/>
+              <w:spacing w:before="46" w:after="46"/>
+            </w:pPr>
+            <w:r>
+              <w:rPr>
+                <w:b/>
+                <w:bCs/>
+                <w:color w:val="8186EF"/>
+                <w:sz w:val="14"/>
+                <w:szCs w:val="14"/>
+              </w:rPr>
+              <w:t xml:space="preserve">(14)</w:t>
+            </w:r>
+          </w:p>
+        </w:tc>
+        <w:tc>
+          <w:tcPr>
+            <w:tcW w:type="pct" w:w="1876"/>
+            <w:shd w:fill="FBFAF6" w:val="clear"/>
             <w:tcMar>
               <w:top w:type="dxa" w:w="50"/>
               <w:left w:type="dxa" w:w="110"/>
@@ -6367,17 +5435,14 @@
           </w:tcPr>
           <w:p>
             <w:pPr>
-              <w:spacing w:before="46" w:after="46"/>
-            </w:pPr>
-            <w:r>
-              <w:rPr>
-                <w:b/>
-                <w:bCs/>
-                <w:color w:val="8186EF"/>
-                <w:sz w:val="14"/>
-                <w:szCs w:val="14"/>
-              </w:rPr>
-              <w:t xml:space="preserve">(14)</w:t>
+              <w:spacing w:before="28" w:after="28"/>
+            </w:pPr>
+            <w:r>
+              <w:rPr>
+                <w:sz w:val="15"/>
+                <w:szCs w:val="15"/>
+              </w:rPr>
+              <w:t xml:space="preserve">From the controls up to whatever they happen to cover</w:t>
             </w:r>
           </w:p>
         </w:tc>
@@ -6385,7 +5450,7 @@
       <w:tr>
         <w:tc>
           <w:tcPr>
-            <w:tcW w:type="pct" w:w="1021"/>
+            <w:tcW w:type="pct" w:w="924"/>
             <w:tcMar>
               <w:top w:type="dxa" w:w="50"/>
               <w:left w:type="dxa" w:w="110"/>
@@ -6409,7 +5474,6 @@
         <w:tc>
           <w:tcPr>
             <w:tcW w:type="pct" w:w="2200"/>
-            <w:shd w:fill="FFFFFF" w:val="clear"/>
             <w:tcMar>
               <w:top w:type="dxa" w:w="50"/>
               <w:left w:type="dxa" w:w="110"/>
@@ -6419,23 +5483,21 @@
           </w:tcPr>
           <w:p>
             <w:pPr>
-              <w:spacing w:before="46" w:after="46"/>
-            </w:pPr>
-            <w:r>
-              <w:rPr>
-                <w:b/>
-                <w:bCs/>
-                <w:color w:val="8186EF"/>
-                <w:sz w:val="14"/>
-                <w:szCs w:val="14"/>
-              </w:rPr>
-              <w:t xml:space="preserve">(15)</w:t>
-            </w:r>
-          </w:p>
-        </w:tc>
-        <w:tc>
-          <w:tcPr>
-            <w:tcW w:type="pct" w:w="1779"/>
+              <w:spacing w:before="28" w:after="28"/>
+            </w:pPr>
+            <w:r>
+              <w:rPr>
+                <w:sz w:val="15"/>
+                <w:szCs w:val="15"/>
+              </w:rPr>
+              <w:t xml:space="preserve">Only controls that address an identified risk</w:t>
+            </w:r>
+          </w:p>
+        </w:tc>
+        <w:tc>
+          <w:tcPr>
+            <w:tcW w:type="pct" w:w="1876"/>
+            <w:shd w:fill="FFFFFF" w:val="clear"/>
             <w:tcMar>
               <w:top w:type="dxa" w:w="50"/>
               <w:left w:type="dxa" w:w="110"/>
@@ -6445,14 +5507,17 @@
           </w:tcPr>
           <w:p>
             <w:pPr>
-              <w:spacing w:before="28" w:after="28"/>
-            </w:pPr>
-            <w:r>
-              <w:rPr>
-                <w:sz w:val="15"/>
-                <w:szCs w:val="15"/>
-              </w:rPr>
-              <w:t xml:space="preserve">Potentially every control in the company</w:t>
+              <w:spacing w:before="46" w:after="46"/>
+            </w:pPr>
+            <w:r>
+              <w:rPr>
+                <w:b/>
+                <w:bCs/>
+                <w:color w:val="8186EF"/>
+                <w:sz w:val="14"/>
+                <w:szCs w:val="14"/>
+              </w:rPr>
+              <w:t xml:space="preserve">(15)</w:t>
             </w:r>
           </w:p>
         </w:tc>
@@ -6460,7 +5525,7 @@
       <w:tr>
         <w:tc>
           <w:tcPr>
-            <w:tcW w:type="pct" w:w="1021"/>
+            <w:tcW w:type="pct" w:w="924"/>
             <w:shd w:fill="FBFAF6" w:val="clear"/>
             <w:tcMar>
               <w:top w:type="dxa" w:w="50"/>
@@ -6485,7 +5550,7 @@
         <w:tc>
           <w:tcPr>
             <w:tcW w:type="pct" w:w="2200"/>
-            <w:shd w:fill="FFFFFF" w:val="clear"/>
+            <w:shd w:fill="FBFAF6" w:val="clear"/>
             <w:tcMar>
               <w:top w:type="dxa" w:w="50"/>
               <w:left w:type="dxa" w:w="110"/>
@@ -6495,24 +5560,21 @@
           </w:tcPr>
           <w:p>
             <w:pPr>
-              <w:spacing w:before="46" w:after="46"/>
-            </w:pPr>
-            <w:r>
-              <w:rPr>
-                <w:b/>
-                <w:bCs/>
-                <w:color w:val="8186EF"/>
-                <w:sz w:val="14"/>
-                <w:szCs w:val="14"/>
-              </w:rPr>
-              <w:t xml:space="preserve">(16)</w:t>
-            </w:r>
-          </w:p>
-        </w:tc>
-        <w:tc>
-          <w:tcPr>
-            <w:tcW w:type="pct" w:w="1779"/>
-            <w:shd w:fill="FBFAF6" w:val="clear"/>
+              <w:spacing w:before="28" w:after="28"/>
+            </w:pPr>
+            <w:r>
+              <w:rPr>
+                <w:sz w:val="15"/>
+                <w:szCs w:val="15"/>
+              </w:rPr>
+              <w:t xml:space="preserve">Tested first, and may reduce testing below</w:t>
+            </w:r>
+          </w:p>
+        </w:tc>
+        <w:tc>
+          <w:tcPr>
+            <w:tcW w:type="pct" w:w="1876"/>
+            <w:shd w:fill="FFFFFF" w:val="clear"/>
             <w:tcMar>
               <w:top w:type="dxa" w:w="50"/>
               <w:left w:type="dxa" w:w="110"/>
@@ -6522,14 +5584,17 @@
           </w:tcPr>
           <w:p>
             <w:pPr>
-              <w:spacing w:before="28" w:after="28"/>
-            </w:pPr>
-            <w:r>
-              <w:rPr>
-                <w:sz w:val="15"/>
-                <w:szCs w:val="15"/>
-              </w:rPr>
-              <w:t xml:space="preserve">Often tested last or not at all</w:t>
+              <w:spacing w:before="46" w:after="46"/>
+            </w:pPr>
+            <w:r>
+              <w:rPr>
+                <w:b/>
+                <w:bCs/>
+                <w:color w:val="8186EF"/>
+                <w:sz w:val="14"/>
+                <w:szCs w:val="14"/>
+              </w:rPr>
+              <w:t xml:space="preserve">(16)</w:t>
             </w:r>
           </w:p>
         </w:tc>
@@ -6537,7 +5602,7 @@
       <w:tr>
         <w:tc>
           <w:tcPr>
-            <w:tcW w:type="pct" w:w="1021"/>
+            <w:tcW w:type="pct" w:w="924"/>
             <w:tcMar>
               <w:top w:type="dxa" w:w="50"/>
               <w:left w:type="dxa" w:w="110"/>
@@ -6561,7 +5626,6 @@
         <w:tc>
           <w:tcPr>
             <w:tcW w:type="pct" w:w="2200"/>
-            <w:shd w:fill="FFFFFF" w:val="clear"/>
             <w:tcMar>
               <w:top w:type="dxa" w:w="50"/>
               <w:left w:type="dxa" w:w="110"/>
@@ -6571,23 +5635,21 @@
           </w:tcPr>
           <w:p>
             <w:pPr>
-              <w:spacing w:before="46" w:after="46"/>
-            </w:pPr>
-            <w:r>
-              <w:rPr>
-                <w:b/>
-                <w:bCs/>
-                <w:color w:val="8186EF"/>
-                <w:sz w:val="14"/>
-                <w:szCs w:val="14"/>
-              </w:rPr>
-              <w:t xml:space="preserve">(17)</w:t>
-            </w:r>
-          </w:p>
-        </w:tc>
-        <w:tc>
-          <w:tcPr>
-            <w:tcW w:type="pct" w:w="1779"/>
+              <w:spacing w:before="28" w:after="28"/>
+            </w:pPr>
+            <w:r>
+              <w:rPr>
+                <w:sz w:val="15"/>
+                <w:szCs w:val="15"/>
+              </w:rPr>
+              <w:t xml:space="preserve">Less testing, better targeted</w:t>
+            </w:r>
+          </w:p>
+        </w:tc>
+        <w:tc>
+          <w:tcPr>
+            <w:tcW w:type="pct" w:w="1876"/>
+            <w:shd w:fill="FFFFFF" w:val="clear"/>
             <w:tcMar>
               <w:top w:type="dxa" w:w="50"/>
               <w:left w:type="dxa" w:w="110"/>
@@ -6597,14 +5659,17 @@
           </w:tcPr>
           <w:p>
             <w:pPr>
-              <w:spacing w:before="28" w:after="28"/>
-            </w:pPr>
-            <w:r>
-              <w:rPr>
-                <w:sz w:val="15"/>
-                <w:szCs w:val="15"/>
-              </w:rPr>
-              <w:t xml:space="preserve">More testing, much of it irrelevant</w:t>
+              <w:spacing w:before="46" w:after="46"/>
+            </w:pPr>
+            <w:r>
+              <w:rPr>
+                <w:b/>
+                <w:bCs/>
+                <w:color w:val="8186EF"/>
+                <w:sz w:val="14"/>
+                <w:szCs w:val="14"/>
+              </w:rPr>
+              <w:t xml:space="preserve">(17)</w:t>
             </w:r>
           </w:p>
         </w:tc>
@@ -6612,7 +5677,7 @@
       <w:tr>
         <w:tc>
           <w:tcPr>
-            <w:tcW w:type="pct" w:w="1021"/>
+            <w:tcW w:type="pct" w:w="924"/>
             <w:shd w:fill="FBFAF6" w:val="clear"/>
             <w:tcMar>
               <w:top w:type="dxa" w:w="50"/>
@@ -6660,8 +5725,8 @@
         </w:tc>
         <w:tc>
           <w:tcPr>
-            <w:tcW w:type="pct" w:w="1779"/>
-            <w:shd w:fill="FFFFFF" w:val="clear"/>
+            <w:tcW w:type="pct" w:w="1876"/>
+            <w:shd w:fill="FBFAF6" w:val="clear"/>
             <w:tcMar>
               <w:top w:type="dxa" w:w="50"/>
               <w:left w:type="dxa" w:w="110"/>
@@ -6671,17 +5736,14 @@
           </w:tcPr>
           <w:p>
             <w:pPr>
-              <w:spacing w:before="46" w:after="46"/>
-            </w:pPr>
-            <w:r>
-              <w:rPr>
-                <w:b/>
-                <w:bCs/>
-                <w:color w:val="8186EF"/>
-                <w:sz w:val="14"/>
-                <w:szCs w:val="14"/>
-              </w:rPr>
-              <w:t xml:space="preserve">(18)</w:t>
+              <w:spacing w:before="28" w:after="28"/>
+            </w:pPr>
+            <w:r>
+              <w:rPr>
+                <w:sz w:val="15"/>
+                <w:szCs w:val="15"/>
+              </w:rPr>
+              <w:t xml:space="preserve">Not the standard</w:t>
             </w:r>
           </w:p>
         </w:tc>
@@ -6743,7 +5805,7 @@
                 <w:sz w:val="16"/>
                 <w:szCs w:val="16"/>
               </w:rPr>
-              <w:t xml:space="preserve">Less testing, better targeted   ·   More testing, much of it irrelevant   ·   Only controls that address an identified risk   ·   From the controls up to whatever they happen to cover   ·   Tested first, and may reduce testing below   ·   Individual process-level controls   ·   Not the standard</w:t>
+              <w:t xml:space="preserve">From risk down to the controls that address it   ·   More testing, much of it irrelevant   ·   Potentially every control in the company   ·   Often tested last or not at all   ·   Individual process-level controls   ·   Only controls that address an identified risk</w:t>
             </w:r>
           </w:p>
         </w:tc>
@@ -7085,7 +6147,7 @@
                 <w:sz w:val="16"/>
                 <w:szCs w:val="16"/>
               </w:rPr>
-              <w:t xml:space="preserve">coverage</w:t>
+              <w:t xml:space="preserve">difference</w:t>
             </w:r>
           </w:p>
         </w:tc>
@@ -7153,7 +6215,7 @@
                 <w:sz w:val="16"/>
                 <w:szCs w:val="16"/>
               </w:rPr>
-              <w:t xml:space="preserve">adequate</w:t>
+              <w:t xml:space="preserve">efficiency</w:t>
             </w:r>
           </w:p>
         </w:tc>
@@ -7221,7 +6283,7 @@
                 <w:sz w:val="16"/>
                 <w:szCs w:val="16"/>
               </w:rPr>
-              <w:t xml:space="preserve">difference</w:t>
+              <w:t xml:space="preserve">connects</w:t>
             </w:r>
           </w:p>
         </w:tc>
@@ -7324,7 +6386,7 @@
                 <w:sz w:val="16"/>
                 <w:szCs w:val="16"/>
               </w:rPr>
-              <w:t xml:space="preserve">statements</w:t>
+              <w:t xml:space="preserve">significant</w:t>
             </w:r>
           </w:p>
         </w:tc>
@@ -7357,7 +6419,7 @@
                 <w:sz w:val="16"/>
                 <w:szCs w:val="16"/>
               </w:rPr>
-              <w:t xml:space="preserve">From the controls up to whatever they happen to cover</w:t>
+              <w:t xml:space="preserve">From risk down to the controls that address it</w:t>
             </w:r>
           </w:p>
         </w:tc>
@@ -7392,7 +6454,7 @@
                 <w:sz w:val="16"/>
                 <w:szCs w:val="16"/>
               </w:rPr>
-              <w:t xml:space="preserve">material</w:t>
+              <w:t xml:space="preserve">assertions</w:t>
             </w:r>
           </w:p>
         </w:tc>
@@ -7425,7 +6487,7 @@
                 <w:sz w:val="16"/>
                 <w:szCs w:val="16"/>
               </w:rPr>
-              <w:t xml:space="preserve">Only controls that address an identified risk</w:t>
+              <w:t xml:space="preserve">Potentially every control in the company</w:t>
             </w:r>
           </w:p>
         </w:tc>
@@ -7460,7 +6522,7 @@
                 <w:sz w:val="16"/>
                 <w:szCs w:val="16"/>
               </w:rPr>
-              <w:t xml:space="preserve">entity-level</w:t>
+              <w:t xml:space="preserve">opposite</w:t>
             </w:r>
           </w:p>
         </w:tc>
@@ -7493,7 +6555,7 @@
                 <w:sz w:val="16"/>
                 <w:szCs w:val="16"/>
               </w:rPr>
-              <w:t xml:space="preserve">Tested first, and may reduce testing below</w:t>
+              <w:t xml:space="preserve">Often tested last or not at all</w:t>
             </w:r>
           </w:p>
         </w:tc>
@@ -7528,7 +6590,7 @@
                 <w:sz w:val="16"/>
                 <w:szCs w:val="16"/>
               </w:rPr>
-              <w:t xml:space="preserve">significant</w:t>
+              <w:t xml:space="preserve">coverage</w:t>
             </w:r>
           </w:p>
         </w:tc>
@@ -7561,7 +6623,7 @@
                 <w:sz w:val="16"/>
                 <w:szCs w:val="16"/>
               </w:rPr>
-              <w:t xml:space="preserve">Less testing, better targeted</w:t>
+              <w:t xml:space="preserve">More testing, much of it irrelevant</w:t>
             </w:r>
           </w:p>
         </w:tc>
@@ -7596,7 +6658,7 @@
                 <w:sz w:val="16"/>
                 <w:szCs w:val="16"/>
               </w:rPr>
-              <w:t xml:space="preserve">opposite</w:t>
+              <w:t xml:space="preserve">adequate</w:t>
             </w:r>
           </w:p>
         </w:tc>
@@ -7612,24 +6674,14 @@
           </w:tcPr>
           <w:p>
             <w:pPr>
-              <w:spacing w:before="12" w:after="12"/>
-            </w:pPr>
-            <w:r>
-              <w:rPr>
-                <w:b/>
-                <w:bCs/>
-                <w:color w:val="8186EF"/>
-                <w:sz w:val="16"/>
-                <w:szCs w:val="16"/>
-              </w:rPr>
-              <w:t xml:space="preserve">18  </w:t>
-            </w:r>
-            <w:r>
-              <w:rPr>
-                <w:sz w:val="16"/>
-                <w:szCs w:val="16"/>
-              </w:rPr>
-              <w:t xml:space="preserve">Not the standard</w:t>
+              <w:spacing w:before="24" w:after="24"/>
+            </w:pPr>
+            <w:r>
+              <w:rPr>
+                <w:sz w:val="16"/>
+                <w:szCs w:val="16"/>
+              </w:rPr>
+              <w:t xml:space="preserve"/>
             </w:r>
           </w:p>
         </w:tc>
@@ -7824,7 +6876,7 @@
           <w:sz w:val="19"/>
           <w:szCs w:val="19"/>
         </w:rPr>
-        <w:t xml:space="preserve"> Act of 1977 has two sets of </w:t>
+        <w:t xml:space="preserve"> Act of 1977 has two sets of provisions, and only one of them is about </w:t>
       </w:r>
       <w:r>
         <w:rPr>
@@ -7842,7 +6894,7 @@
           <w:sz w:val="19"/>
           <w:szCs w:val="19"/>
         </w:rPr>
-        <w:t xml:space="preserve">            </w:t>
+        <w:t xml:space="preserve">           </w:t>
       </w:r>
       <w:r>
         <w:rPr>
@@ -7856,7 +6908,7 @@
           <w:sz w:val="19"/>
           <w:szCs w:val="19"/>
         </w:rPr>
-        <w:t xml:space="preserve">, and only one of them is about bribery. </w:t>
+        <w:t xml:space="preserve">. </w:t>
       </w:r>
     </w:p>
     <w:tbl>
@@ -7914,666 +6966,7 @@
                 <w:sz w:val="16"/>
                 <w:szCs w:val="16"/>
               </w:rPr>
-              <w:t xml:space="preserve">provisions   ·   Practices   ·   posture</w:t>
-            </w:r>
-          </w:p>
-        </w:tc>
-      </w:tr>
-    </w:tbl>
-    <w:p/>
-    <w:tbl>
-      <w:tblPr>
-        <w:tblW w:type="pct" w:w="100%"/>
-        <w:tblLayout w:type="fixed"/>
-        <w:tblBorders>
-          <w:top w:val="single" w:color="353A7C" w:sz="6"/>
-          <w:left w:val="single" w:color="353A7C" w:sz="6"/>
-          <w:bottom w:val="single" w:color="353A7C" w:sz="6"/>
-          <w:right w:val="single" w:color="353A7C" w:sz="6"/>
-          <w:insideH w:val="single" w:color="353A7C" w:sz="6"/>
-          <w:insideV w:val="single" w:color="353A7C" w:sz="6"/>
-        </w:tblBorders>
-      </w:tblPr>
-      <w:tblGrid>
-        <w:gridCol w:w="1455"/>
-        <w:gridCol w:w="4224"/>
-        <w:gridCol w:w="3921"/>
-      </w:tblGrid>
-      <w:tr>
-        <w:tc>
-          <w:tcPr>
-            <w:tcW w:type="pct" w:w="5000"/>
-            <w:gridSpan w:val="3"/>
-            <w:shd w:fill="353A7C" w:val="clear"/>
-            <w:tcMar>
-              <w:top w:type="dxa" w:w="60"/>
-              <w:left w:type="dxa" w:w="120"/>
-              <w:bottom w:type="dxa" w:w="60"/>
-              <w:right w:type="dxa" w:w="120"/>
-            </w:tcMar>
-          </w:tcPr>
-          <w:p>
-            <w:pPr>
-              <w:spacing w:before="40" w:after="40"/>
-            </w:pPr>
-            <w:r>
-              <w:rPr>
-                <w:b/>
-                <w:bCs/>
-                <w:color w:val="FFFFFF"/>
-                <w:sz w:val="17"/>
-                <w:szCs w:val="17"/>
-              </w:rPr>
-              <w:t xml:space="preserve">The two sets of FCPA provisions</w:t>
-            </w:r>
-          </w:p>
-        </w:tc>
-      </w:tr>
-      <w:tr>
-        <w:tc>
-          <w:tcPr>
-            <w:tcW w:type="pct" w:w="758"/>
-            <w:shd w:fill="353A7C" w:val="clear"/>
-            <w:tcMar>
-              <w:top w:type="dxa" w:w="50"/>
-              <w:left w:type="dxa" w:w="110"/>
-              <w:bottom w:type="dxa" w:w="50"/>
-              <w:right w:type="dxa" w:w="110"/>
-            </w:tcMar>
-          </w:tcPr>
-          <w:p>
-            <w:pPr>
-              <w:spacing w:before="30" w:after="30"/>
-            </w:pPr>
-            <w:r>
-              <w:rPr>
-                <w:b/>
-                <w:bCs/>
-                <w:color w:val="FFFFFF"/>
-                <w:sz w:val="15"/>
-                <w:szCs w:val="15"/>
-              </w:rPr>
-              <w:t xml:space="preserve">FCPA provision (E.1.t)</w:t>
-            </w:r>
-          </w:p>
-        </w:tc>
-        <w:tc>
-          <w:tcPr>
-            <w:tcW w:type="pct" w:w="2200"/>
-            <w:shd w:fill="353A7C" w:val="clear"/>
-            <w:tcMar>
-              <w:top w:type="dxa" w:w="50"/>
-              <w:left w:type="dxa" w:w="110"/>
-              <w:bottom w:type="dxa" w:w="50"/>
-              <w:right w:type="dxa" w:w="110"/>
-            </w:tcMar>
-          </w:tcPr>
-          <w:p>
-            <w:pPr>
-              <w:spacing w:before="30" w:after="30"/>
-            </w:pPr>
-            <w:r>
-              <w:rPr>
-                <w:b/>
-                <w:bCs/>
-                <w:color w:val="FFFFFF"/>
-                <w:sz w:val="15"/>
-                <w:szCs w:val="15"/>
-              </w:rPr>
-              <w:t xml:space="preserve">What it says</w:t>
-            </w:r>
-          </w:p>
-        </w:tc>
-        <w:tc>
-          <w:tcPr>
-            <w:tcW w:type="pct" w:w="2042"/>
-            <w:shd w:fill="353A7C" w:val="clear"/>
-            <w:tcMar>
-              <w:top w:type="dxa" w:w="50"/>
-              <w:left w:type="dxa" w:w="110"/>
-              <w:bottom w:type="dxa" w:w="50"/>
-              <w:right w:type="dxa" w:w="110"/>
-            </w:tcMar>
-          </w:tcPr>
-          <w:p>
-            <w:pPr>
-              <w:spacing w:before="30" w:after="30"/>
-            </w:pPr>
-            <w:r>
-              <w:rPr>
-                <w:b/>
-                <w:bCs/>
-                <w:color w:val="FFFFFF"/>
-                <w:sz w:val="15"/>
-                <w:szCs w:val="15"/>
-              </w:rPr>
-              <w:t xml:space="preserve">Who it binds</w:t>
-            </w:r>
-          </w:p>
-        </w:tc>
-      </w:tr>
-      <w:tr>
-        <w:tc>
-          <w:tcPr>
-            <w:tcW w:type="pct" w:w="758"/>
-            <w:tcMar>
-              <w:top w:type="dxa" w:w="50"/>
-              <w:left w:type="dxa" w:w="110"/>
-              <w:bottom w:type="dxa" w:w="50"/>
-              <w:right w:type="dxa" w:w="110"/>
-            </w:tcMar>
-          </w:tcPr>
-          <w:p>
-            <w:pPr>
-              <w:spacing w:before="28" w:after="28"/>
-            </w:pPr>
-            <w:r>
-              <w:rPr>
-                <w:sz w:val="15"/>
-                <w:szCs w:val="15"/>
-              </w:rPr>
-              <w:t xml:space="preserve">Anti-bribery</w:t>
-            </w:r>
-          </w:p>
-        </w:tc>
-        <w:tc>
-          <w:tcPr>
-            <w:tcW w:type="pct" w:w="2200"/>
-            <w:tcMar>
-              <w:top w:type="dxa" w:w="50"/>
-              <w:left w:type="dxa" w:w="110"/>
-              <w:bottom w:type="dxa" w:w="50"/>
-              <w:right w:type="dxa" w:w="110"/>
-            </w:tcMar>
-          </w:tcPr>
-          <w:p>
-            <w:pPr>
-              <w:spacing w:before="28" w:after="28"/>
-            </w:pPr>
-            <w:r>
-              <w:rPr>
-                <w:sz w:val="15"/>
-                <w:szCs w:val="15"/>
-              </w:rPr>
-              <w:t xml:space="preserve">Prohibits corruptly offering anything of value to a foreign official to obtain or keep business</w:t>
-            </w:r>
-          </w:p>
-        </w:tc>
-        <w:tc>
-          <w:tcPr>
-            <w:tcW w:type="pct" w:w="2042"/>
-            <w:tcMar>
-              <w:top w:type="dxa" w:w="50"/>
-              <w:left w:type="dxa" w:w="110"/>
-              <w:bottom w:type="dxa" w:w="50"/>
-              <w:right w:type="dxa" w:w="110"/>
-            </w:tcMar>
-          </w:tcPr>
-          <w:p>
-            <w:pPr>
-              <w:spacing w:before="28" w:after="28"/>
-            </w:pPr>
-            <w:r>
-              <w:rPr>
-                <w:sz w:val="15"/>
-                <w:szCs w:val="15"/>
-              </w:rPr>
-              <w:t xml:space="preserve">Issuers, domestic concerns, and others acting in U.S. </w:t>
-            </w:r>
-            <w:r>
-              <w:rPr>
-                <w:b/>
-                <w:bCs/>
-                <w:color w:val="8186EF"/>
-                <w:sz w:val="14"/>
-                <w:szCs w:val="14"/>
-              </w:rPr>
-              <w:t xml:space="preserve"> (3) </w:t>
-            </w:r>
-            <w:r>
-              <w:rPr>
-                <w:u w:val="single"/>
-                <w:sz w:val="15"/>
-                <w:szCs w:val="15"/>
-              </w:rPr>
-              <w:t xml:space="preserve">              </w:t>
-            </w:r>
-            <w:r>
-              <w:rPr>
-                <w:sz w:val="15"/>
-                <w:szCs w:val="15"/>
-              </w:rPr>
-              <w:t xml:space="preserve"> </w:t>
-            </w:r>
-            <w:r>
-              <w:rPr>
-                <w:sz w:val="15"/>
-                <w:szCs w:val="15"/>
-              </w:rPr>
-              <w:t xml:space="preserve"/>
-            </w:r>
-          </w:p>
-        </w:tc>
-      </w:tr>
-      <w:tr>
-        <w:tc>
-          <w:tcPr>
-            <w:tcW w:type="pct" w:w="758"/>
-            <w:shd w:fill="FBFAF6" w:val="clear"/>
-            <w:tcMar>
-              <w:top w:type="dxa" w:w="50"/>
-              <w:left w:type="dxa" w:w="110"/>
-              <w:bottom w:type="dxa" w:w="50"/>
-              <w:right w:type="dxa" w:w="110"/>
-            </w:tcMar>
-          </w:tcPr>
-          <w:p>
-            <w:pPr>
-              <w:spacing w:before="28" w:after="28"/>
-            </w:pPr>
-            <w:r>
-              <w:rPr>
-                <w:sz w:val="15"/>
-                <w:szCs w:val="15"/>
-              </w:rPr>
-              <w:t xml:space="preserve">Books and records</w:t>
-            </w:r>
-          </w:p>
-        </w:tc>
-        <w:tc>
-          <w:tcPr>
-            <w:tcW w:type="pct" w:w="2200"/>
-            <w:shd w:fill="FBFAF6" w:val="clear"/>
-            <w:tcMar>
-              <w:top w:type="dxa" w:w="50"/>
-              <w:left w:type="dxa" w:w="110"/>
-              <w:bottom w:type="dxa" w:w="50"/>
-              <w:right w:type="dxa" w:w="110"/>
-            </w:tcMar>
-          </w:tcPr>
-          <w:p>
-            <w:pPr>
-              <w:spacing w:before="28" w:after="28"/>
-            </w:pPr>
-            <w:r>
-              <w:rPr>
-                <w:sz w:val="15"/>
-                <w:szCs w:val="15"/>
-              </w:rPr>
-              <w:t xml:space="preserve">Keep books in reasonable detail that accurately and fairly reflect transactions and dispositions of assets</w:t>
-            </w:r>
-          </w:p>
-        </w:tc>
-        <w:tc>
-          <w:tcPr>
-            <w:tcW w:type="pct" w:w="2042"/>
-            <w:shd w:fill="FFFFFF" w:val="clear"/>
-            <w:tcMar>
-              <w:top w:type="dxa" w:w="50"/>
-              <w:left w:type="dxa" w:w="110"/>
-              <w:bottom w:type="dxa" w:w="50"/>
-              <w:right w:type="dxa" w:w="110"/>
-            </w:tcMar>
-          </w:tcPr>
-          <w:p>
-            <w:pPr>
-              <w:spacing w:before="46" w:after="46"/>
-            </w:pPr>
-            <w:r>
-              <w:rPr>
-                <w:b/>
-                <w:bCs/>
-                <w:color w:val="8186EF"/>
-                <w:sz w:val="14"/>
-                <w:szCs w:val="14"/>
-              </w:rPr>
-              <w:t xml:space="preserve">(4)</w:t>
-            </w:r>
-          </w:p>
-        </w:tc>
-      </w:tr>
-      <w:tr>
-        <w:tc>
-          <w:tcPr>
-            <w:tcW w:type="pct" w:w="758"/>
-            <w:tcMar>
-              <w:top w:type="dxa" w:w="50"/>
-              <w:left w:type="dxa" w:w="110"/>
-              <w:bottom w:type="dxa" w:w="50"/>
-              <w:right w:type="dxa" w:w="110"/>
-            </w:tcMar>
-          </w:tcPr>
-          <w:p>
-            <w:pPr>
-              <w:spacing w:before="28" w:after="28"/>
-            </w:pPr>
-            <w:r>
-              <w:rPr>
-                <w:sz w:val="15"/>
-                <w:szCs w:val="15"/>
-              </w:rPr>
-              <w:t xml:space="preserve">Internal accounting controls</w:t>
-            </w:r>
-          </w:p>
-        </w:tc>
-        <w:tc>
-          <w:tcPr>
-            <w:tcW w:type="pct" w:w="2200"/>
-            <w:tcMar>
-              <w:top w:type="dxa" w:w="50"/>
-              <w:left w:type="dxa" w:w="110"/>
-              <w:bottom w:type="dxa" w:w="50"/>
-              <w:right w:type="dxa" w:w="110"/>
-            </w:tcMar>
-          </w:tcPr>
-          <w:p>
-            <w:pPr>
-              <w:spacing w:before="28" w:after="28"/>
-            </w:pPr>
-            <w:r>
-              <w:rPr>
-                <w:sz w:val="15"/>
-                <w:szCs w:val="15"/>
-              </w:rPr>
-              <w:t xml:space="preserve">Maintain a system giving reasonable assurance over </w:t>
-            </w:r>
-            <w:r>
-              <w:rPr>
-                <w:b/>
-                <w:bCs/>
-                <w:color w:val="8186EF"/>
-                <w:sz w:val="14"/>
-                <w:szCs w:val="14"/>
-              </w:rPr>
-              <w:t xml:space="preserve"> (5) </w:t>
-            </w:r>
-            <w:r>
-              <w:rPr>
-                <w:u w:val="single"/>
-                <w:sz w:val="15"/>
-                <w:szCs w:val="15"/>
-              </w:rPr>
-              <w:t xml:space="preserve">              </w:t>
-            </w:r>
-            <w:r>
-              <w:rPr>
-                <w:sz w:val="15"/>
-                <w:szCs w:val="15"/>
-              </w:rPr>
-              <w:t xml:space="preserve"> </w:t>
-            </w:r>
-            <w:r>
-              <w:rPr>
-                <w:sz w:val="15"/>
-                <w:szCs w:val="15"/>
-              </w:rPr>
-              <w:t xml:space="preserve">, recording, access and periodic comparison</w:t>
-            </w:r>
-          </w:p>
-        </w:tc>
-        <w:tc>
-          <w:tcPr>
-            <w:tcW w:type="pct" w:w="2042"/>
-            <w:tcMar>
-              <w:top w:type="dxa" w:w="50"/>
-              <w:left w:type="dxa" w:w="110"/>
-              <w:bottom w:type="dxa" w:w="50"/>
-              <w:right w:type="dxa" w:w="110"/>
-            </w:tcMar>
-          </w:tcPr>
-          <w:p>
-            <w:pPr>
-              <w:spacing w:before="28" w:after="28"/>
-            </w:pPr>
-            <w:r>
-              <w:rPr>
-                <w:sz w:val="15"/>
-                <w:szCs w:val="15"/>
-              </w:rPr>
-              <w:t xml:space="preserve">Issuers only</w:t>
-            </w:r>
-          </w:p>
-        </w:tc>
-      </w:tr>
-      <w:tr>
-        <w:tc>
-          <w:tcPr>
-            <w:tcW w:type="pct" w:w="758"/>
-            <w:shd w:fill="FBFAF6" w:val="clear"/>
-            <w:tcMar>
-              <w:top w:type="dxa" w:w="50"/>
-              <w:left w:type="dxa" w:w="110"/>
-              <w:bottom w:type="dxa" w:w="50"/>
-              <w:right w:type="dxa" w:w="110"/>
-            </w:tcMar>
-          </w:tcPr>
-          <w:p>
-            <w:pPr>
-              <w:spacing w:before="28" w:after="28"/>
-            </w:pPr>
-            <w:r>
-              <w:rPr>
-                <w:sz w:val="15"/>
-                <w:szCs w:val="15"/>
-              </w:rPr>
-              <w:t xml:space="preserve">Exception</w:t>
-            </w:r>
-          </w:p>
-        </w:tc>
-        <w:tc>
-          <w:tcPr>
-            <w:tcW w:type="pct" w:w="2200"/>
-            <w:shd w:fill="FBFAF6" w:val="clear"/>
-            <w:tcMar>
-              <w:top w:type="dxa" w:w="50"/>
-              <w:left w:type="dxa" w:w="110"/>
-              <w:bottom w:type="dxa" w:w="50"/>
-              <w:right w:type="dxa" w:w="110"/>
-            </w:tcMar>
-          </w:tcPr>
-          <w:p>
-            <w:pPr>
-              <w:spacing w:before="28" w:after="28"/>
-            </w:pPr>
-            <w:r>
-              <w:rPr>
-                <w:sz w:val="15"/>
-                <w:szCs w:val="15"/>
-              </w:rPr>
-              <w:t xml:space="preserve"/>
-            </w:r>
-            <w:r>
-              <w:rPr>
-                <w:b/>
-                <w:bCs/>
-                <w:color w:val="8186EF"/>
-                <w:sz w:val="14"/>
-                <w:szCs w:val="14"/>
-              </w:rPr>
-              <w:t xml:space="preserve"> (6) </w:t>
-            </w:r>
-            <w:r>
-              <w:rPr>
-                <w:u w:val="single"/>
-                <w:sz w:val="15"/>
-                <w:szCs w:val="15"/>
-              </w:rPr>
-              <w:t xml:space="preserve">              </w:t>
-            </w:r>
-            <w:r>
-              <w:rPr>
-                <w:sz w:val="15"/>
-                <w:szCs w:val="15"/>
-              </w:rPr>
-              <w:t xml:space="preserve"> </w:t>
-            </w:r>
-            <w:r>
-              <w:rPr>
-                <w:sz w:val="15"/>
-                <w:szCs w:val="15"/>
-              </w:rPr>
-              <w:t xml:space="preserve"> payments for routine governmental action, such as processing a visa</w:t>
-            </w:r>
-          </w:p>
-        </w:tc>
-        <w:tc>
-          <w:tcPr>
-            <w:tcW w:type="pct" w:w="2042"/>
-            <w:shd w:fill="FBFAF6" w:val="clear"/>
-            <w:tcMar>
-              <w:top w:type="dxa" w:w="50"/>
-              <w:left w:type="dxa" w:w="110"/>
-              <w:bottom w:type="dxa" w:w="50"/>
-              <w:right w:type="dxa" w:w="110"/>
-            </w:tcMar>
-          </w:tcPr>
-          <w:p>
-            <w:pPr>
-              <w:spacing w:before="28" w:after="28"/>
-            </w:pPr>
-            <w:r>
-              <w:rPr>
-                <w:sz w:val="15"/>
-                <w:szCs w:val="15"/>
-              </w:rPr>
-              <w:t xml:space="preserve">Narrowly read</w:t>
-            </w:r>
-          </w:p>
-        </w:tc>
-      </w:tr>
-      <w:tr>
-        <w:tc>
-          <w:tcPr>
-            <w:tcW w:type="pct" w:w="758"/>
-            <w:tcMar>
-              <w:top w:type="dxa" w:w="50"/>
-              <w:left w:type="dxa" w:w="110"/>
-              <w:bottom w:type="dxa" w:w="50"/>
-              <w:right w:type="dxa" w:w="110"/>
-            </w:tcMar>
-          </w:tcPr>
-          <w:p>
-            <w:pPr>
-              <w:spacing w:before="28" w:after="28"/>
-            </w:pPr>
-            <w:r>
-              <w:rPr>
-                <w:sz w:val="15"/>
-                <w:szCs w:val="15"/>
-              </w:rPr>
-              <w:t xml:space="preserve">Defenses</w:t>
-            </w:r>
-          </w:p>
-        </w:tc>
-        <w:tc>
-          <w:tcPr>
-            <w:tcW w:type="pct" w:w="2200"/>
-            <w:tcMar>
-              <w:top w:type="dxa" w:w="50"/>
-              <w:left w:type="dxa" w:w="110"/>
-              <w:bottom w:type="dxa" w:w="50"/>
-              <w:right w:type="dxa" w:w="110"/>
-            </w:tcMar>
-          </w:tcPr>
-          <w:p>
-            <w:pPr>
-              <w:spacing w:before="28" w:after="28"/>
-            </w:pPr>
-            <w:r>
-              <w:rPr>
-                <w:sz w:val="15"/>
-                <w:szCs w:val="15"/>
-              </w:rPr>
-              <w:t xml:space="preserve">The payment was lawful under written local law; or a reasonable bona fide expenditure</w:t>
-            </w:r>
-          </w:p>
-        </w:tc>
-        <w:tc>
-          <w:tcPr>
-            <w:tcW w:type="pct" w:w="2042"/>
-            <w:shd w:fill="FFFFFF" w:val="clear"/>
-            <w:tcMar>
-              <w:top w:type="dxa" w:w="50"/>
-              <w:left w:type="dxa" w:w="110"/>
-              <w:bottom w:type="dxa" w:w="50"/>
-              <w:right w:type="dxa" w:w="110"/>
-            </w:tcMar>
-          </w:tcPr>
-          <w:p>
-            <w:pPr>
-              <w:spacing w:before="46" w:after="46"/>
-            </w:pPr>
-            <w:r>
-              <w:rPr>
-                <w:b/>
-                <w:bCs/>
-                <w:color w:val="8186EF"/>
-                <w:sz w:val="14"/>
-                <w:szCs w:val="14"/>
-              </w:rPr>
-              <w:t xml:space="preserve">(7)</w:t>
-            </w:r>
-          </w:p>
-        </w:tc>
-      </w:tr>
-    </w:tbl>
-    <w:p/>
-    <w:tbl>
-      <w:tblPr>
-        <w:tblW w:type="pct" w:w="100%"/>
-        <w:tblLayout w:type="fixed"/>
-        <w:tblBorders>
-          <w:top w:val="single" w:color="FBFAF6" w:sz="4"/>
-          <w:left w:val="single" w:color="FBFAF6" w:sz="4"/>
-          <w:bottom w:val="single" w:color="FBFAF6" w:sz="4"/>
-          <w:right w:val="single" w:color="FBFAF6" w:sz="4"/>
-          <w:insideH w:val="single" w:color="FBFAF6" w:sz="4"/>
-          <w:insideV w:val="single" w:color="FBFAF6" w:sz="4"/>
-        </w:tblBorders>
-      </w:tblPr>
-      <w:tblGrid>
-        <w:gridCol w:w="9600"/>
-      </w:tblGrid>
-      <w:tr>
-        <w:tc>
-          <w:tcPr>
-            <w:tcW w:type="pct" w:w="5000"/>
-            <w:shd w:fill="FBFAF6" w:val="clear"/>
-            <w:tcMar>
-              <w:top w:type="dxa" w:w="40"/>
-              <w:left w:type="dxa" w:w="100"/>
-              <w:bottom w:type="dxa" w:w="40"/>
-              <w:right w:type="dxa" w:w="100"/>
-            </w:tcMar>
-          </w:tcPr>
-          <w:p>
-            <w:pPr>
-              <w:spacing w:before="18" w:after="6"/>
-            </w:pPr>
-            <w:r>
-              <w:rPr>
-                <w:b/>
-                <w:bCs/>
-                <w:color w:val="6B7280"/>
-                <w:sz w:val="14"/>
-                <w:szCs w:val="14"/>
-              </w:rPr>
-              <w:t xml:space="preserve">word list</w:t>
-            </w:r>
-          </w:p>
-          <w:p>
-            <w:pPr>
-              <w:spacing w:before="0" w:after="18"/>
-            </w:pPr>
-            <w:r>
-              <w:rPr>
-                <w:b/>
-                <w:bCs/>
-                <w:color w:val="353A7C"/>
-                <w:sz w:val="16"/>
-                <w:szCs w:val="16"/>
-              </w:rPr>
-              <w:t xml:space="preserve">accelerated filer   ·   Two affirmative defenses   ·   Issuers only   ·   Facilitating   ·   territory   ·   authorization</w:t>
+              <w:t xml:space="preserve">bribery   ·   Practices   ·   assurance</w:t>
             </w:r>
           </w:p>
         </w:tc>
@@ -8600,7 +6993,7 @@
           <w:sz w:val="16"/>
           <w:szCs w:val="16"/>
         </w:rPr>
-        <w:t xml:space="preserve">      gaps 8–17</w:t>
+        <w:t xml:space="preserve">      gaps 3–12</w:t>
       </w:r>
     </w:p>
     <w:p>
@@ -8630,7 +7023,7 @@
           <w:sz w:val="15"/>
           <w:szCs w:val="15"/>
         </w:rPr>
-        <w:t xml:space="preserve"> (8) </w:t>
+        <w:t xml:space="preserve"> (3) </w:t>
       </w:r>
       <w:r>
         <w:rPr>
@@ -8662,7 +7055,7 @@
           <w:sz w:val="15"/>
           <w:szCs w:val="15"/>
         </w:rPr>
-        <w:t xml:space="preserve"> (9) </w:t>
+        <w:t xml:space="preserve"> (4) </w:t>
       </w:r>
       <w:r>
         <w:rPr>
@@ -8691,7 +7084,7 @@
           <w:sz w:val="19"/>
           <w:szCs w:val="19"/>
         </w:rPr>
-        <w:t xml:space="preserve">They also require a system of internal accounting controls giving reasonable </w:t>
+        <w:t xml:space="preserve">They also require a system of internal accounting controls giving reasonable assurance over four things: that transactions are authorized; that they are recorded so that </w:t>
       </w:r>
       <w:r>
         <w:rPr>
@@ -8701,7 +7094,7 @@
           <w:sz w:val="15"/>
           <w:szCs w:val="15"/>
         </w:rPr>
-        <w:t xml:space="preserve"> (10) </w:t>
+        <w:t xml:space="preserve"> (5) </w:t>
       </w:r>
       <w:r>
         <w:rPr>
@@ -8709,7 +7102,7 @@
           <w:sz w:val="19"/>
           <w:szCs w:val="19"/>
         </w:rPr>
-        <w:t xml:space="preserve">           </w:t>
+        <w:t xml:space="preserve">            </w:t>
       </w:r>
       <w:r>
         <w:rPr>
@@ -8723,7 +7116,7 @@
           <w:sz w:val="19"/>
           <w:szCs w:val="19"/>
         </w:rPr>
-        <w:t xml:space="preserve"> over four things: that transactions are authorized; that they are recorded so that </w:t>
+        <w:t xml:space="preserve"> can be prepared; that access to assets is authorized; and that recorded assets are </w:t>
       </w:r>
       <w:r>
         <w:rPr>
@@ -8733,7 +7126,7 @@
           <w:sz w:val="15"/>
           <w:szCs w:val="15"/>
         </w:rPr>
-        <w:t xml:space="preserve"> (11) </w:t>
+        <w:t xml:space="preserve"> (6) </w:t>
       </w:r>
       <w:r>
         <w:rPr>
@@ -8741,7 +7134,7 @@
           <w:sz w:val="19"/>
           <w:szCs w:val="19"/>
         </w:rPr>
-        <w:t xml:space="preserve">            </w:t>
+        <w:t xml:space="preserve">           </w:t>
       </w:r>
       <w:r>
         <w:rPr>
@@ -8755,7 +7148,7 @@
           <w:sz w:val="19"/>
           <w:szCs w:val="19"/>
         </w:rPr>
-        <w:t xml:space="preserve"> can be prepared; that access to assets is authorized; and that recorded assets are compared with actual assets at reasonable </w:t>
+        <w:t xml:space="preserve"> with actual assets at reasonable </w:t>
       </w:r>
       <w:r>
         <w:rPr>
@@ -8765,7 +7158,7 @@
           <w:sz w:val="15"/>
           <w:szCs w:val="15"/>
         </w:rPr>
-        <w:t xml:space="preserve"> (12) </w:t>
+        <w:t xml:space="preserve"> (7) </w:t>
       </w:r>
       <w:r>
         <w:rPr>
@@ -8804,7 +7197,7 @@
           <w:sz w:val="15"/>
           <w:szCs w:val="15"/>
         </w:rPr>
-        <w:t xml:space="preserve"> (13) </w:t>
+        <w:t xml:space="preserve"> (8) </w:t>
       </w:r>
       <w:r>
         <w:rPr>
@@ -8843,7 +7236,7 @@
           <w:sz w:val="15"/>
           <w:szCs w:val="15"/>
         </w:rPr>
-        <w:t xml:space="preserve"> (14) </w:t>
+        <w:t xml:space="preserve"> (9) </w:t>
       </w:r>
       <w:r>
         <w:rPr>
@@ -8875,7 +7268,7 @@
           <w:sz w:val="15"/>
           <w:szCs w:val="15"/>
         </w:rPr>
-        <w:t xml:space="preserve"> (15) </w:t>
+        <w:t xml:space="preserve"> (10) </w:t>
       </w:r>
       <w:r>
         <w:rPr>
@@ -8914,7 +7307,7 @@
           <w:sz w:val="15"/>
           <w:szCs w:val="15"/>
         </w:rPr>
-        <w:t xml:space="preserve"> (16) </w:t>
+        <w:t xml:space="preserve"> (11) </w:t>
       </w:r>
       <w:r>
         <w:rPr>
@@ -8946,7 +7339,7 @@
           <w:sz w:val="15"/>
           <w:szCs w:val="15"/>
         </w:rPr>
-        <w:t xml:space="preserve"> (17) </w:t>
+        <w:t xml:space="preserve"> (12) </w:t>
       </w:r>
       <w:r>
         <w:rPr>
@@ -9026,7 +7419,7 @@
                 <w:sz w:val="16"/>
                 <w:szCs w:val="16"/>
               </w:rPr>
-              <w:t xml:space="preserve">require   ·   statements   ·   reflect   ·   issuers   ·   anti-bribery   ·   intervals   ·   points   ·   accurately   ·   assurance   ·   anywhere   ·   themselves</w:t>
+              <w:t xml:space="preserve">recognised   ·   statements   ·   anti-bribery   ·   themselves   ·   accurately   ·   reflect   ·   anywhere   ·   intervals   ·   issuers   ·   points   ·   compared</w:t>
             </w:r>
           </w:p>
         </w:tc>
@@ -9082,18 +7475,6 @@
     <w:p/>
     <w:p>
       <w:pPr>
-        <w:pageBreakBefore w:val="true"/>
-        <w:spacing w:after="0"/>
-      </w:pPr>
-      <w:r>
-        <w:rPr>
-          <w:sz w:val="2"/>
-        </w:rPr>
-        <w:t xml:space="preserve"> </w:t>
-      </w:r>
-    </w:p>
-    <w:p>
-      <w:pPr>
         <w:spacing w:before="44" w:after="14"/>
       </w:pPr>
       <w:r>
@@ -9112,7 +7493,7 @@
           <w:sz w:val="16"/>
           <w:szCs w:val="16"/>
         </w:rPr>
-        <w:t xml:space="preserve">      gaps 18–26</w:t>
+        <w:t xml:space="preserve">      gaps 13–21</w:t>
       </w:r>
     </w:p>
     <w:p>
@@ -9125,7 +7506,7 @@
           <w:sz w:val="19"/>
           <w:szCs w:val="19"/>
         </w:rPr>
-        <w:t xml:space="preserve">The Act requires a system of internal </w:t>
+        <w:t xml:space="preserve">The Act </w:t>
       </w:r>
       <w:r>
         <w:rPr>
@@ -9135,7 +7516,7 @@
           <w:sz w:val="15"/>
           <w:szCs w:val="15"/>
         </w:rPr>
-        <w:t xml:space="preserve"> (18) </w:t>
+        <w:t xml:space="preserve"> (13) </w:t>
       </w:r>
       <w:r>
         <w:rPr>
@@ -9143,7 +7524,7 @@
           <w:sz w:val="19"/>
           <w:szCs w:val="19"/>
         </w:rPr>
-        <w:t xml:space="preserve">            </w:t>
+        <w:t xml:space="preserve">           </w:t>
       </w:r>
       <w:r>
         <w:rPr>
@@ -9157,7 +7538,7 @@
           <w:sz w:val="19"/>
           <w:szCs w:val="19"/>
         </w:rPr>
-        <w:t xml:space="preserve"> controls giving </w:t>
+        <w:t xml:space="preserve"> a system of internal accounting controls giving reasonable assurance over the four </w:t>
       </w:r>
       <w:r>
         <w:rPr>
@@ -9167,7 +7548,7 @@
           <w:sz w:val="15"/>
           <w:szCs w:val="15"/>
         </w:rPr>
-        <w:t xml:space="preserve"> (19) </w:t>
+        <w:t xml:space="preserve"> (14) </w:t>
       </w:r>
       <w:r>
         <w:rPr>
@@ -9175,7 +7556,7 @@
           <w:sz w:val="19"/>
           <w:szCs w:val="19"/>
         </w:rPr>
-        <w:t xml:space="preserve">            </w:t>
+        <w:t xml:space="preserve">           </w:t>
       </w:r>
       <w:r>
         <w:rPr>
@@ -9189,7 +7570,7 @@
           <w:sz w:val="19"/>
           <w:szCs w:val="19"/>
         </w:rPr>
-        <w:t xml:space="preserve"> assurance over the four matters listed above. </w:t>
+        <w:t xml:space="preserve"> listed above. </w:t>
       </w:r>
       <w:r>
         <w:rPr>
@@ -9206,7 +7587,7 @@
           <w:sz w:val="15"/>
           <w:szCs w:val="15"/>
         </w:rPr>
-        <w:t xml:space="preserve"> (20) </w:t>
+        <w:t xml:space="preserve"> (15) </w:t>
       </w:r>
       <w:r>
         <w:rPr>
@@ -9245,7 +7626,7 @@
           <w:sz w:val="15"/>
           <w:szCs w:val="15"/>
         </w:rPr>
-        <w:t xml:space="preserve"> (21) </w:t>
+        <w:t xml:space="preserve"> (16) </w:t>
       </w:r>
       <w:r>
         <w:rPr>
@@ -9284,7 +7665,7 @@
           <w:sz w:val="15"/>
           <w:szCs w:val="15"/>
         </w:rPr>
-        <w:t xml:space="preserve"> (22) </w:t>
+        <w:t xml:space="preserve"> (17) </w:t>
       </w:r>
       <w:r>
         <w:rPr>
@@ -9323,7 +7704,7 @@
           <w:sz w:val="15"/>
           <w:szCs w:val="15"/>
         </w:rPr>
-        <w:t xml:space="preserve"> (23) </w:t>
+        <w:t xml:space="preserve"> (18) </w:t>
       </w:r>
       <w:r>
         <w:rPr>
@@ -9355,7 +7736,7 @@
           <w:sz w:val="15"/>
           <w:szCs w:val="15"/>
         </w:rPr>
-        <w:t xml:space="preserve"> (24) </w:t>
+        <w:t xml:space="preserve"> (19) </w:t>
       </w:r>
       <w:r>
         <w:rPr>
@@ -9394,7 +7775,7 @@
           <w:sz w:val="15"/>
           <w:szCs w:val="15"/>
         </w:rPr>
-        <w:t xml:space="preserve"> (25) </w:t>
+        <w:t xml:space="preserve"> (20) </w:t>
       </w:r>
       <w:r>
         <w:rPr>
@@ -9426,7 +7807,7 @@
           <w:sz w:val="15"/>
           <w:szCs w:val="15"/>
         </w:rPr>
-        <w:t xml:space="preserve"> (26) </w:t>
+        <w:t xml:space="preserve"> (21) </w:t>
       </w:r>
       <w:r>
         <w:rPr>
@@ -9513,7 +7894,7 @@
                 <w:sz w:val="16"/>
                 <w:szCs w:val="16"/>
               </w:rPr>
-              <w:t xml:space="preserve">because   ·   changed   ·   Prevention   ·   reasonable   ·   Department   ·   Separately   ·   framework   ·   recognised   ·   guidelines   ·   accounting</w:t>
+              <w:t xml:space="preserve">matters   ·   recognised   ·   Separately   ·   Department   ·   guidelines   ·   requires   ·   changed   ·   framework   ·   Prevention   ·   Practices</w:t>
             </w:r>
           </w:p>
         </w:tc>
@@ -9522,6 +7903,18 @@
     <w:p/>
     <w:p>
       <w:pPr>
+        <w:pageBreakBefore w:val="true"/>
+        <w:spacing w:after="0"/>
+      </w:pPr>
+      <w:r>
+        <w:rPr>
+          <w:sz w:val="2"/>
+        </w:rPr>
+        <w:t xml:space="preserve"> </w:t>
+      </w:r>
+    </w:p>
+    <w:p>
+      <w:pPr>
         <w:spacing w:before="44" w:after="10"/>
       </w:pPr>
       <w:r>
@@ -9545,7 +7938,7 @@
           <w:sz w:val="15"/>
           <w:szCs w:val="15"/>
         </w:rPr>
-        <w:t xml:space="preserve">Each term sits against what it means.</w:t>
+        <w:t xml:space="preserve">Each term sits against what it means, and an instance of it.</w:t>
       </w:r>
     </w:p>
     <w:p>
@@ -9556,7 +7949,7 @@
       <w:r>
         <w:drawing>
           <wp:inline distT="0" distB="0" distL="0" distR="0">
-            <wp:extent cx="5734050" cy="3274450"/>
+            <wp:extent cx="5734050" cy="4202450"/>
             <wp:effectExtent t="0" r="0" b="0" l="0"/>
             <wp:docPr id="1" name="" descr="" title=""/>
             <wp:cNvGraphicFramePr>
@@ -9572,7 +7965,7 @@
                     </pic:cNvPicPr>
                   </pic:nvPicPr>
                   <pic:blipFill>
-                    <a:blip r:embed="rId105" cstate="none"/>
+                    <a:blip r:embed="rId104" cstate="none"/>
                     <a:srcRect/>
                     <a:stretch>
                       <a:fillRect/>
@@ -9581,7 +7974,7 @@
                   <pic:spPr bwMode="auto">
                     <a:xfrm>
                       <a:off x="0" y="0"/>
-                      <a:ext cx="5734050" cy="3274450"/>
+                      <a:ext cx="5734050" cy="4202450"/>
                     </a:xfrm>
                     <a:prstGeom prst="rect">
                       <a:avLst/>
@@ -9984,14 +8377,14 @@
                 <w:sz w:val="16"/>
                 <w:szCs w:val="16"/>
               </w:rPr>
-              <w:t xml:space="preserve">15  </w:t>
-            </w:r>
-            <w:r>
-              <w:rPr>
-                <w:sz w:val="16"/>
-                <w:szCs w:val="16"/>
-              </w:rPr>
-              <w:t xml:space="preserve">anti-bribery</w:t>
+              <w:t xml:space="preserve">13  </w:t>
+            </w:r>
+            <w:r>
+              <w:rPr>
+                <w:sz w:val="16"/>
+                <w:szCs w:val="16"/>
+              </w:rPr>
+              <w:t xml:space="preserve">requires</w:t>
             </w:r>
           </w:p>
         </w:tc>
@@ -10026,7 +8419,7 @@
                 <w:sz w:val="16"/>
                 <w:szCs w:val="16"/>
               </w:rPr>
-              <w:t xml:space="preserve">provisions</w:t>
+              <w:t xml:space="preserve">bribery</w:t>
             </w:r>
           </w:p>
         </w:tc>
@@ -10052,14 +8445,14 @@
                 <w:sz w:val="16"/>
                 <w:szCs w:val="16"/>
               </w:rPr>
-              <w:t xml:space="preserve">16  </w:t>
-            </w:r>
-            <w:r>
-              <w:rPr>
-                <w:sz w:val="16"/>
-                <w:szCs w:val="16"/>
-              </w:rPr>
-              <w:t xml:space="preserve">anywhere</w:t>
+              <w:t xml:space="preserve">14  </w:t>
+            </w:r>
+            <w:r>
+              <w:rPr>
+                <w:sz w:val="16"/>
+                <w:szCs w:val="16"/>
+              </w:rPr>
+              <w:t xml:space="preserve">matters</w:t>
             </w:r>
           </w:p>
         </w:tc>
@@ -10094,7 +8487,7 @@
                 <w:sz w:val="16"/>
                 <w:szCs w:val="16"/>
               </w:rPr>
-              <w:t xml:space="preserve">territory</w:t>
+              <w:t xml:space="preserve">accurately</w:t>
             </w:r>
           </w:p>
         </w:tc>
@@ -10120,14 +8513,14 @@
                 <w:sz w:val="16"/>
                 <w:szCs w:val="16"/>
               </w:rPr>
-              <w:t xml:space="preserve">17  </w:t>
-            </w:r>
-            <w:r>
-              <w:rPr>
-                <w:sz w:val="16"/>
-                <w:szCs w:val="16"/>
-              </w:rPr>
-              <w:t xml:space="preserve">themselves</w:t>
+              <w:t xml:space="preserve">15  </w:t>
+            </w:r>
+            <w:r>
+              <w:rPr>
+                <w:sz w:val="16"/>
+                <w:szCs w:val="16"/>
+              </w:rPr>
+              <w:t xml:space="preserve">framework</w:t>
             </w:r>
           </w:p>
         </w:tc>
@@ -10162,7 +8555,7 @@
                 <w:sz w:val="16"/>
                 <w:szCs w:val="16"/>
               </w:rPr>
-              <w:t xml:space="preserve">Issuers only</w:t>
+              <w:t xml:space="preserve">reflect</w:t>
             </w:r>
           </w:p>
         </w:tc>
@@ -10188,14 +8581,14 @@
                 <w:sz w:val="16"/>
                 <w:szCs w:val="16"/>
               </w:rPr>
-              <w:t xml:space="preserve">18  </w:t>
-            </w:r>
-            <w:r>
-              <w:rPr>
-                <w:sz w:val="16"/>
-                <w:szCs w:val="16"/>
-              </w:rPr>
-              <w:t xml:space="preserve">accounting</w:t>
+              <w:t xml:space="preserve">16  </w:t>
+            </w:r>
+            <w:r>
+              <w:rPr>
+                <w:sz w:val="16"/>
+                <w:szCs w:val="16"/>
+              </w:rPr>
+              <w:t xml:space="preserve">recognised</w:t>
             </w:r>
           </w:p>
         </w:tc>
@@ -10230,7 +8623,7 @@
                 <w:sz w:val="16"/>
                 <w:szCs w:val="16"/>
               </w:rPr>
-              <w:t xml:space="preserve">authorization</w:t>
+              <w:t xml:space="preserve">statements</w:t>
             </w:r>
           </w:p>
         </w:tc>
@@ -10256,14 +8649,14 @@
                 <w:sz w:val="16"/>
                 <w:szCs w:val="16"/>
               </w:rPr>
-              <w:t xml:space="preserve">19  </w:t>
-            </w:r>
-            <w:r>
-              <w:rPr>
-                <w:sz w:val="16"/>
-                <w:szCs w:val="16"/>
-              </w:rPr>
-              <w:t xml:space="preserve">reasonable</w:t>
+              <w:t xml:space="preserve">17  </w:t>
+            </w:r>
+            <w:r>
+              <w:rPr>
+                <w:sz w:val="16"/>
+                <w:szCs w:val="16"/>
+              </w:rPr>
+              <w:t xml:space="preserve">changed</w:t>
             </w:r>
           </w:p>
         </w:tc>
@@ -10298,7 +8691,7 @@
                 <w:sz w:val="16"/>
                 <w:szCs w:val="16"/>
               </w:rPr>
-              <w:t xml:space="preserve">Facilitating</w:t>
+              <w:t xml:space="preserve">compared</w:t>
             </w:r>
           </w:p>
         </w:tc>
@@ -10324,14 +8717,14 @@
                 <w:sz w:val="16"/>
                 <w:szCs w:val="16"/>
               </w:rPr>
-              <w:t xml:space="preserve">20  </w:t>
-            </w:r>
-            <w:r>
-              <w:rPr>
-                <w:sz w:val="16"/>
-                <w:szCs w:val="16"/>
-              </w:rPr>
-              <w:t xml:space="preserve">framework</w:t>
+              <w:t xml:space="preserve">18  </w:t>
+            </w:r>
+            <w:r>
+              <w:rPr>
+                <w:sz w:val="16"/>
+                <w:szCs w:val="16"/>
+              </w:rPr>
+              <w:t xml:space="preserve">Department</w:t>
             </w:r>
           </w:p>
         </w:tc>
@@ -10366,7 +8759,7 @@
                 <w:sz w:val="16"/>
                 <w:szCs w:val="16"/>
               </w:rPr>
-              <w:t xml:space="preserve">Two affirmative defenses</w:t>
+              <w:t xml:space="preserve">intervals</w:t>
             </w:r>
           </w:p>
         </w:tc>
@@ -10392,14 +8785,14 @@
                 <w:sz w:val="16"/>
                 <w:szCs w:val="16"/>
               </w:rPr>
-              <w:t xml:space="preserve">21  </w:t>
-            </w:r>
-            <w:r>
-              <w:rPr>
-                <w:sz w:val="16"/>
-                <w:szCs w:val="16"/>
-              </w:rPr>
-              <w:t xml:space="preserve">recognised</w:t>
+              <w:t xml:space="preserve">19  </w:t>
+            </w:r>
+            <w:r>
+              <w:rPr>
+                <w:sz w:val="16"/>
+                <w:szCs w:val="16"/>
+              </w:rPr>
+              <w:t xml:space="preserve">guidelines</w:t>
             </w:r>
           </w:p>
         </w:tc>
@@ -10434,7 +8827,7 @@
                 <w:sz w:val="16"/>
                 <w:szCs w:val="16"/>
               </w:rPr>
-              <w:t xml:space="preserve">accurately</w:t>
+              <w:t xml:space="preserve">points</w:t>
             </w:r>
           </w:p>
         </w:tc>
@@ -10460,14 +8853,14 @@
                 <w:sz w:val="16"/>
                 <w:szCs w:val="16"/>
               </w:rPr>
-              <w:t xml:space="preserve">22  </w:t>
-            </w:r>
-            <w:r>
-              <w:rPr>
-                <w:sz w:val="16"/>
-                <w:szCs w:val="16"/>
-              </w:rPr>
-              <w:t xml:space="preserve">changed</w:t>
+              <w:t xml:space="preserve">20  </w:t>
+            </w:r>
+            <w:r>
+              <w:rPr>
+                <w:sz w:val="16"/>
+                <w:szCs w:val="16"/>
+              </w:rPr>
+              <w:t xml:space="preserve">Separately</w:t>
             </w:r>
           </w:p>
         </w:tc>
@@ -10502,7 +8895,7 @@
                 <w:sz w:val="16"/>
                 <w:szCs w:val="16"/>
               </w:rPr>
-              <w:t xml:space="preserve">reflect</w:t>
+              <w:t xml:space="preserve">issuers</w:t>
             </w:r>
           </w:p>
         </w:tc>
@@ -10528,14 +8921,14 @@
                 <w:sz w:val="16"/>
                 <w:szCs w:val="16"/>
               </w:rPr>
-              <w:t xml:space="preserve">23  </w:t>
-            </w:r>
-            <w:r>
-              <w:rPr>
-                <w:sz w:val="16"/>
-                <w:szCs w:val="16"/>
-              </w:rPr>
-              <w:t xml:space="preserve">Department</w:t>
+              <w:t xml:space="preserve">21  </w:t>
+            </w:r>
+            <w:r>
+              <w:rPr>
+                <w:sz w:val="16"/>
+                <w:szCs w:val="16"/>
+              </w:rPr>
+              <w:t xml:space="preserve">Prevention</w:t>
             </w:r>
           </w:p>
         </w:tc>
@@ -10570,7 +8963,7 @@
                 <w:sz w:val="16"/>
                 <w:szCs w:val="16"/>
               </w:rPr>
-              <w:t xml:space="preserve">assurance</w:t>
+              <w:t xml:space="preserve">anti-bribery</w:t>
             </w:r>
           </w:p>
         </w:tc>
@@ -10596,14 +8989,14 @@
                 <w:sz w:val="16"/>
                 <w:szCs w:val="16"/>
               </w:rPr>
-              <w:t xml:space="preserve">24  </w:t>
-            </w:r>
-            <w:r>
-              <w:rPr>
-                <w:sz w:val="16"/>
-                <w:szCs w:val="16"/>
-              </w:rPr>
-              <w:t xml:space="preserve">guidelines</w:t>
+              <w:t xml:space="preserve">22  </w:t>
+            </w:r>
+            <w:r>
+              <w:rPr>
+                <w:sz w:val="16"/>
+                <w:szCs w:val="16"/>
+              </w:rPr>
+              <w:t xml:space="preserve">Exception</w:t>
             </w:r>
           </w:p>
         </w:tc>
@@ -10638,7 +9031,7 @@
                 <w:sz w:val="16"/>
                 <w:szCs w:val="16"/>
               </w:rPr>
-              <w:t xml:space="preserve">statements</w:t>
+              <w:t xml:space="preserve">anywhere</w:t>
             </w:r>
           </w:p>
         </w:tc>
@@ -10664,14 +9057,14 @@
                 <w:sz w:val="16"/>
                 <w:szCs w:val="16"/>
               </w:rPr>
-              <w:t xml:space="preserve">25  </w:t>
-            </w:r>
-            <w:r>
-              <w:rPr>
-                <w:sz w:val="16"/>
-                <w:szCs w:val="16"/>
-              </w:rPr>
-              <w:t xml:space="preserve">Separately</w:t>
+              <w:t xml:space="preserve">23  </w:t>
+            </w:r>
+            <w:r>
+              <w:rPr>
+                <w:sz w:val="16"/>
+                <w:szCs w:val="16"/>
+              </w:rPr>
+              <w:t xml:space="preserve">Defenses</w:t>
             </w:r>
           </w:p>
         </w:tc>
@@ -10706,7 +9099,7 @@
                 <w:sz w:val="16"/>
                 <w:szCs w:val="16"/>
               </w:rPr>
-              <w:t xml:space="preserve">intervals</w:t>
+              <w:t xml:space="preserve">themselves</w:t>
             </w:r>
           </w:p>
         </w:tc>
@@ -10722,160 +9115,14 @@
           </w:tcPr>
           <w:p>
             <w:pPr>
-              <w:spacing w:before="12" w:after="12"/>
-            </w:pPr>
-            <w:r>
-              <w:rPr>
-                <w:b/>
-                <w:bCs/>
-                <w:color w:val="8186EF"/>
-                <w:sz w:val="16"/>
-                <w:szCs w:val="16"/>
-              </w:rPr>
-              <w:t xml:space="preserve">26  </w:t>
-            </w:r>
-            <w:r>
-              <w:rPr>
-                <w:sz w:val="16"/>
-                <w:szCs w:val="16"/>
-              </w:rPr>
-              <w:t xml:space="preserve">Prevention</w:t>
-            </w:r>
-          </w:p>
-        </w:tc>
-      </w:tr>
-      <w:tr>
-        <w:tc>
-          <w:tcPr>
-            <w:tcW w:type="pct" w:w="2500"/>
-            <w:tcMar>
-              <w:top w:type="dxa" w:w="20"/>
-              <w:left w:type="dxa" w:w="80"/>
-              <w:bottom w:type="dxa" w:w="20"/>
-              <w:right w:type="dxa" w:w="80"/>
-            </w:tcMar>
-          </w:tcPr>
-          <w:p>
-            <w:pPr>
-              <w:spacing w:before="12" w:after="12"/>
-            </w:pPr>
-            <w:r>
-              <w:rPr>
-                <w:b/>
-                <w:bCs/>
-                <w:color w:val="8186EF"/>
-                <w:sz w:val="16"/>
-                <w:szCs w:val="16"/>
-              </w:rPr>
-              <w:t xml:space="preserve">13  </w:t>
-            </w:r>
-            <w:r>
-              <w:rPr>
-                <w:sz w:val="16"/>
-                <w:szCs w:val="16"/>
-              </w:rPr>
-              <w:t xml:space="preserve">points</w:t>
-            </w:r>
-          </w:p>
-        </w:tc>
-        <w:tc>
-          <w:tcPr>
-            <w:tcW w:type="pct" w:w="2500"/>
-            <w:tcMar>
-              <w:top w:type="dxa" w:w="20"/>
-              <w:left w:type="dxa" w:w="80"/>
-              <w:bottom w:type="dxa" w:w="20"/>
-              <w:right w:type="dxa" w:w="80"/>
-            </w:tcMar>
-          </w:tcPr>
-          <w:p>
-            <w:pPr>
-              <w:spacing w:before="12" w:after="12"/>
-            </w:pPr>
-            <w:r>
-              <w:rPr>
-                <w:b/>
-                <w:bCs/>
-                <w:color w:val="8186EF"/>
-                <w:sz w:val="16"/>
-                <w:szCs w:val="16"/>
-              </w:rPr>
-              <w:t xml:space="preserve">27  </w:t>
-            </w:r>
-            <w:r>
-              <w:rPr>
-                <w:sz w:val="16"/>
-                <w:szCs w:val="16"/>
-              </w:rPr>
-              <w:t xml:space="preserve">Exception</w:t>
-            </w:r>
-          </w:p>
-        </w:tc>
-      </w:tr>
-      <w:tr>
-        <w:tc>
-          <w:tcPr>
-            <w:tcW w:type="pct" w:w="2500"/>
-            <w:tcMar>
-              <w:top w:type="dxa" w:w="20"/>
-              <w:left w:type="dxa" w:w="80"/>
-              <w:bottom w:type="dxa" w:w="20"/>
-              <w:right w:type="dxa" w:w="80"/>
-            </w:tcMar>
-          </w:tcPr>
-          <w:p>
-            <w:pPr>
-              <w:spacing w:before="12" w:after="12"/>
-            </w:pPr>
-            <w:r>
-              <w:rPr>
-                <w:b/>
-                <w:bCs/>
-                <w:color w:val="8186EF"/>
-                <w:sz w:val="16"/>
-                <w:szCs w:val="16"/>
-              </w:rPr>
-              <w:t xml:space="preserve">14  </w:t>
-            </w:r>
-            <w:r>
-              <w:rPr>
-                <w:sz w:val="16"/>
-                <w:szCs w:val="16"/>
-              </w:rPr>
-              <w:t xml:space="preserve">issuers</w:t>
-            </w:r>
-          </w:p>
-        </w:tc>
-        <w:tc>
-          <w:tcPr>
-            <w:tcW w:type="pct" w:w="2500"/>
-            <w:tcMar>
-              <w:top w:type="dxa" w:w="20"/>
-              <w:left w:type="dxa" w:w="80"/>
-              <w:bottom w:type="dxa" w:w="20"/>
-              <w:right w:type="dxa" w:w="80"/>
-            </w:tcMar>
-          </w:tcPr>
-          <w:p>
-            <w:pPr>
-              <w:spacing w:before="12" w:after="12"/>
-            </w:pPr>
-            <w:r>
-              <w:rPr>
-                <w:b/>
-                <w:bCs/>
-                <w:color w:val="8186EF"/>
-                <w:sz w:val="16"/>
-                <w:szCs w:val="16"/>
-              </w:rPr>
-              <w:t xml:space="preserve">28  </w:t>
-            </w:r>
-            <w:r>
-              <w:rPr>
-                <w:sz w:val="16"/>
-                <w:szCs w:val="16"/>
-              </w:rPr>
-              <w:t xml:space="preserve">Defenses</w:t>
+              <w:spacing w:before="24" w:after="24"/>
+            </w:pPr>
+            <w:r>
+              <w:rPr>
+                <w:sz w:val="16"/>
+                <w:szCs w:val="16"/>
+              </w:rPr>
+              <w:t xml:space="preserve"/>
             </w:r>
           </w:p>
         </w:tc>
@@ -11086,7 +9333,7 @@
           <w:sz w:val="19"/>
           <w:szCs w:val="19"/>
         </w:rPr>
-        <w:t xml:space="preserve">This example walks the </w:t>
+        <w:t xml:space="preserve">This example walks the top-down </w:t>
       </w:r>
       <w:r>
         <w:rPr>
@@ -11118,7 +9365,7 @@
           <w:sz w:val="19"/>
           <w:szCs w:val="19"/>
         </w:rPr>
-        <w:t xml:space="preserve"> approach through one Orontes audit and shows what a </w:t>
+        <w:t xml:space="preserve"> through one Orontes audit and shows what a bottom-up auditor would have done </w:t>
       </w:r>
       <w:r>
         <w:rPr>
@@ -11150,7 +9397,7 @@
           <w:sz w:val="19"/>
           <w:szCs w:val="19"/>
         </w:rPr>
-        <w:t xml:space="preserve"> auditor would have done instead. </w:t>
+        <w:t xml:space="preserve">. </w:t>
       </w:r>
       <w:r>
         <w:rPr>
@@ -11228,7 +9475,7 @@
           <w:sz w:val="19"/>
           <w:szCs w:val="19"/>
         </w:rPr>
-        <w:t xml:space="preserve">The auditor starts by asking where a material </w:t>
+        <w:t xml:space="preserve">The auditor starts by </w:t>
       </w:r>
       <w:r>
         <w:rPr>
@@ -11246,7 +9493,7 @@
           <w:sz w:val="19"/>
           <w:szCs w:val="19"/>
         </w:rPr>
-        <w:t xml:space="preserve">              </w:t>
+        <w:t xml:space="preserve">           </w:t>
       </w:r>
       <w:r>
         <w:rPr>
@@ -11260,7 +9507,7 @@
           <w:sz w:val="19"/>
           <w:szCs w:val="19"/>
         </w:rPr>
-        <w:t xml:space="preserve"> could appear in the Orontes </w:t>
+        <w:t xml:space="preserve"> where a material misstatement could </w:t>
       </w:r>
       <w:r>
         <w:rPr>
@@ -11278,7 +9525,7 @@
           <w:sz w:val="19"/>
           <w:szCs w:val="19"/>
         </w:rPr>
-        <w:t xml:space="preserve">            </w:t>
+        <w:t xml:space="preserve">           </w:t>
       </w:r>
       <w:r>
         <w:rPr>
@@ -11292,7 +9539,7 @@
           <w:sz w:val="19"/>
           <w:szCs w:val="19"/>
         </w:rPr>
-        <w:t xml:space="preserve">. </w:t>
+        <w:t xml:space="preserve"> in the Orontes statements. </w:t>
       </w:r>
       <w:r>
         <w:rPr>
@@ -11591,7 +9838,7 @@
                 <w:sz w:val="16"/>
                 <w:szCs w:val="16"/>
               </w:rPr>
-              <w:t xml:space="preserve">attention   ·   top-down   ·   Nothing   ·   bottom-up   ·   environment   ·   everything   ·   Revenue   ·   misstatement   ·   rather   ·   exam-core   ·   unusual   ·   valuable   ·   statements</w:t>
+              <w:t xml:space="preserve">attention   ·   approach   ·   records   ·   instead   ·   environment   ·   everything   ·   Revenue   ·   asking   ·   rather   ·   exam-core   ·   unusual   ·   valuable   ·   appear</w:t>
             </w:r>
           </w:p>
         </w:tc>
@@ -11631,7 +9878,14 @@
           <w:sz w:val="19"/>
           <w:szCs w:val="19"/>
         </w:rPr>
-        <w:t xml:space="preserve">The auditor names the </w:t>
+        <w:t xml:space="preserve">The auditor names the assertion, not just the account. </w:t>
+      </w:r>
+      <w:r>
+        <w:rPr>
+          <w:sz w:val="19"/>
+          <w:szCs w:val="19"/>
+        </w:rPr>
+        <w:t xml:space="preserve">How could inventory existence </w:t>
       </w:r>
       <w:r>
         <w:rPr>
@@ -11663,7 +9917,7 @@
           <w:sz w:val="19"/>
           <w:szCs w:val="19"/>
         </w:rPr>
-        <w:t xml:space="preserve">, not just the </w:t>
+        <w:t xml:space="preserve"> go wrong at Orontes? Stock could be removed from the spice store and the record </w:t>
       </w:r>
       <w:r>
         <w:rPr>
@@ -11695,14 +9949,14 @@
           <w:sz w:val="19"/>
           <w:szCs w:val="19"/>
         </w:rPr>
-        <w:t xml:space="preserve">. </w:t>
-      </w:r>
-      <w:r>
-        <w:rPr>
-          <w:sz w:val="19"/>
-          <w:szCs w:val="19"/>
-        </w:rPr>
-        <w:t xml:space="preserve">How could </w:t>
+        <w:t xml:space="preserve">, which is the pairing. </w:t>
+      </w:r>
+      <w:r>
+        <w:rPr>
+          <w:sz w:val="19"/>
+          <w:szCs w:val="19"/>
+        </w:rPr>
+        <w:t xml:space="preserve">That is a </w:t>
       </w:r>
       <w:r>
         <w:rPr>
@@ -11734,7 +9988,7 @@
           <w:sz w:val="19"/>
           <w:szCs w:val="19"/>
         </w:rPr>
-        <w:t xml:space="preserve"> existence actually go wrong at Orontes? Stock could be removed from the spice store and the record </w:t>
+        <w:t xml:space="preserve">, testable route, not a </w:t>
       </w:r>
       <w:r>
         <w:rPr>
@@ -11766,14 +10020,14 @@
           <w:sz w:val="19"/>
           <w:szCs w:val="19"/>
         </w:rPr>
-        <w:t xml:space="preserve">, which is the pairing. </w:t>
-      </w:r>
-      <w:r>
-        <w:rPr>
-          <w:sz w:val="19"/>
-          <w:szCs w:val="19"/>
-        </w:rPr>
-        <w:t xml:space="preserve">That is a </w:t>
+        <w:t xml:space="preserve"> worry. </w:t>
+      </w:r>
+      <w:r>
+        <w:rPr>
+          <w:sz w:val="19"/>
+          <w:szCs w:val="19"/>
+        </w:rPr>
+        <w:t xml:space="preserve">Only now does the auditor choose: the separation of the </w:t>
       </w:r>
       <w:r>
         <w:rPr>
@@ -11791,7 +10045,7 @@
           <w:sz w:val="19"/>
           <w:szCs w:val="19"/>
         </w:rPr>
-        <w:t xml:space="preserve">           </w:t>
+        <w:t xml:space="preserve">             </w:t>
       </w:r>
       <w:r>
         <w:rPr>
@@ -11805,7 +10059,7 @@
           <w:sz w:val="19"/>
           <w:szCs w:val="19"/>
         </w:rPr>
-        <w:t xml:space="preserve">, testable route, not a </w:t>
+        <w:t xml:space="preserve"> from the stock records, the independent count, and the </w:t>
       </w:r>
       <w:r>
         <w:rPr>
@@ -11823,7 +10077,7 @@
           <w:sz w:val="19"/>
           <w:szCs w:val="19"/>
         </w:rPr>
-        <w:t xml:space="preserve">           </w:t>
+        <w:t xml:space="preserve">                </w:t>
       </w:r>
       <w:r>
         <w:rPr>
@@ -11837,14 +10091,21 @@
           <w:sz w:val="19"/>
           <w:szCs w:val="19"/>
         </w:rPr>
-        <w:t xml:space="preserve"> worry. </w:t>
-      </w:r>
-      <w:r>
-        <w:rPr>
-          <w:sz w:val="19"/>
-          <w:szCs w:val="19"/>
-        </w:rPr>
-        <w:t xml:space="preserve">Only now does the auditor choose: the separation of the </w:t>
+        <w:t xml:space="preserve"> of depot records to plant dispatches. </w:t>
+      </w:r>
+      <w:r>
+        <w:rPr>
+          <w:sz w:val="19"/>
+          <w:szCs w:val="19"/>
+        </w:rPr>
+        <w:t xml:space="preserve">Three controls, each tied to an identified risk. </w:t>
+      </w:r>
+      <w:r>
+        <w:rPr>
+          <w:sz w:val="19"/>
+          <w:szCs w:val="19"/>
+        </w:rPr>
+        <w:t xml:space="preserve">A bottom-up auditor would have asked for the list of controls and </w:t>
       </w:r>
       <w:r>
         <w:rPr>
@@ -11862,7 +10123,7 @@
           <w:sz w:val="19"/>
           <w:szCs w:val="19"/>
         </w:rPr>
-        <w:t xml:space="preserve">             </w:t>
+        <w:t xml:space="preserve">           </w:t>
       </w:r>
       <w:r>
         <w:rPr>
@@ -11876,7 +10137,14 @@
           <w:sz w:val="19"/>
           <w:szCs w:val="19"/>
         </w:rPr>
-        <w:t xml:space="preserve"> from the stock records, the independent count, and the </w:t>
+        <w:t xml:space="preserve"> testing. </w:t>
+      </w:r>
+      <w:r>
+        <w:rPr>
+          <w:sz w:val="19"/>
+          <w:szCs w:val="19"/>
+        </w:rPr>
+        <w:t xml:space="preserve">Many hours would go on purchase order approvals and payroll </w:t>
       </w:r>
       <w:r>
         <w:rPr>
@@ -11908,14 +10176,7 @@
           <w:sz w:val="19"/>
           <w:szCs w:val="19"/>
         </w:rPr>
-        <w:t xml:space="preserve"> of depot records to plant dispatches. </w:t>
-      </w:r>
-      <w:r>
-        <w:rPr>
-          <w:sz w:val="19"/>
-          <w:szCs w:val="19"/>
-        </w:rPr>
-        <w:t xml:space="preserve">Three controls, each tied to an </w:t>
+        <w:t xml:space="preserve">, which are real controls over </w:t>
       </w:r>
       <w:r>
         <w:rPr>
@@ -11947,14 +10208,14 @@
           <w:sz w:val="19"/>
           <w:szCs w:val="19"/>
         </w:rPr>
-        <w:t xml:space="preserve"> risk. </w:t>
-      </w:r>
-      <w:r>
-        <w:rPr>
-          <w:sz w:val="19"/>
-          <w:szCs w:val="19"/>
-        </w:rPr>
-        <w:t xml:space="preserve">A </w:t>
+        <w:t xml:space="preserve"> risks. </w:t>
+      </w:r>
+      <w:r>
+        <w:rPr>
+          <w:sz w:val="19"/>
+          <w:szCs w:val="19"/>
+        </w:rPr>
+        <w:t xml:space="preserve">The spice store might be reached </w:t>
       </w:r>
       <w:r>
         <w:rPr>
@@ -11972,7 +10233,7 @@
           <w:sz w:val="19"/>
           <w:szCs w:val="19"/>
         </w:rPr>
-        <w:t xml:space="preserve">           </w:t>
+        <w:t xml:space="preserve">            </w:t>
       </w:r>
       <w:r>
         <w:rPr>
@@ -11986,7 +10247,14 @@
           <w:sz w:val="19"/>
           <w:szCs w:val="19"/>
         </w:rPr>
-        <w:t xml:space="preserve"> auditor would have asked for the list of controls and </w:t>
+        <w:t xml:space="preserve">, and might not. </w:t>
+      </w:r>
+      <w:r>
+        <w:rPr>
+          <w:sz w:val="19"/>
+          <w:szCs w:val="19"/>
+        </w:rPr>
+        <w:t xml:space="preserve"/>
       </w:r>
       <w:r>
         <w:rPr>
@@ -12018,28 +10286,7 @@
           <w:sz w:val="19"/>
           <w:szCs w:val="19"/>
         </w:rPr>
-        <w:t xml:space="preserve"> testing. </w:t>
-      </w:r>
-      <w:r>
-        <w:rPr>
-          <w:sz w:val="19"/>
-          <w:szCs w:val="19"/>
-        </w:rPr>
-        <w:t xml:space="preserve">Many hours would go on purchase order approvals and payroll authorisations, which are real controls over immaterial risks. </w:t>
-      </w:r>
-      <w:r>
-        <w:rPr>
-          <w:sz w:val="19"/>
-          <w:szCs w:val="19"/>
-        </w:rPr>
-        <w:t xml:space="preserve">The spice store might be reached eventually, and might not. </w:t>
-      </w:r>
-      <w:r>
-        <w:rPr>
-          <w:sz w:val="19"/>
-          <w:szCs w:val="19"/>
-        </w:rPr>
-        <w:t xml:space="preserve">Nothing in the method would reveal the gap. </w:t>
+        <w:t xml:space="preserve"> in the method would reveal the gap. </w:t>
       </w:r>
     </w:p>
     <w:tbl>
@@ -12097,7 +10344,7 @@
                 <w:sz w:val="16"/>
                 <w:szCs w:val="16"/>
               </w:rPr>
-              <w:t xml:space="preserve">assertion   ·   specific   ·   Orontes   ·   general   ·   identified   ·   inventory   ·   started   ·   storekeeper   ·   adjusted   ·   reconciliation   ·   bottom-up   ·   account</w:t>
+              <w:t xml:space="preserve">actually   ·   storekeeper   ·   bottom-up   ·   reconciliation   ·   immaterial   ·   specific   ·   Nothing   ·   started   ·   general   ·   authorisations   ·   eventually   ·   adjusted</w:t>
             </w:r>
           </w:p>
         </w:tc>
@@ -12176,304 +10423,6 @@
         <w:t xml:space="preserve"> </w:t>
       </w:r>
     </w:p>
-    <w:p>
-      <w:pPr>
-        <w:spacing w:before="44" w:after="10"/>
-      </w:pPr>
-      <w:r>
-        <w:rPr>
-          <w:b/>
-          <w:bCs/>
-          <w:color w:val="353A7C"/>
-          <w:sz w:val="18"/>
-          <w:szCs w:val="18"/>
-        </w:rPr>
-        <w:t xml:space="preserve">Your turn: match the requirement to the section (complete the blanks)</w:t>
-      </w:r>
-    </w:p>
-    <w:p>
-      <w:pPr>
-        <w:spacing w:before="0" w:after="12"/>
-      </w:pPr>
-      <w:r>
-        <w:rPr>
-          <w:color w:val="6B7280"/>
-          <w:sz w:val="15"/>
-          <w:szCs w:val="15"/>
-        </w:rPr>
-        <w:t xml:space="preserve">Every item belongs to exactly one group.</w:t>
-      </w:r>
-    </w:p>
-    <w:p>
-      <w:pPr>
-        <w:spacing w:after="40" w:before="90"/>
-        <w:jc w:val="center"/>
-      </w:pPr>
-      <w:r>
-        <w:drawing>
-          <wp:inline distT="0" distB="0" distL="0" distR="0">
-            <wp:extent cx="5734050" cy="1871100"/>
-            <wp:effectExtent t="0" r="0" b="0" l="0"/>
-            <wp:docPr id="1" name="" descr="" title=""/>
-            <wp:cNvGraphicFramePr>
-              <a:graphicFrameLocks xmlns:a="http://schemas.openxmlformats.org/drawingml/2006/main" noChangeAspect="1"/>
-            </wp:cNvGraphicFramePr>
-            <a:graphic xmlns:a="http://schemas.openxmlformats.org/drawingml/2006/main">
-              <a:graphicData uri="http://schemas.openxmlformats.org/drawingml/2006/picture">
-                <pic:pic xmlns:pic="http://schemas.openxmlformats.org/drawingml/2006/picture">
-                  <pic:nvPicPr>
-                    <pic:cNvPr id="0" name="" descr=""/>
-                    <pic:cNvPicPr>
-                      <a:picLocks noChangeAspect="1" noChangeArrowheads="1"/>
-                    </pic:cNvPicPr>
-                  </pic:nvPicPr>
-                  <pic:blipFill>
-                    <a:blip r:embed="rId106" cstate="none"/>
-                    <a:srcRect/>
-                    <a:stretch>
-                      <a:fillRect/>
-                    </a:stretch>
-                  </pic:blipFill>
-                  <pic:spPr bwMode="auto">
-                    <a:xfrm>
-                      <a:off x="0" y="0"/>
-                      <a:ext cx="5734050" cy="1871100"/>
-                    </a:xfrm>
-                    <a:prstGeom prst="rect">
-                      <a:avLst/>
-                    </a:prstGeom>
-                  </pic:spPr>
-                </pic:pic>
-              </a:graphicData>
-            </a:graphic>
-          </wp:inline>
-        </w:drawing>
-      </w:r>
-    </w:p>
-    <w:tbl>
-      <w:tblPr>
-        <w:tblW w:type="pct" w:w="100%"/>
-        <w:tblLayout w:type="fixed"/>
-        <w:tblBorders>
-          <w:top w:val="single" w:color="FBFAF6" w:sz="4"/>
-          <w:left w:val="single" w:color="FBFAF6" w:sz="4"/>
-          <w:bottom w:val="single" w:color="FBFAF6" w:sz="4"/>
-          <w:right w:val="single" w:color="FBFAF6" w:sz="4"/>
-          <w:insideH w:val="single" w:color="FBFAF6" w:sz="4"/>
-          <w:insideV w:val="single" w:color="FBFAF6" w:sz="4"/>
-        </w:tblBorders>
-      </w:tblPr>
-      <w:tblGrid>
-        <w:gridCol w:w="9600"/>
-      </w:tblGrid>
-      <w:tr>
-        <w:tc>
-          <w:tcPr>
-            <w:tcW w:type="pct" w:w="5000"/>
-            <w:shd w:fill="FBFAF6" w:val="clear"/>
-            <w:tcMar>
-              <w:top w:type="dxa" w:w="40"/>
-              <w:left w:type="dxa" w:w="100"/>
-              <w:bottom w:type="dxa" w:w="40"/>
-              <w:right w:type="dxa" w:w="100"/>
-            </w:tcMar>
-          </w:tcPr>
-          <w:p>
-            <w:pPr>
-              <w:spacing w:before="18" w:after="6"/>
-            </w:pPr>
-            <w:r>
-              <w:rPr>
-                <w:b/>
-                <w:bCs/>
-                <w:color w:val="6B7280"/>
-                <w:sz w:val="14"/>
-                <w:szCs w:val="14"/>
-              </w:rPr>
-              <w:t xml:space="preserve">word list</w:t>
-            </w:r>
-          </w:p>
-          <w:p>
-            <w:pPr>
-              <w:spacing w:before="0" w:after="18"/>
-            </w:pPr>
-            <w:r>
-              <w:rPr>
-                <w:b/>
-                <w:bCs/>
-                <w:color w:val="353A7C"/>
-                <w:sz w:val="16"/>
-                <w:szCs w:val="16"/>
-              </w:rPr>
-              <w:t xml:space="preserve">Management assesses internal control each year   ·   Destroying records to obstruct an investigation   ·   The CEO and CFO certify the annual report</w:t>
-            </w:r>
-          </w:p>
-        </w:tc>
-      </w:tr>
-    </w:tbl>
-    <w:p/>
-    <w:p>
-      <w:pPr>
-        <w:spacing w:before="44" w:after="14"/>
-      </w:pPr>
-      <w:r>
-        <w:rPr>
-          <w:b/>
-          <w:bCs/>
-          <w:color w:val="353A7C"/>
-          <w:sz w:val="18"/>
-          <w:szCs w:val="18"/>
-        </w:rPr>
-        <w:t xml:space="preserve">Summary 3</w:t>
-      </w:r>
-      <w:r>
-        <w:rPr>
-          <w:color w:val="6B7280"/>
-          <w:sz w:val="16"/>
-          <w:szCs w:val="16"/>
-        </w:rPr>
-        <w:t xml:space="preserve">      gaps 26–27</w:t>
-      </w:r>
-    </w:p>
-    <w:p>
-      <w:pPr>
-        <w:spacing w:before="20" w:after="20" w:line="360" w:lineRule="auto"/>
-        <w:ind w:left="200"/>
-      </w:pPr>
-      <w:r>
-        <w:rPr>
-          <w:sz w:val="19"/>
-          <w:szCs w:val="19"/>
-        </w:rPr>
-        <w:t xml:space="preserve">The </w:t>
-      </w:r>
-      <w:r>
-        <w:rPr>
-          <w:b/>
-          <w:bCs/>
-          <w:color w:val="8186EF"/>
-          <w:sz w:val="15"/>
-          <w:szCs w:val="15"/>
-        </w:rPr>
-        <w:t xml:space="preserve"> (26) </w:t>
-      </w:r>
-      <w:r>
-        <w:rPr>
-          <w:u w:val="single"/>
-          <w:sz w:val="19"/>
-          <w:szCs w:val="19"/>
-        </w:rPr>
-        <w:t xml:space="preserve">             </w:t>
-      </w:r>
-      <w:r>
-        <w:rPr>
-          <w:sz w:val="19"/>
-          <w:szCs w:val="19"/>
-        </w:rPr>
-        <w:t xml:space="preserve"> </w:t>
-      </w:r>
-      <w:r>
-        <w:rPr>
-          <w:sz w:val="19"/>
-          <w:szCs w:val="19"/>
-        </w:rPr>
-        <w:t xml:space="preserve"> matters for an exam </w:t>
-      </w:r>
-      <w:r>
-        <w:rPr>
-          <w:b/>
-          <w:bCs/>
-          <w:color w:val="8186EF"/>
-          <w:sz w:val="15"/>
-          <w:szCs w:val="15"/>
-        </w:rPr>
-        <w:t xml:space="preserve"> (27) </w:t>
-      </w:r>
-      <w:r>
-        <w:rPr>
-          <w:u w:val="single"/>
-          <w:sz w:val="19"/>
-          <w:szCs w:val="19"/>
-        </w:rPr>
-        <w:t xml:space="preserve">           </w:t>
-      </w:r>
-      <w:r>
-        <w:rPr>
-          <w:sz w:val="19"/>
-          <w:szCs w:val="19"/>
-        </w:rPr>
-        <w:t xml:space="preserve"> </w:t>
-      </w:r>
-      <w:r>
-        <w:rPr>
-          <w:sz w:val="19"/>
-          <w:szCs w:val="19"/>
-        </w:rPr>
-        <w:t xml:space="preserve">: answer on current law unless a question says otherwise. </w:t>
-      </w:r>
-    </w:p>
-    <w:tbl>
-      <w:tblPr>
-        <w:tblW w:type="pct" w:w="100%"/>
-        <w:tblLayout w:type="fixed"/>
-        <w:tblBorders>
-          <w:top w:val="single" w:color="FBFAF6" w:sz="4"/>
-          <w:left w:val="single" w:color="FBFAF6" w:sz="4"/>
-          <w:bottom w:val="single" w:color="FBFAF6" w:sz="4"/>
-          <w:right w:val="single" w:color="FBFAF6" w:sz="4"/>
-          <w:insideH w:val="single" w:color="FBFAF6" w:sz="4"/>
-          <w:insideV w:val="single" w:color="FBFAF6" w:sz="4"/>
-        </w:tblBorders>
-      </w:tblPr>
-      <w:tblGrid>
-        <w:gridCol w:w="9600"/>
-      </w:tblGrid>
-      <w:tr>
-        <w:tc>
-          <w:tcPr>
-            <w:tcW w:type="pct" w:w="5000"/>
-            <w:shd w:fill="FBFAF6" w:val="clear"/>
-            <w:tcMar>
-              <w:top w:type="dxa" w:w="40"/>
-              <w:left w:type="dxa" w:w="100"/>
-              <w:bottom w:type="dxa" w:w="40"/>
-              <w:right w:type="dxa" w:w="100"/>
-            </w:tcMar>
-          </w:tcPr>
-          <w:p>
-            <w:pPr>
-              <w:spacing w:before="18" w:after="6"/>
-            </w:pPr>
-            <w:r>
-              <w:rPr>
-                <w:b/>
-                <w:bCs/>
-                <w:color w:val="6B7280"/>
-                <w:sz w:val="14"/>
-                <w:szCs w:val="14"/>
-              </w:rPr>
-              <w:t xml:space="preserve">word list</w:t>
-            </w:r>
-          </w:p>
-          <w:p>
-            <w:pPr>
-              <w:spacing w:before="0" w:after="18"/>
-            </w:pPr>
-            <w:r>
-              <w:rPr>
-                <w:b/>
-                <w:bCs/>
-                <w:color w:val="353A7C"/>
-                <w:sz w:val="16"/>
-                <w:szCs w:val="16"/>
-              </w:rPr>
-              <w:t xml:space="preserve">attract   ·   distinction   ·   candidate</w:t>
-            </w:r>
-          </w:p>
-        </w:tc>
-      </w:tr>
-    </w:tbl>
-    <w:p/>
     <w:tbl>
       <w:tblPr>
         <w:tblW w:type="pct" w:w="100%"/>
@@ -12488,16 +10437,15 @@
         </w:tblBorders>
       </w:tblPr>
       <w:tblGrid>
-        <w:gridCol w:w="1627"/>
+        <w:gridCol w:w="3921"/>
+        <w:gridCol w:w="1455"/>
         <w:gridCol w:w="4224"/>
-        <w:gridCol w:w="1954"/>
-        <w:gridCol w:w="1795"/>
       </w:tblGrid>
       <w:tr>
         <w:tc>
           <w:tcPr>
             <w:tcW w:type="pct" w:w="5000"/>
-            <w:gridSpan w:val="4"/>
+            <w:gridSpan w:val="3"/>
             <w:shd w:fill="353A7C" w:val="clear"/>
             <w:tcMar>
               <w:top w:type="dxa" w:w="60"/>
@@ -12518,7 +10466,7 @@
                 <w:sz w:val="17"/>
                 <w:szCs w:val="17"/>
               </w:rPr>
-              <w:t xml:space="preserve">What is current law and what is only proposed</w:t>
+              <w:t xml:space="preserve">Your turn: match the requirement to the section (complete the blanks)</w:t>
             </w:r>
           </w:p>
         </w:tc>
@@ -12526,7 +10474,7 @@
       <w:tr>
         <w:tc>
           <w:tcPr>
-            <w:tcW w:type="pct" w:w="847"/>
+            <w:tcW w:type="pct" w:w="2042"/>
             <w:shd w:fill="353A7C" w:val="clear"/>
             <w:tcMar>
               <w:top w:type="dxa" w:w="50"/>
@@ -12547,13 +10495,13 @@
                 <w:sz w:val="15"/>
                 <w:szCs w:val="15"/>
               </w:rPr>
-              <w:t xml:space="preserve">Item</w:t>
-            </w:r>
-          </w:p>
-        </w:tc>
-        <w:tc>
-          <w:tcPr>
-            <w:tcW w:type="pct" w:w="2200"/>
+              <w:t xml:space="preserve">Requirement</w:t>
+            </w:r>
+          </w:p>
+        </w:tc>
+        <w:tc>
+          <w:tcPr>
+            <w:tcW w:type="pct" w:w="758"/>
             <w:shd w:fill="353A7C" w:val="clear"/>
             <w:tcMar>
               <w:top w:type="dxa" w:w="50"/>
@@ -12574,13 +10522,13 @@
                 <w:sz w:val="15"/>
                 <w:szCs w:val="15"/>
               </w:rPr>
-              <w:t xml:space="preserve">What it says</w:t>
-            </w:r>
-          </w:p>
-        </w:tc>
-        <w:tc>
-          <w:tcPr>
-            <w:tcW w:type="pct" w:w="1018"/>
+              <w:t xml:space="preserve">Which SOX section?</w:t>
+            </w:r>
+          </w:p>
+        </w:tc>
+        <w:tc>
+          <w:tcPr>
+            <w:tcW w:type="pct" w:w="2200"/>
             <w:shd w:fill="353A7C" w:val="clear"/>
             <w:tcMar>
               <w:top w:type="dxa" w:w="50"/>
@@ -12601,14 +10549,15 @@
                 <w:sz w:val="15"/>
                 <w:szCs w:val="15"/>
               </w:rPr>
-              <w:t xml:space="preserve">Source</w:t>
-            </w:r>
-          </w:p>
-        </w:tc>
-        <w:tc>
-          <w:tcPr>
-            <w:tcW w:type="pct" w:w="935"/>
-            <w:shd w:fill="353A7C" w:val="clear"/>
+              <w:t xml:space="preserve">Note</w:t>
+            </w:r>
+          </w:p>
+        </w:tc>
+      </w:tr>
+      <w:tr>
+        <w:tc>
+          <w:tcPr>
+            <w:tcW w:type="pct" w:w="2042"/>
             <w:tcMar>
               <w:top w:type="dxa" w:w="50"/>
               <w:left w:type="dxa" w:w="110"/>
@@ -12618,25 +10567,20 @@
           </w:tcPr>
           <w:p>
             <w:pPr>
-              <w:spacing w:before="30" w:after="30"/>
-            </w:pPr>
-            <w:r>
-              <w:rPr>
-                <w:b/>
-                <w:bCs/>
-                <w:color w:val="FFFFFF"/>
+              <w:spacing w:before="28" w:after="28"/>
+            </w:pPr>
+            <w:r>
+              <w:rPr>
                 <w:sz w:val="15"/>
                 <w:szCs w:val="15"/>
               </w:rPr>
-              <w:t xml:space="preserve">Status</w:t>
-            </w:r>
-          </w:p>
-        </w:tc>
-      </w:tr>
-      <w:tr>
-        <w:tc>
-          <w:tcPr>
-            <w:tcW w:type="pct" w:w="847"/>
+              <w:t xml:space="preserve">The CEO and CFO certify the annual report</w:t>
+            </w:r>
+          </w:p>
+        </w:tc>
+        <w:tc>
+          <w:tcPr>
+            <w:tcW w:type="pct" w:w="758"/>
             <w:tcMar>
               <w:top w:type="dxa" w:w="50"/>
               <w:left w:type="dxa" w:w="110"/>
@@ -12653,7 +10597,7 @@
                 <w:sz w:val="15"/>
                 <w:szCs w:val="15"/>
               </w:rPr>
-              <w:t xml:space="preserve">404(b) exemption</w:t>
+              <w:t xml:space="preserve">Section 302</w:t>
             </w:r>
           </w:p>
         </w:tc>
@@ -12676,14 +10620,48 @@
                 <w:sz w:val="15"/>
                 <w:szCs w:val="15"/>
               </w:rPr>
-              <w:t xml:space="preserve">Non-accelerated filers exempt; an SRC qualifies only if also non-accelerated</w:t>
-            </w:r>
-          </w:p>
-        </w:tc>
-        <w:tc>
-          <w:tcPr>
-            <w:tcW w:type="pct" w:w="1018"/>
-            <w:shd w:fill="FFFFFF" w:val="clear"/>
+              <w:t xml:space="preserve">The civil </w:t>
+            </w:r>
+            <w:r>
+              <w:rPr>
+                <w:b/>
+                <w:bCs/>
+                <w:color w:val="8186EF"/>
+                <w:sz w:val="14"/>
+                <w:szCs w:val="14"/>
+              </w:rPr>
+              <w:t xml:space="preserve"> (24) </w:t>
+            </w:r>
+            <w:r>
+              <w:rPr>
+                <w:u w:val="single"/>
+                <w:sz w:val="15"/>
+                <w:szCs w:val="15"/>
+              </w:rPr>
+              <w:t xml:space="preserve">              </w:t>
+            </w:r>
+            <w:r>
+              <w:rPr>
+                <w:sz w:val="15"/>
+                <w:szCs w:val="15"/>
+              </w:rPr>
+              <w:t xml:space="preserve"> </w:t>
+            </w:r>
+            <w:r>
+              <w:rPr>
+                <w:sz w:val="15"/>
+                <w:szCs w:val="15"/>
+              </w:rPr>
+              <w:t xml:space="preserve"> covering the report and the controls behind it</w:t>
+            </w:r>
+          </w:p>
+        </w:tc>
+      </w:tr>
+      <w:tr>
+        <w:tc>
+          <w:tcPr>
+            <w:tcW w:type="pct" w:w="2042"/>
+            <w:shd w:fill="FBFAF6" w:val="clear"/>
             <w:tcMar>
               <w:top w:type="dxa" w:w="50"/>
               <w:left w:type="dxa" w:w="110"/>
@@ -12693,23 +10671,21 @@
           </w:tcPr>
           <w:p>
             <w:pPr>
-              <w:spacing w:before="46" w:after="46"/>
-            </w:pPr>
-            <w:r>
-              <w:rPr>
-                <w:b/>
-                <w:bCs/>
-                <w:color w:val="8186EF"/>
-                <w:sz w:val="14"/>
-                <w:szCs w:val="14"/>
-              </w:rPr>
-              <w:t xml:space="preserve">(28)</w:t>
-            </w:r>
-          </w:p>
-        </w:tc>
-        <w:tc>
-          <w:tcPr>
-            <w:tcW w:type="pct" w:w="935"/>
+              <w:spacing w:before="28" w:after="28"/>
+            </w:pPr>
+            <w:r>
+              <w:rPr>
+                <w:sz w:val="15"/>
+                <w:szCs w:val="15"/>
+              </w:rPr>
+              <w:t xml:space="preserve">Management assesses internal control each year</w:t>
+            </w:r>
+          </w:p>
+        </w:tc>
+        <w:tc>
+          <w:tcPr>
+            <w:tcW w:type="pct" w:w="758"/>
+            <w:shd w:fill="FBFAF6" w:val="clear"/>
             <w:tcMar>
               <w:top w:type="dxa" w:w="50"/>
               <w:left w:type="dxa" w:w="110"/>
@@ -12726,15 +10702,13 @@
                 <w:sz w:val="15"/>
                 <w:szCs w:val="15"/>
               </w:rPr>
-              <w:t xml:space="preserve">current law</w:t>
-            </w:r>
-          </w:p>
-        </w:tc>
-      </w:tr>
-      <w:tr>
-        <w:tc>
-          <w:tcPr>
-            <w:tcW w:type="pct" w:w="847"/>
+              <w:t xml:space="preserve">404(a)</w:t>
+            </w:r>
+          </w:p>
+        </w:tc>
+        <w:tc>
+          <w:tcPr>
+            <w:tcW w:type="pct" w:w="2200"/>
             <w:shd w:fill="FBFAF6" w:val="clear"/>
             <w:tcMar>
               <w:top w:type="dxa" w:w="50"/>
@@ -12752,14 +10726,47 @@
                 <w:sz w:val="15"/>
                 <w:szCs w:val="15"/>
               </w:rPr>
-              <w:t xml:space="preserve">Filer thresholds</w:t>
-            </w:r>
-          </w:p>
-        </w:tc>
-        <w:tc>
-          <w:tcPr>
-            <w:tcW w:type="pct" w:w="2200"/>
-            <w:shd w:fill="FBFAF6" w:val="clear"/>
+              <w:t xml:space="preserve">404(a) places the </w:t>
+            </w:r>
+            <w:r>
+              <w:rPr>
+                <w:b/>
+                <w:bCs/>
+                <w:color w:val="8186EF"/>
+                <w:sz w:val="14"/>
+                <w:szCs w:val="14"/>
+              </w:rPr>
+              <w:t xml:space="preserve"> (25) </w:t>
+            </w:r>
+            <w:r>
+              <w:rPr>
+                <w:u w:val="single"/>
+                <w:sz w:val="15"/>
+                <w:szCs w:val="15"/>
+              </w:rPr>
+              <w:t xml:space="preserve">              </w:t>
+            </w:r>
+            <w:r>
+              <w:rPr>
+                <w:sz w:val="15"/>
+                <w:szCs w:val="15"/>
+              </w:rPr>
+              <w:t xml:space="preserve"> </w:t>
+            </w:r>
+            <w:r>
+              <w:rPr>
+                <w:sz w:val="15"/>
+                <w:szCs w:val="15"/>
+              </w:rPr>
+              <w:t xml:space="preserve"> on management of every issuer, whatever its filer status</w:t>
+            </w:r>
+          </w:p>
+        </w:tc>
+      </w:tr>
+      <w:tr>
+        <w:tc>
+          <w:tcPr>
+            <w:tcW w:type="pct" w:w="2042"/>
             <w:tcMar>
               <w:top w:type="dxa" w:w="50"/>
               <w:left w:type="dxa" w:w="110"/>
@@ -12776,13 +10783,13 @@
                 <w:sz w:val="15"/>
                 <w:szCs w:val="15"/>
               </w:rPr>
-              <w:t xml:space="preserve">Would raise large accelerated to $2bn and remove the SRC category</w:t>
-            </w:r>
-          </w:p>
-        </w:tc>
-        <w:tc>
-          <w:tcPr>
-            <w:tcW w:type="pct" w:w="1018"/>
+              <w:t xml:space="preserve">The auditor reports on internal control</w:t>
+            </w:r>
+          </w:p>
+        </w:tc>
+        <w:tc>
+          <w:tcPr>
+            <w:tcW w:type="pct" w:w="758"/>
             <w:shd w:fill="FFFFFF" w:val="clear"/>
             <w:tcMar>
               <w:top w:type="dxa" w:w="50"/>
@@ -12803,14 +10810,13 @@
                 <w:sz w:val="14"/>
                 <w:szCs w:val="14"/>
               </w:rPr>
-              <w:t xml:space="preserve">(29)</w:t>
-            </w:r>
-          </w:p>
-        </w:tc>
-        <w:tc>
-          <w:tcPr>
-            <w:tcW w:type="pct" w:w="935"/>
-            <w:shd w:fill="FBFAF6" w:val="clear"/>
+              <w:t xml:space="preserve">(26)</w:t>
+            </w:r>
+          </w:p>
+        </w:tc>
+        <w:tc>
+          <w:tcPr>
+            <w:tcW w:type="pct" w:w="2200"/>
             <w:tcMar>
               <w:top w:type="dxa" w:w="50"/>
               <w:left w:type="dxa" w:w="110"/>
@@ -12827,7 +10833,7 @@
                 <w:sz w:val="15"/>
                 <w:szCs w:val="15"/>
               </w:rPr>
-              <w:t xml:space="preserve">PROPOSED only</w:t>
+              <w:t xml:space="preserve">And only for accelerated and large accelerated filers</w:t>
             </w:r>
           </w:p>
         </w:tc>
@@ -12835,7 +10841,8 @@
       <w:tr>
         <w:tc>
           <w:tcPr>
-            <w:tcW w:type="pct" w:w="847"/>
+            <w:tcW w:type="pct" w:w="2042"/>
+            <w:shd w:fill="FBFAF6" w:val="clear"/>
             <w:tcMar>
               <w:top w:type="dxa" w:w="50"/>
               <w:left w:type="dxa" w:w="110"/>
@@ -12852,13 +10859,14 @@
                 <w:sz w:val="15"/>
                 <w:szCs w:val="15"/>
               </w:rPr>
-              <w:t xml:space="preserve">PCAOB QC 1000</w:t>
-            </w:r>
-          </w:p>
-        </w:tc>
-        <w:tc>
-          <w:tcPr>
-            <w:tcW w:type="pct" w:w="2200"/>
+              <w:t xml:space="preserve">Destroying records to obstruct an investigation</w:t>
+            </w:r>
+          </w:p>
+        </w:tc>
+        <w:tc>
+          <w:tcPr>
+            <w:tcW w:type="pct" w:w="758"/>
+            <w:shd w:fill="FBFAF6" w:val="clear"/>
             <w:tcMar>
               <w:top w:type="dxa" w:w="50"/>
               <w:left w:type="dxa" w:w="110"/>
@@ -12875,13 +10883,14 @@
                 <w:sz w:val="15"/>
                 <w:szCs w:val="15"/>
               </w:rPr>
-              <w:t xml:space="preserve">A firm's system of quality control</w:t>
-            </w:r>
-          </w:p>
-        </w:tc>
-        <w:tc>
-          <w:tcPr>
-            <w:tcW w:type="pct" w:w="1018"/>
+              <w:t xml:space="preserve">Section 802</w:t>
+            </w:r>
+          </w:p>
+        </w:tc>
+        <w:tc>
+          <w:tcPr>
+            <w:tcW w:type="pct" w:w="2200"/>
+            <w:shd w:fill="FFFFFF" w:val="clear"/>
             <w:tcMar>
               <w:top w:type="dxa" w:w="50"/>
               <w:left w:type="dxa" w:w="110"/>
@@ -12891,30 +10900,6 @@
           </w:tcPr>
           <w:p>
             <w:pPr>
-              <w:spacing w:before="28" w:after="28"/>
-            </w:pPr>
-            <w:r>
-              <w:rPr>
-                <w:sz w:val="15"/>
-                <w:szCs w:val="15"/>
-              </w:rPr>
-              <w:t xml:space="preserve">Adopted May 2024, postponed to 15 Dec 2026</w:t>
-            </w:r>
-          </w:p>
-        </w:tc>
-        <w:tc>
-          <w:tcPr>
-            <w:tcW w:type="pct" w:w="935"/>
-            <w:shd w:fill="FFFFFF" w:val="clear"/>
-            <w:tcMar>
-              <w:top w:type="dxa" w:w="50"/>
-              <w:left w:type="dxa" w:w="110"/>
-              <w:bottom w:type="dxa" w:w="50"/>
-              <w:right w:type="dxa" w:w="110"/>
-            </w:tcMar>
-          </w:tcPr>
-          <w:p>
-            <w:pPr>
               <w:spacing w:before="46" w:after="46"/>
             </w:pPr>
             <w:r>
@@ -12925,206 +10910,7 @@
                 <w:sz w:val="14"/>
                 <w:szCs w:val="14"/>
               </w:rPr>
-              <w:t xml:space="preserve">(30)</w:t>
-            </w:r>
-          </w:p>
-        </w:tc>
-      </w:tr>
-      <w:tr>
-        <w:tc>
-          <w:tcPr>
-            <w:tcW w:type="pct" w:w="847"/>
-            <w:shd w:fill="FBFAF6" w:val="clear"/>
-            <w:tcMar>
-              <w:top w:type="dxa" w:w="50"/>
-              <w:left w:type="dxa" w:w="110"/>
-              <w:bottom w:type="dxa" w:w="50"/>
-              <w:right w:type="dxa" w:w="110"/>
-            </w:tcMar>
-          </w:tcPr>
-          <w:p>
-            <w:pPr>
-              <w:spacing w:before="28" w:after="28"/>
-            </w:pPr>
-            <w:r>
-              <w:rPr>
-                <w:sz w:val="15"/>
-                <w:szCs w:val="15"/>
-              </w:rPr>
-              <w:t xml:space="preserve">Technology-assisted analysis</w:t>
-            </w:r>
-          </w:p>
-        </w:tc>
-        <w:tc>
-          <w:tcPr>
-            <w:tcW w:type="pct" w:w="2200"/>
-            <w:shd w:fill="FBFAF6" w:val="clear"/>
-            <w:tcMar>
-              <w:top w:type="dxa" w:w="50"/>
-              <w:left w:type="dxa" w:w="110"/>
-              <w:bottom w:type="dxa" w:w="50"/>
-              <w:right w:type="dxa" w:w="110"/>
-            </w:tcMar>
-          </w:tcPr>
-          <w:p>
-            <w:pPr>
-              <w:spacing w:before="28" w:after="28"/>
-            </w:pPr>
-            <w:r>
-              <w:rPr>
-                <w:sz w:val="15"/>
-                <w:szCs w:val="15"/>
-              </w:rPr>
-              <w:t xml:space="preserve">Amendments to AS 1105 and AS 2301</w:t>
-            </w:r>
-          </w:p>
-        </w:tc>
-        <w:tc>
-          <w:tcPr>
-            <w:tcW w:type="pct" w:w="1018"/>
-            <w:shd w:fill="FFFFFF" w:val="clear"/>
-            <w:tcMar>
-              <w:top w:type="dxa" w:w="50"/>
-              <w:left w:type="dxa" w:w="110"/>
-              <w:bottom w:type="dxa" w:w="50"/>
-              <w:right w:type="dxa" w:w="110"/>
-            </w:tcMar>
-          </w:tcPr>
-          <w:p>
-            <w:pPr>
-              <w:spacing w:before="46" w:after="46"/>
-            </w:pPr>
-            <w:r>
-              <w:rPr>
-                <w:b/>
-                <w:bCs/>
-                <w:color w:val="8186EF"/>
-                <w:sz w:val="14"/>
-                <w:szCs w:val="14"/>
-              </w:rPr>
-              <w:t xml:space="preserve">(31)</w:t>
-            </w:r>
-          </w:p>
-        </w:tc>
-        <w:tc>
-          <w:tcPr>
-            <w:tcW w:type="pct" w:w="935"/>
-            <w:shd w:fill="FBFAF6" w:val="clear"/>
-            <w:tcMar>
-              <w:top w:type="dxa" w:w="50"/>
-              <w:left w:type="dxa" w:w="110"/>
-              <w:bottom w:type="dxa" w:w="50"/>
-              <w:right w:type="dxa" w:w="110"/>
-            </w:tcMar>
-          </w:tcPr>
-          <w:p>
-            <w:pPr>
-              <w:spacing w:before="28" w:after="28"/>
-            </w:pPr>
-            <w:r>
-              <w:rPr>
-                <w:sz w:val="15"/>
-                <w:szCs w:val="15"/>
-              </w:rPr>
-              <w:t xml:space="preserve">effective for years from 15 Dec 2025</w:t>
-            </w:r>
-          </w:p>
-        </w:tc>
-      </w:tr>
-      <w:tr>
-        <w:tc>
-          <w:tcPr>
-            <w:tcW w:type="pct" w:w="847"/>
-            <w:tcMar>
-              <w:top w:type="dxa" w:w="50"/>
-              <w:left w:type="dxa" w:w="110"/>
-              <w:bottom w:type="dxa" w:w="50"/>
-              <w:right w:type="dxa" w:w="110"/>
-            </w:tcMar>
-          </w:tcPr>
-          <w:p>
-            <w:pPr>
-              <w:spacing w:before="28" w:after="28"/>
-            </w:pPr>
-            <w:r>
-              <w:rPr>
-                <w:sz w:val="15"/>
-                <w:szCs w:val="15"/>
-              </w:rPr>
-              <w:t xml:space="preserve">FCPA enforcement</w:t>
-            </w:r>
-          </w:p>
-        </w:tc>
-        <w:tc>
-          <w:tcPr>
-            <w:tcW w:type="pct" w:w="2200"/>
-            <w:tcMar>
-              <w:top w:type="dxa" w:w="50"/>
-              <w:left w:type="dxa" w:w="110"/>
-              <w:bottom w:type="dxa" w:w="50"/>
-              <w:right w:type="dxa" w:w="110"/>
-            </w:tcMar>
-          </w:tcPr>
-          <w:p>
-            <w:pPr>
-              <w:spacing w:before="28" w:after="28"/>
-            </w:pPr>
-            <w:r>
-              <w:rPr>
-                <w:sz w:val="15"/>
-                <w:szCs w:val="15"/>
-              </w:rPr>
-              <w:t xml:space="preserve">Paused Feb 2025; restarted under DOJ Guidelines of June 2025 with four priorities</w:t>
-            </w:r>
-          </w:p>
-        </w:tc>
-        <w:tc>
-          <w:tcPr>
-            <w:tcW w:type="pct" w:w="1018"/>
-            <w:tcMar>
-              <w:top w:type="dxa" w:w="50"/>
-              <w:left w:type="dxa" w:w="110"/>
-              <w:bottom w:type="dxa" w:w="50"/>
-              <w:right w:type="dxa" w:w="110"/>
-            </w:tcMar>
-          </w:tcPr>
-          <w:p>
-            <w:pPr>
-              <w:spacing w:before="28" w:after="28"/>
-            </w:pPr>
-            <w:r>
-              <w:rPr>
-                <w:sz w:val="15"/>
-                <w:szCs w:val="15"/>
-              </w:rPr>
-              <w:t xml:space="preserve">DOJ</w:t>
-            </w:r>
-          </w:p>
-        </w:tc>
-        <w:tc>
-          <w:tcPr>
-            <w:tcW w:type="pct" w:w="935"/>
-            <w:shd w:fill="FFFFFF" w:val="clear"/>
-            <w:tcMar>
-              <w:top w:type="dxa" w:w="50"/>
-              <w:left w:type="dxa" w:w="110"/>
-              <w:bottom w:type="dxa" w:w="50"/>
-              <w:right w:type="dxa" w:w="110"/>
-            </w:tcMar>
-          </w:tcPr>
-          <w:p>
-            <w:pPr>
-              <w:spacing w:before="46" w:after="46"/>
-            </w:pPr>
-            <w:r>
-              <w:rPr>
-                <w:b/>
-                <w:bCs/>
-                <w:color w:val="8186EF"/>
-                <w:sz w:val="14"/>
-                <w:szCs w:val="14"/>
-              </w:rPr>
-              <w:t xml:space="preserve">(32)</w:t>
+              <w:t xml:space="preserve">(27)</w:t>
             </w:r>
           </w:p>
         </w:tc>
@@ -13186,7 +10972,888 @@
                 <w:sz w:val="16"/>
                 <w:szCs w:val="16"/>
               </w:rPr>
-              <w:t xml:space="preserve">SEC amendments, April 2020   ·   SEC Release 33-11419, 19 May 2026   ·   Management assesses internal control each year   ·   statute unchanged   ·   Adopted June 2024   ·   not yet effective</w:t>
+              <w:t xml:space="preserve">Section 404(b)   ·   assessment   ·   accelerated   ·   Up to twenty years   ·   certification</w:t>
+            </w:r>
+          </w:p>
+        </w:tc>
+      </w:tr>
+    </w:tbl>
+    <w:p/>
+    <w:p>
+      <w:pPr>
+        <w:spacing w:before="44" w:after="14"/>
+      </w:pPr>
+      <w:r>
+        <w:rPr>
+          <w:b/>
+          <w:bCs/>
+          <w:color w:val="353A7C"/>
+          <w:sz w:val="18"/>
+          <w:szCs w:val="18"/>
+        </w:rPr>
+        <w:t xml:space="preserve">Summary 3</w:t>
+      </w:r>
+      <w:r>
+        <w:rPr>
+          <w:color w:val="6B7280"/>
+          <w:sz w:val="16"/>
+          <w:szCs w:val="16"/>
+        </w:rPr>
+        <w:t xml:space="preserve">      gaps 28–29</w:t>
+      </w:r>
+    </w:p>
+    <w:p>
+      <w:pPr>
+        <w:spacing w:before="20" w:after="20" w:line="360" w:lineRule="auto"/>
+        <w:ind w:left="200"/>
+      </w:pPr>
+      <w:r>
+        <w:rPr>
+          <w:sz w:val="19"/>
+          <w:szCs w:val="19"/>
+        </w:rPr>
+        <w:t xml:space="preserve">The </w:t>
+      </w:r>
+      <w:r>
+        <w:rPr>
+          <w:b/>
+          <w:bCs/>
+          <w:color w:val="8186EF"/>
+          <w:sz w:val="15"/>
+          <w:szCs w:val="15"/>
+        </w:rPr>
+        <w:t xml:space="preserve"> (28) </w:t>
+      </w:r>
+      <w:r>
+        <w:rPr>
+          <w:u w:val="single"/>
+          <w:sz w:val="19"/>
+          <w:szCs w:val="19"/>
+        </w:rPr>
+        <w:t xml:space="preserve">             </w:t>
+      </w:r>
+      <w:r>
+        <w:rPr>
+          <w:sz w:val="19"/>
+          <w:szCs w:val="19"/>
+        </w:rPr>
+        <w:t xml:space="preserve"> </w:t>
+      </w:r>
+      <w:r>
+        <w:rPr>
+          <w:sz w:val="19"/>
+          <w:szCs w:val="19"/>
+        </w:rPr>
+        <w:t xml:space="preserve"> matters for an exam </w:t>
+      </w:r>
+      <w:r>
+        <w:rPr>
+          <w:b/>
+          <w:bCs/>
+          <w:color w:val="8186EF"/>
+          <w:sz w:val="15"/>
+          <w:szCs w:val="15"/>
+        </w:rPr>
+        <w:t xml:space="preserve"> (29) </w:t>
+      </w:r>
+      <w:r>
+        <w:rPr>
+          <w:u w:val="single"/>
+          <w:sz w:val="19"/>
+          <w:szCs w:val="19"/>
+        </w:rPr>
+        <w:t xml:space="preserve">           </w:t>
+      </w:r>
+      <w:r>
+        <w:rPr>
+          <w:sz w:val="19"/>
+          <w:szCs w:val="19"/>
+        </w:rPr>
+        <w:t xml:space="preserve"> </w:t>
+      </w:r>
+      <w:r>
+        <w:rPr>
+          <w:sz w:val="19"/>
+          <w:szCs w:val="19"/>
+        </w:rPr>
+        <w:t xml:space="preserve">: answer on current law unless a question says otherwise. </w:t>
+      </w:r>
+    </w:p>
+    <w:tbl>
+      <w:tblPr>
+        <w:tblW w:type="pct" w:w="100%"/>
+        <w:tblLayout w:type="fixed"/>
+        <w:tblBorders>
+          <w:top w:val="single" w:color="FBFAF6" w:sz="4"/>
+          <w:left w:val="single" w:color="FBFAF6" w:sz="4"/>
+          <w:bottom w:val="single" w:color="FBFAF6" w:sz="4"/>
+          <w:right w:val="single" w:color="FBFAF6" w:sz="4"/>
+          <w:insideH w:val="single" w:color="FBFAF6" w:sz="4"/>
+          <w:insideV w:val="single" w:color="FBFAF6" w:sz="4"/>
+        </w:tblBorders>
+      </w:tblPr>
+      <w:tblGrid>
+        <w:gridCol w:w="9600"/>
+      </w:tblGrid>
+      <w:tr>
+        <w:tc>
+          <w:tcPr>
+            <w:tcW w:type="pct" w:w="5000"/>
+            <w:shd w:fill="FBFAF6" w:val="clear"/>
+            <w:tcMar>
+              <w:top w:type="dxa" w:w="40"/>
+              <w:left w:type="dxa" w:w="100"/>
+              <w:bottom w:type="dxa" w:w="40"/>
+              <w:right w:type="dxa" w:w="100"/>
+            </w:tcMar>
+          </w:tcPr>
+          <w:p>
+            <w:pPr>
+              <w:spacing w:before="18" w:after="6"/>
+            </w:pPr>
+            <w:r>
+              <w:rPr>
+                <w:b/>
+                <w:bCs/>
+                <w:color w:val="6B7280"/>
+                <w:sz w:val="14"/>
+                <w:szCs w:val="14"/>
+              </w:rPr>
+              <w:t xml:space="preserve">word list</w:t>
+            </w:r>
+          </w:p>
+          <w:p>
+            <w:pPr>
+              <w:spacing w:before="0" w:after="18"/>
+            </w:pPr>
+            <w:r>
+              <w:rPr>
+                <w:b/>
+                <w:bCs/>
+                <w:color w:val="353A7C"/>
+                <w:sz w:val="16"/>
+                <w:szCs w:val="16"/>
+              </w:rPr>
+              <w:t xml:space="preserve">attract   ·   distinction   ·   candidate</w:t>
+            </w:r>
+          </w:p>
+        </w:tc>
+      </w:tr>
+    </w:tbl>
+    <w:p/>
+    <w:tbl>
+      <w:tblPr>
+        <w:tblW w:type="pct" w:w="100%"/>
+        <w:tblLayout w:type="fixed"/>
+        <w:tblBorders>
+          <w:top w:val="single" w:color="353A7C" w:sz="6"/>
+          <w:left w:val="single" w:color="353A7C" w:sz="6"/>
+          <w:bottom w:val="single" w:color="353A7C" w:sz="6"/>
+          <w:right w:val="single" w:color="353A7C" w:sz="6"/>
+          <w:insideH w:val="single" w:color="353A7C" w:sz="6"/>
+          <w:insideV w:val="single" w:color="353A7C" w:sz="6"/>
+        </w:tblBorders>
+      </w:tblPr>
+      <w:tblGrid>
+        <w:gridCol w:w="1722"/>
+        <w:gridCol w:w="4224"/>
+        <w:gridCol w:w="1731"/>
+        <w:gridCol w:w="1923"/>
+      </w:tblGrid>
+      <w:tr>
+        <w:tc>
+          <w:tcPr>
+            <w:tcW w:type="pct" w:w="5000"/>
+            <w:gridSpan w:val="4"/>
+            <w:shd w:fill="353A7C" w:val="clear"/>
+            <w:tcMar>
+              <w:top w:type="dxa" w:w="60"/>
+              <w:left w:type="dxa" w:w="120"/>
+              <w:bottom w:type="dxa" w:w="60"/>
+              <w:right w:type="dxa" w:w="120"/>
+            </w:tcMar>
+          </w:tcPr>
+          <w:p>
+            <w:pPr>
+              <w:spacing w:before="40" w:after="40"/>
+            </w:pPr>
+            <w:r>
+              <w:rPr>
+                <w:b/>
+                <w:bCs/>
+                <w:color w:val="FFFFFF"/>
+                <w:sz w:val="17"/>
+                <w:szCs w:val="17"/>
+              </w:rPr>
+              <w:t xml:space="preserve">What is current law and what is only proposed</w:t>
+            </w:r>
+          </w:p>
+        </w:tc>
+      </w:tr>
+      <w:tr>
+        <w:tc>
+          <w:tcPr>
+            <w:tcW w:type="pct" w:w="897"/>
+            <w:shd w:fill="353A7C" w:val="clear"/>
+            <w:tcMar>
+              <w:top w:type="dxa" w:w="50"/>
+              <w:left w:type="dxa" w:w="110"/>
+              <w:bottom w:type="dxa" w:w="50"/>
+              <w:right w:type="dxa" w:w="110"/>
+            </w:tcMar>
+          </w:tcPr>
+          <w:p>
+            <w:pPr>
+              <w:spacing w:before="30" w:after="30"/>
+            </w:pPr>
+            <w:r>
+              <w:rPr>
+                <w:b/>
+                <w:bCs/>
+                <w:color w:val="FFFFFF"/>
+                <w:sz w:val="15"/>
+                <w:szCs w:val="15"/>
+              </w:rPr>
+              <w:t xml:space="preserve">Item</w:t>
+            </w:r>
+          </w:p>
+        </w:tc>
+        <w:tc>
+          <w:tcPr>
+            <w:tcW w:type="pct" w:w="2200"/>
+            <w:shd w:fill="353A7C" w:val="clear"/>
+            <w:tcMar>
+              <w:top w:type="dxa" w:w="50"/>
+              <w:left w:type="dxa" w:w="110"/>
+              <w:bottom w:type="dxa" w:w="50"/>
+              <w:right w:type="dxa" w:w="110"/>
+            </w:tcMar>
+          </w:tcPr>
+          <w:p>
+            <w:pPr>
+              <w:spacing w:before="30" w:after="30"/>
+            </w:pPr>
+            <w:r>
+              <w:rPr>
+                <w:b/>
+                <w:bCs/>
+                <w:color w:val="FFFFFF"/>
+                <w:sz w:val="15"/>
+                <w:szCs w:val="15"/>
+              </w:rPr>
+              <w:t xml:space="preserve">What it says</w:t>
+            </w:r>
+          </w:p>
+        </w:tc>
+        <w:tc>
+          <w:tcPr>
+            <w:tcW w:type="pct" w:w="902"/>
+            <w:shd w:fill="353A7C" w:val="clear"/>
+            <w:tcMar>
+              <w:top w:type="dxa" w:w="50"/>
+              <w:left w:type="dxa" w:w="110"/>
+              <w:bottom w:type="dxa" w:w="50"/>
+              <w:right w:type="dxa" w:w="110"/>
+            </w:tcMar>
+          </w:tcPr>
+          <w:p>
+            <w:pPr>
+              <w:spacing w:before="30" w:after="30"/>
+            </w:pPr>
+            <w:r>
+              <w:rPr>
+                <w:b/>
+                <w:bCs/>
+                <w:color w:val="FFFFFF"/>
+                <w:sz w:val="15"/>
+                <w:szCs w:val="15"/>
+              </w:rPr>
+              <w:t xml:space="preserve">Source</w:t>
+            </w:r>
+          </w:p>
+        </w:tc>
+        <w:tc>
+          <w:tcPr>
+            <w:tcW w:type="pct" w:w="1002"/>
+            <w:shd w:fill="353A7C" w:val="clear"/>
+            <w:tcMar>
+              <w:top w:type="dxa" w:w="50"/>
+              <w:left w:type="dxa" w:w="110"/>
+              <w:bottom w:type="dxa" w:w="50"/>
+              <w:right w:type="dxa" w:w="110"/>
+            </w:tcMar>
+          </w:tcPr>
+          <w:p>
+            <w:pPr>
+              <w:spacing w:before="30" w:after="30"/>
+            </w:pPr>
+            <w:r>
+              <w:rPr>
+                <w:b/>
+                <w:bCs/>
+                <w:color w:val="FFFFFF"/>
+                <w:sz w:val="15"/>
+                <w:szCs w:val="15"/>
+              </w:rPr>
+              <w:t xml:space="preserve">Status</w:t>
+            </w:r>
+          </w:p>
+        </w:tc>
+      </w:tr>
+      <w:tr>
+        <w:tc>
+          <w:tcPr>
+            <w:tcW w:type="pct" w:w="897"/>
+            <w:tcMar>
+              <w:top w:type="dxa" w:w="50"/>
+              <w:left w:type="dxa" w:w="110"/>
+              <w:bottom w:type="dxa" w:w="50"/>
+              <w:right w:type="dxa" w:w="110"/>
+            </w:tcMar>
+          </w:tcPr>
+          <w:p>
+            <w:pPr>
+              <w:spacing w:before="28" w:after="28"/>
+            </w:pPr>
+            <w:r>
+              <w:rPr>
+                <w:sz w:val="15"/>
+                <w:szCs w:val="15"/>
+              </w:rPr>
+              <w:t xml:space="preserve">404(b) exemption</w:t>
+            </w:r>
+          </w:p>
+        </w:tc>
+        <w:tc>
+          <w:tcPr>
+            <w:tcW w:type="pct" w:w="2200"/>
+            <w:tcMar>
+              <w:top w:type="dxa" w:w="50"/>
+              <w:left w:type="dxa" w:w="110"/>
+              <w:bottom w:type="dxa" w:w="50"/>
+              <w:right w:type="dxa" w:w="110"/>
+            </w:tcMar>
+          </w:tcPr>
+          <w:p>
+            <w:pPr>
+              <w:spacing w:before="28" w:after="28"/>
+            </w:pPr>
+            <w:r>
+              <w:rPr>
+                <w:sz w:val="15"/>
+                <w:szCs w:val="15"/>
+              </w:rPr>
+              <w:t xml:space="preserve">Non-accelerated filers exempt; an SRC qualifies only if also non-accelerated</w:t>
+            </w:r>
+          </w:p>
+        </w:tc>
+        <w:tc>
+          <w:tcPr>
+            <w:tcW w:type="pct" w:w="902"/>
+            <w:shd w:fill="FFFFFF" w:val="clear"/>
+            <w:tcMar>
+              <w:top w:type="dxa" w:w="50"/>
+              <w:left w:type="dxa" w:w="110"/>
+              <w:bottom w:type="dxa" w:w="50"/>
+              <w:right w:type="dxa" w:w="110"/>
+            </w:tcMar>
+          </w:tcPr>
+          <w:p>
+            <w:pPr>
+              <w:spacing w:before="46" w:after="46"/>
+            </w:pPr>
+            <w:r>
+              <w:rPr>
+                <w:b/>
+                <w:bCs/>
+                <w:color w:val="8186EF"/>
+                <w:sz w:val="14"/>
+                <w:szCs w:val="14"/>
+              </w:rPr>
+              <w:t xml:space="preserve">(30)</w:t>
+            </w:r>
+          </w:p>
+        </w:tc>
+        <w:tc>
+          <w:tcPr>
+            <w:tcW w:type="pct" w:w="1002"/>
+            <w:tcMar>
+              <w:top w:type="dxa" w:w="50"/>
+              <w:left w:type="dxa" w:w="110"/>
+              <w:bottom w:type="dxa" w:w="50"/>
+              <w:right w:type="dxa" w:w="110"/>
+            </w:tcMar>
+          </w:tcPr>
+          <w:p>
+            <w:pPr>
+              <w:spacing w:before="28" w:after="28"/>
+            </w:pPr>
+            <w:r>
+              <w:rPr>
+                <w:sz w:val="15"/>
+                <w:szCs w:val="15"/>
+              </w:rPr>
+              <w:t xml:space="preserve">current law</w:t>
+            </w:r>
+          </w:p>
+        </w:tc>
+      </w:tr>
+      <w:tr>
+        <w:tc>
+          <w:tcPr>
+            <w:tcW w:type="pct" w:w="897"/>
+            <w:shd w:fill="FBFAF6" w:val="clear"/>
+            <w:tcMar>
+              <w:top w:type="dxa" w:w="50"/>
+              <w:left w:type="dxa" w:w="110"/>
+              <w:bottom w:type="dxa" w:w="50"/>
+              <w:right w:type="dxa" w:w="110"/>
+            </w:tcMar>
+          </w:tcPr>
+          <w:p>
+            <w:pPr>
+              <w:spacing w:before="28" w:after="28"/>
+            </w:pPr>
+            <w:r>
+              <w:rPr>
+                <w:sz w:val="15"/>
+                <w:szCs w:val="15"/>
+              </w:rPr>
+              <w:t xml:space="preserve">Filer thresholds</w:t>
+            </w:r>
+          </w:p>
+        </w:tc>
+        <w:tc>
+          <w:tcPr>
+            <w:tcW w:type="pct" w:w="2200"/>
+            <w:shd w:fill="FBFAF6" w:val="clear"/>
+            <w:tcMar>
+              <w:top w:type="dxa" w:w="50"/>
+              <w:left w:type="dxa" w:w="110"/>
+              <w:bottom w:type="dxa" w:w="50"/>
+              <w:right w:type="dxa" w:w="110"/>
+            </w:tcMar>
+          </w:tcPr>
+          <w:p>
+            <w:pPr>
+              <w:spacing w:before="28" w:after="28"/>
+            </w:pPr>
+            <w:r>
+              <w:rPr>
+                <w:sz w:val="15"/>
+                <w:szCs w:val="15"/>
+              </w:rPr>
+              <w:t xml:space="preserve">Would raise large accelerated to $2bn and remove the SRC category</w:t>
+            </w:r>
+          </w:p>
+        </w:tc>
+        <w:tc>
+          <w:tcPr>
+            <w:tcW w:type="pct" w:w="902"/>
+            <w:shd w:fill="FBFAF6" w:val="clear"/>
+            <w:tcMar>
+              <w:top w:type="dxa" w:w="50"/>
+              <w:left w:type="dxa" w:w="110"/>
+              <w:bottom w:type="dxa" w:w="50"/>
+              <w:right w:type="dxa" w:w="110"/>
+            </w:tcMar>
+          </w:tcPr>
+          <w:p>
+            <w:pPr>
+              <w:spacing w:before="28" w:after="28"/>
+            </w:pPr>
+            <w:r>
+              <w:rPr>
+                <w:sz w:val="15"/>
+                <w:szCs w:val="15"/>
+              </w:rPr>
+              <w:t xml:space="preserve">SEC Release 33-11419, 19 May 2026</w:t>
+            </w:r>
+          </w:p>
+        </w:tc>
+        <w:tc>
+          <w:tcPr>
+            <w:tcW w:type="pct" w:w="1002"/>
+            <w:shd w:fill="FFFFFF" w:val="clear"/>
+            <w:tcMar>
+              <w:top w:type="dxa" w:w="50"/>
+              <w:left w:type="dxa" w:w="110"/>
+              <w:bottom w:type="dxa" w:w="50"/>
+              <w:right w:type="dxa" w:w="110"/>
+            </w:tcMar>
+          </w:tcPr>
+          <w:p>
+            <w:pPr>
+              <w:spacing w:before="46" w:after="46"/>
+            </w:pPr>
+            <w:r>
+              <w:rPr>
+                <w:b/>
+                <w:bCs/>
+                <w:color w:val="8186EF"/>
+                <w:sz w:val="14"/>
+                <w:szCs w:val="14"/>
+              </w:rPr>
+              <w:t xml:space="preserve">(31)</w:t>
+            </w:r>
+          </w:p>
+        </w:tc>
+      </w:tr>
+      <w:tr>
+        <w:tc>
+          <w:tcPr>
+            <w:tcW w:type="pct" w:w="897"/>
+            <w:tcMar>
+              <w:top w:type="dxa" w:w="50"/>
+              <w:left w:type="dxa" w:w="110"/>
+              <w:bottom w:type="dxa" w:w="50"/>
+              <w:right w:type="dxa" w:w="110"/>
+            </w:tcMar>
+          </w:tcPr>
+          <w:p>
+            <w:pPr>
+              <w:spacing w:before="28" w:after="28"/>
+            </w:pPr>
+            <w:r>
+              <w:rPr>
+                <w:sz w:val="15"/>
+                <w:szCs w:val="15"/>
+              </w:rPr>
+              <w:t xml:space="preserve">PCAOB QC 1000</w:t>
+            </w:r>
+          </w:p>
+        </w:tc>
+        <w:tc>
+          <w:tcPr>
+            <w:tcW w:type="pct" w:w="2200"/>
+            <w:tcMar>
+              <w:top w:type="dxa" w:w="50"/>
+              <w:left w:type="dxa" w:w="110"/>
+              <w:bottom w:type="dxa" w:w="50"/>
+              <w:right w:type="dxa" w:w="110"/>
+            </w:tcMar>
+          </w:tcPr>
+          <w:p>
+            <w:pPr>
+              <w:spacing w:before="28" w:after="28"/>
+            </w:pPr>
+            <w:r>
+              <w:rPr>
+                <w:sz w:val="15"/>
+                <w:szCs w:val="15"/>
+              </w:rPr>
+              <w:t xml:space="preserve">A firm's system of quality control</w:t>
+            </w:r>
+          </w:p>
+        </w:tc>
+        <w:tc>
+          <w:tcPr>
+            <w:tcW w:type="pct" w:w="902"/>
+            <w:shd w:fill="FFFFFF" w:val="clear"/>
+            <w:tcMar>
+              <w:top w:type="dxa" w:w="50"/>
+              <w:left w:type="dxa" w:w="110"/>
+              <w:bottom w:type="dxa" w:w="50"/>
+              <w:right w:type="dxa" w:w="110"/>
+            </w:tcMar>
+          </w:tcPr>
+          <w:p>
+            <w:pPr>
+              <w:spacing w:before="46" w:after="46"/>
+            </w:pPr>
+            <w:r>
+              <w:rPr>
+                <w:b/>
+                <w:bCs/>
+                <w:color w:val="8186EF"/>
+                <w:sz w:val="14"/>
+                <w:szCs w:val="14"/>
+              </w:rPr>
+              <w:t xml:space="preserve">(32)</w:t>
+            </w:r>
+          </w:p>
+        </w:tc>
+        <w:tc>
+          <w:tcPr>
+            <w:tcW w:type="pct" w:w="1002"/>
+            <w:tcMar>
+              <w:top w:type="dxa" w:w="50"/>
+              <w:left w:type="dxa" w:w="110"/>
+              <w:bottom w:type="dxa" w:w="50"/>
+              <w:right w:type="dxa" w:w="110"/>
+            </w:tcMar>
+          </w:tcPr>
+          <w:p>
+            <w:pPr>
+              <w:spacing w:before="28" w:after="28"/>
+            </w:pPr>
+            <w:r>
+              <w:rPr>
+                <w:sz w:val="15"/>
+                <w:szCs w:val="15"/>
+              </w:rPr>
+              <w:t xml:space="preserve">not yet effective</w:t>
+            </w:r>
+          </w:p>
+        </w:tc>
+      </w:tr>
+      <w:tr>
+        <w:tc>
+          <w:tcPr>
+            <w:tcW w:type="pct" w:w="897"/>
+            <w:shd w:fill="FBFAF6" w:val="clear"/>
+            <w:tcMar>
+              <w:top w:type="dxa" w:w="50"/>
+              <w:left w:type="dxa" w:w="110"/>
+              <w:bottom w:type="dxa" w:w="50"/>
+              <w:right w:type="dxa" w:w="110"/>
+            </w:tcMar>
+          </w:tcPr>
+          <w:p>
+            <w:pPr>
+              <w:spacing w:before="28" w:after="28"/>
+            </w:pPr>
+            <w:r>
+              <w:rPr>
+                <w:sz w:val="15"/>
+                <w:szCs w:val="15"/>
+              </w:rPr>
+              <w:t xml:space="preserve">Technology-assisted analysis</w:t>
+            </w:r>
+          </w:p>
+        </w:tc>
+        <w:tc>
+          <w:tcPr>
+            <w:tcW w:type="pct" w:w="2200"/>
+            <w:shd w:fill="FFFFFF" w:val="clear"/>
+            <w:tcMar>
+              <w:top w:type="dxa" w:w="50"/>
+              <w:left w:type="dxa" w:w="110"/>
+              <w:bottom w:type="dxa" w:w="50"/>
+              <w:right w:type="dxa" w:w="110"/>
+            </w:tcMar>
+          </w:tcPr>
+          <w:p>
+            <w:pPr>
+              <w:spacing w:before="46" w:after="46"/>
+            </w:pPr>
+            <w:r>
+              <w:rPr>
+                <w:b/>
+                <w:bCs/>
+                <w:color w:val="8186EF"/>
+                <w:sz w:val="14"/>
+                <w:szCs w:val="14"/>
+              </w:rPr>
+              <w:t xml:space="preserve">(33)</w:t>
+            </w:r>
+          </w:p>
+        </w:tc>
+        <w:tc>
+          <w:tcPr>
+            <w:tcW w:type="pct" w:w="902"/>
+            <w:shd w:fill="FBFAF6" w:val="clear"/>
+            <w:tcMar>
+              <w:top w:type="dxa" w:w="50"/>
+              <w:left w:type="dxa" w:w="110"/>
+              <w:bottom w:type="dxa" w:w="50"/>
+              <w:right w:type="dxa" w:w="110"/>
+            </w:tcMar>
+          </w:tcPr>
+          <w:p>
+            <w:pPr>
+              <w:spacing w:before="28" w:after="28"/>
+            </w:pPr>
+            <w:r>
+              <w:rPr>
+                <w:sz w:val="15"/>
+                <w:szCs w:val="15"/>
+              </w:rPr>
+              <w:t xml:space="preserve">Adopted June 2024</w:t>
+            </w:r>
+          </w:p>
+        </w:tc>
+        <w:tc>
+          <w:tcPr>
+            <w:tcW w:type="pct" w:w="1002"/>
+            <w:shd w:fill="FBFAF6" w:val="clear"/>
+            <w:tcMar>
+              <w:top w:type="dxa" w:w="50"/>
+              <w:left w:type="dxa" w:w="110"/>
+              <w:bottom w:type="dxa" w:w="50"/>
+              <w:right w:type="dxa" w:w="110"/>
+            </w:tcMar>
+          </w:tcPr>
+          <w:p>
+            <w:pPr>
+              <w:spacing w:before="28" w:after="28"/>
+            </w:pPr>
+            <w:r>
+              <w:rPr>
+                <w:sz w:val="15"/>
+                <w:szCs w:val="15"/>
+              </w:rPr>
+              <w:t xml:space="preserve">effective for years from 15 Dec 2025</w:t>
+            </w:r>
+          </w:p>
+        </w:tc>
+      </w:tr>
+      <w:tr>
+        <w:tc>
+          <w:tcPr>
+            <w:tcW w:type="pct" w:w="897"/>
+            <w:tcMar>
+              <w:top w:type="dxa" w:w="50"/>
+              <w:left w:type="dxa" w:w="110"/>
+              <w:bottom w:type="dxa" w:w="50"/>
+              <w:right w:type="dxa" w:w="110"/>
+            </w:tcMar>
+          </w:tcPr>
+          <w:p>
+            <w:pPr>
+              <w:spacing w:before="28" w:after="28"/>
+            </w:pPr>
+            <w:r>
+              <w:rPr>
+                <w:sz w:val="15"/>
+                <w:szCs w:val="15"/>
+              </w:rPr>
+              <w:t xml:space="preserve">FCPA enforcement</w:t>
+            </w:r>
+          </w:p>
+        </w:tc>
+        <w:tc>
+          <w:tcPr>
+            <w:tcW w:type="pct" w:w="2200"/>
+            <w:tcMar>
+              <w:top w:type="dxa" w:w="50"/>
+              <w:left w:type="dxa" w:w="110"/>
+              <w:bottom w:type="dxa" w:w="50"/>
+              <w:right w:type="dxa" w:w="110"/>
+            </w:tcMar>
+          </w:tcPr>
+          <w:p>
+            <w:pPr>
+              <w:spacing w:before="28" w:after="28"/>
+            </w:pPr>
+            <w:r>
+              <w:rPr>
+                <w:sz w:val="15"/>
+                <w:szCs w:val="15"/>
+              </w:rPr>
+              <w:t xml:space="preserve">Paused Feb 2025; restarted under DOJ Guidelines of June 2025 with four priorities</w:t>
+            </w:r>
+          </w:p>
+        </w:tc>
+        <w:tc>
+          <w:tcPr>
+            <w:tcW w:type="pct" w:w="902"/>
+            <w:tcMar>
+              <w:top w:type="dxa" w:w="50"/>
+              <w:left w:type="dxa" w:w="110"/>
+              <w:bottom w:type="dxa" w:w="50"/>
+              <w:right w:type="dxa" w:w="110"/>
+            </w:tcMar>
+          </w:tcPr>
+          <w:p>
+            <w:pPr>
+              <w:spacing w:before="28" w:after="28"/>
+            </w:pPr>
+            <w:r>
+              <w:rPr>
+                <w:sz w:val="15"/>
+                <w:szCs w:val="15"/>
+              </w:rPr>
+              <w:t xml:space="preserve">DOJ</w:t>
+            </w:r>
+          </w:p>
+        </w:tc>
+        <w:tc>
+          <w:tcPr>
+            <w:tcW w:type="pct" w:w="1002"/>
+            <w:shd w:fill="FFFFFF" w:val="clear"/>
+            <w:tcMar>
+              <w:top w:type="dxa" w:w="50"/>
+              <w:left w:type="dxa" w:w="110"/>
+              <w:bottom w:type="dxa" w:w="50"/>
+              <w:right w:type="dxa" w:w="110"/>
+            </w:tcMar>
+          </w:tcPr>
+          <w:p>
+            <w:pPr>
+              <w:spacing w:before="46" w:after="46"/>
+            </w:pPr>
+            <w:r>
+              <w:rPr>
+                <w:b/>
+                <w:bCs/>
+                <w:color w:val="8186EF"/>
+                <w:sz w:val="14"/>
+                <w:szCs w:val="14"/>
+              </w:rPr>
+              <w:t xml:space="preserve">(34)</w:t>
+            </w:r>
+          </w:p>
+        </w:tc>
+      </w:tr>
+    </w:tbl>
+    <w:p/>
+    <w:tbl>
+      <w:tblPr>
+        <w:tblW w:type="pct" w:w="100%"/>
+        <w:tblLayout w:type="fixed"/>
+        <w:tblBorders>
+          <w:top w:val="single" w:color="FBFAF6" w:sz="4"/>
+          <w:left w:val="single" w:color="FBFAF6" w:sz="4"/>
+          <w:bottom w:val="single" w:color="FBFAF6" w:sz="4"/>
+          <w:right w:val="single" w:color="FBFAF6" w:sz="4"/>
+          <w:insideH w:val="single" w:color="FBFAF6" w:sz="4"/>
+          <w:insideV w:val="single" w:color="FBFAF6" w:sz="4"/>
+        </w:tblBorders>
+      </w:tblPr>
+      <w:tblGrid>
+        <w:gridCol w:w="9600"/>
+      </w:tblGrid>
+      <w:tr>
+        <w:tc>
+          <w:tcPr>
+            <w:tcW w:type="pct" w:w="5000"/>
+            <w:shd w:fill="FBFAF6" w:val="clear"/>
+            <w:tcMar>
+              <w:top w:type="dxa" w:w="40"/>
+              <w:left w:type="dxa" w:w="100"/>
+              <w:bottom w:type="dxa" w:w="40"/>
+              <w:right w:type="dxa" w:w="100"/>
+            </w:tcMar>
+          </w:tcPr>
+          <w:p>
+            <w:pPr>
+              <w:spacing w:before="18" w:after="6"/>
+            </w:pPr>
+            <w:r>
+              <w:rPr>
+                <w:b/>
+                <w:bCs/>
+                <w:color w:val="6B7280"/>
+                <w:sz w:val="14"/>
+                <w:szCs w:val="14"/>
+              </w:rPr>
+              <w:t xml:space="preserve">word list</w:t>
+            </w:r>
+          </w:p>
+          <w:p>
+            <w:pPr>
+              <w:spacing w:before="0" w:after="18"/>
+            </w:pPr>
+            <w:r>
+              <w:rPr>
+                <w:b/>
+                <w:bCs/>
+                <w:color w:val="353A7C"/>
+                <w:sz w:val="16"/>
+                <w:szCs w:val="16"/>
+              </w:rPr>
+              <w:t xml:space="preserve">SEC amendments, April 2020   ·   PROPOSED only   ·   SEC Release 33-11419, 19 May 2026   ·   statute unchanged   ·   Amendments to AS 1105 and AS 2301   ·   Adopted May 2024, postponed to 15 Dec 2026</w:t>
             </w:r>
           </w:p>
         </w:tc>
@@ -13260,7 +11927,7 @@
           <w:sz w:val="16"/>
           <w:szCs w:val="16"/>
         </w:rPr>
-        <w:t xml:space="preserve">      gaps 33–35</w:t>
+        <w:t xml:space="preserve">      gaps 35–37</w:t>
       </w:r>
     </w:p>
     <w:p>
@@ -13283,7 +11950,7 @@
           <w:sz w:val="15"/>
           <w:szCs w:val="15"/>
         </w:rPr>
-        <w:t xml:space="preserve"> (33) </w:t>
+        <w:t xml:space="preserve"> (35) </w:t>
       </w:r>
       <w:r>
         <w:rPr>
@@ -13312,7 +11979,21 @@
           <w:sz w:val="19"/>
           <w:szCs w:val="19"/>
         </w:rPr>
-        <w:t xml:space="preserve">Test </w:t>
+        <w:t xml:space="preserve">Test entity-level controls early, because they can reduce work below. </w:t>
+      </w:r>
+      <w:r>
+        <w:rPr>
+          <w:sz w:val="19"/>
+          <w:szCs w:val="19"/>
+        </w:rPr>
+        <w:t xml:space="preserve">Name the assertion at risk, not just the account. </w:t>
+      </w:r>
+      <w:r>
+        <w:rPr>
+          <w:sz w:val="19"/>
+          <w:szCs w:val="19"/>
+        </w:rPr>
+        <w:t xml:space="preserve"/>
       </w:r>
       <w:r>
         <w:rPr>
@@ -13322,7 +12003,7 @@
           <w:sz w:val="15"/>
           <w:szCs w:val="15"/>
         </w:rPr>
-        <w:t xml:space="preserve"> (34) </w:t>
+        <w:t xml:space="preserve"> (36) </w:t>
       </w:r>
       <w:r>
         <w:rPr>
@@ -13330,7 +12011,7 @@
           <w:sz w:val="19"/>
           <w:szCs w:val="19"/>
         </w:rPr>
-        <w:t xml:space="preserve">              </w:t>
+        <w:t xml:space="preserve">           </w:t>
       </w:r>
       <w:r>
         <w:rPr>
@@ -13344,14 +12025,7 @@
           <w:sz w:val="19"/>
           <w:szCs w:val="19"/>
         </w:rPr>
-        <w:t xml:space="preserve"> controls early, because they can reduce work below. </w:t>
-      </w:r>
-      <w:r>
-        <w:rPr>
-          <w:sz w:val="19"/>
-          <w:szCs w:val="19"/>
-        </w:rPr>
-        <w:t xml:space="preserve">Name the </w:t>
+        <w:t xml:space="preserve"> controls last, and only those </w:t>
       </w:r>
       <w:r>
         <w:rPr>
@@ -13361,7 +12035,7 @@
           <w:sz w:val="15"/>
           <w:szCs w:val="15"/>
         </w:rPr>
-        <w:t xml:space="preserve"> (35) </w:t>
+        <w:t xml:space="preserve"> (37) </w:t>
       </w:r>
       <w:r>
         <w:rPr>
@@ -13369,7 +12043,7 @@
           <w:sz w:val="19"/>
           <w:szCs w:val="19"/>
         </w:rPr>
-        <w:t xml:space="preserve">           </w:t>
+        <w:t xml:space="preserve">            </w:t>
       </w:r>
       <w:r>
         <w:rPr>
@@ -13383,14 +12057,7 @@
           <w:sz w:val="19"/>
           <w:szCs w:val="19"/>
         </w:rPr>
-        <w:t xml:space="preserve"> at risk, not just the account. </w:t>
-      </w:r>
-      <w:r>
-        <w:rPr>
-          <w:sz w:val="19"/>
-          <w:szCs w:val="19"/>
-        </w:rPr>
-        <w:t xml:space="preserve">Select controls last, and only those addressing an identified risk. </w:t>
+        <w:t xml:space="preserve"> an identified risk. </w:t>
       </w:r>
     </w:p>
     <w:tbl>
@@ -13448,25 +12115,13 @@
                 <w:sz w:val="16"/>
                 <w:szCs w:val="16"/>
               </w:rPr>
-              <w:t xml:space="preserve">assertion   ·   entity-level   ·   equally   ·   materiality</w:t>
+              <w:t xml:space="preserve">addressing   ·   Select   ·   started   ·   materiality</w:t>
             </w:r>
           </w:p>
         </w:tc>
       </w:tr>
     </w:tbl>
     <w:p/>
-    <w:p>
-      <w:pPr>
-        <w:pageBreakBefore w:val="true"/>
-        <w:spacing w:after="0"/>
-      </w:pPr>
-      <w:r>
-        <w:rPr>
-          <w:sz w:val="2"/>
-        </w:rPr>
-        <w:t xml:space="preserve"> </w:t>
-      </w:r>
-    </w:p>
     <w:tbl>
       <w:tblPr>
         <w:tblW w:type="pct" w:w="100%"/>
@@ -13516,6 +12171,18 @@
     <w:p/>
     <w:p>
       <w:pPr>
+        <w:pageBreakBefore w:val="true"/>
+        <w:spacing w:after="0"/>
+      </w:pPr>
+      <w:r>
+        <w:rPr>
+          <w:sz w:val="2"/>
+        </w:rPr>
+        <w:t xml:space="preserve"> </w:t>
+      </w:r>
+    </w:p>
+    <w:p>
+      <w:pPr>
         <w:spacing w:before="44" w:after="14"/>
       </w:pPr>
       <w:r>
@@ -13534,7 +12201,7 @@
           <w:sz w:val="16"/>
           <w:szCs w:val="16"/>
         </w:rPr>
-        <w:t xml:space="preserve">      gaps 36–39</w:t>
+        <w:t xml:space="preserve">      gaps 38–40</w:t>
       </w:r>
     </w:p>
     <w:p>
@@ -13547,7 +12214,7 @@
           <w:sz w:val="19"/>
           <w:szCs w:val="19"/>
         </w:rPr>
-        <w:t xml:space="preserve">A </w:t>
+        <w:t xml:space="preserve">A question may </w:t>
       </w:r>
       <w:r>
         <w:rPr>
@@ -13557,7 +12224,7 @@
           <w:sz w:val="15"/>
           <w:szCs w:val="15"/>
         </w:rPr>
-        <w:t xml:space="preserve"> (36) </w:t>
+        <w:t xml:space="preserve"> (38) </w:t>
       </w:r>
       <w:r>
         <w:rPr>
@@ -13579,14 +12246,7 @@
           <w:sz w:val="19"/>
           <w:szCs w:val="19"/>
         </w:rPr>
-        <w:t xml:space="preserve"> may describe an audit plan and ask whether it is top-down. </w:t>
-      </w:r>
-      <w:r>
-        <w:rPr>
-          <w:sz w:val="19"/>
-          <w:szCs w:val="19"/>
-        </w:rPr>
-        <w:t xml:space="preserve">Look at where it </w:t>
+        <w:t xml:space="preserve"> an audit plan and ask </w:t>
       </w:r>
       <w:r>
         <w:rPr>
@@ -13596,7 +12256,7 @@
           <w:sz w:val="15"/>
           <w:szCs w:val="15"/>
         </w:rPr>
-        <w:t xml:space="preserve"> (37) </w:t>
+        <w:t xml:space="preserve"> (39) </w:t>
       </w:r>
       <w:r>
         <w:rPr>
@@ -13618,14 +12278,21 @@
           <w:sz w:val="19"/>
           <w:szCs w:val="19"/>
         </w:rPr>
-        <w:t xml:space="preserve">. </w:t>
-      </w:r>
-      <w:r>
-        <w:rPr>
-          <w:sz w:val="19"/>
-          <w:szCs w:val="19"/>
-        </w:rPr>
-        <w:t xml:space="preserve">If the first step is a list of controls, it is </w:t>
+        <w:t xml:space="preserve"> it is top-down. </w:t>
+      </w:r>
+      <w:r>
+        <w:rPr>
+          <w:sz w:val="19"/>
+          <w:szCs w:val="19"/>
+        </w:rPr>
+        <w:t xml:space="preserve">Look at where it starts. </w:t>
+      </w:r>
+      <w:r>
+        <w:rPr>
+          <w:sz w:val="19"/>
+          <w:szCs w:val="19"/>
+        </w:rPr>
+        <w:t xml:space="preserve">If the first step is a list of controls, it is bottom-up, whatever it is </w:t>
       </w:r>
       <w:r>
         <w:rPr>
@@ -13635,7 +12302,7 @@
           <w:sz w:val="15"/>
           <w:szCs w:val="15"/>
         </w:rPr>
-        <w:t xml:space="preserve"> (38) </w:t>
+        <w:t xml:space="preserve"> (40) </w:t>
       </w:r>
       <w:r>
         <w:rPr>
@@ -13657,46 +12324,14 @@
           <w:sz w:val="19"/>
           <w:szCs w:val="19"/>
         </w:rPr>
-        <w:t xml:space="preserve">, whatever it is called. </w:t>
-      </w:r>
-      <w:r>
-        <w:rPr>
-          <w:sz w:val="19"/>
-          <w:szCs w:val="19"/>
-        </w:rPr>
-        <w:t xml:space="preserve">If the first step is the risk of material </w:t>
-      </w:r>
-      <w:r>
-        <w:rPr>
-          <w:b/>
-          <w:bCs/>
-          <w:color w:val="8186EF"/>
-          <w:sz w:val="15"/>
-          <w:szCs w:val="15"/>
-        </w:rPr>
-        <w:t xml:space="preserve"> (39) </w:t>
-      </w:r>
-      <w:r>
-        <w:rPr>
-          <w:u w:val="single"/>
-          <w:sz w:val="19"/>
-          <w:szCs w:val="19"/>
-        </w:rPr>
-        <w:t xml:space="preserve">              </w:t>
-      </w:r>
-      <w:r>
-        <w:rPr>
-          <w:sz w:val="19"/>
-          <w:szCs w:val="19"/>
-        </w:rPr>
-        <w:t xml:space="preserve"> </w:t>
-      </w:r>
-      <w:r>
-        <w:rPr>
-          <w:sz w:val="19"/>
-          <w:szCs w:val="19"/>
-        </w:rPr>
-        <w:t xml:space="preserve">, it is top-down. </w:t>
+        <w:t xml:space="preserve">. </w:t>
+      </w:r>
+      <w:r>
+        <w:rPr>
+          <w:sz w:val="19"/>
+          <w:szCs w:val="19"/>
+        </w:rPr>
+        <w:t xml:space="preserve">If the first step is the risk of material misstatement, it is top-down. </w:t>
       </w:r>
     </w:p>
     <w:tbl>
@@ -13754,405 +12389,7 @@
                 <w:sz w:val="16"/>
                 <w:szCs w:val="16"/>
               </w:rPr>
-              <w:t xml:space="preserve">misstatement   ·   starts   ·   question   ·   bottom-up   ·   approach</w:t>
-            </w:r>
-          </w:p>
-        </w:tc>
-      </w:tr>
-    </w:tbl>
-    <w:p/>
-    <w:tbl>
-      <w:tblPr>
-        <w:tblW w:type="pct" w:w="100%"/>
-        <w:tblLayout w:type="fixed"/>
-        <w:tblBorders>
-          <w:top w:val="single" w:color="353A7C" w:sz="6"/>
-          <w:left w:val="single" w:color="353A7C" w:sz="6"/>
-          <w:bottom w:val="single" w:color="353A7C" w:sz="6"/>
-          <w:right w:val="single" w:color="353A7C" w:sz="6"/>
-          <w:insideH w:val="single" w:color="353A7C" w:sz="6"/>
-          <w:insideV w:val="single" w:color="353A7C" w:sz="6"/>
-        </w:tblBorders>
-      </w:tblPr>
-      <w:tblGrid>
-        <w:gridCol w:w="4608"/>
-        <w:gridCol w:w="4992"/>
-      </w:tblGrid>
-      <w:tr>
-        <w:tc>
-          <w:tcPr>
-            <w:tcW w:type="pct" w:w="5000"/>
-            <w:gridSpan w:val="2"/>
-            <w:shd w:fill="353A7C" w:val="clear"/>
-            <w:tcMar>
-              <w:top w:type="dxa" w:w="60"/>
-              <w:left w:type="dxa" w:w="120"/>
-              <w:bottom w:type="dxa" w:w="60"/>
-              <w:right w:type="dxa" w:w="120"/>
-            </w:tcMar>
-          </w:tcPr>
-          <w:p>
-            <w:pPr>
-              <w:spacing w:before="40" w:after="40"/>
-            </w:pPr>
-            <w:r>
-              <w:rPr>
-                <w:b/>
-                <w:bCs/>
-                <w:color w:val="FFFFFF"/>
-                <w:sz w:val="17"/>
-                <w:szCs w:val="17"/>
-              </w:rPr>
-              <w:t xml:space="preserve">Exam view</w:t>
-            </w:r>
-          </w:p>
-        </w:tc>
-      </w:tr>
-      <w:tr>
-        <w:tc>
-          <w:tcPr>
-            <w:tcW w:type="pct" w:w="2400"/>
-            <w:shd w:fill="353A7C" w:val="clear"/>
-            <w:tcMar>
-              <w:top w:type="dxa" w:w="50"/>
-              <w:left w:type="dxa" w:w="110"/>
-              <w:bottom w:type="dxa" w:w="50"/>
-              <w:right w:type="dxa" w:w="110"/>
-            </w:tcMar>
-          </w:tcPr>
-          <w:p>
-            <w:pPr>
-              <w:spacing w:before="30" w:after="30"/>
-            </w:pPr>
-            <w:r>
-              <w:rPr>
-                <w:b/>
-                <w:bCs/>
-                <w:color w:val="FFFFFF"/>
-                <w:sz w:val="15"/>
-                <w:szCs w:val="15"/>
-              </w:rPr>
-              <w:t xml:space="preserve">Item</w:t>
-            </w:r>
-          </w:p>
-        </w:tc>
-        <w:tc>
-          <w:tcPr>
-            <w:tcW w:type="pct" w:w="2600"/>
-            <w:shd w:fill="353A7C" w:val="clear"/>
-            <w:tcMar>
-              <w:top w:type="dxa" w:w="50"/>
-              <w:left w:type="dxa" w:w="110"/>
-              <w:bottom w:type="dxa" w:w="50"/>
-              <w:right w:type="dxa" w:w="110"/>
-            </w:tcMar>
-          </w:tcPr>
-          <w:p>
-            <w:pPr>
-              <w:spacing w:before="30" w:after="30"/>
-            </w:pPr>
-            <w:r>
-              <w:rPr>
-                <w:b/>
-                <w:bCs/>
-                <w:color w:val="FFFFFF"/>
-                <w:sz w:val="15"/>
-                <w:szCs w:val="15"/>
-              </w:rPr>
-              <w:t xml:space="preserve">Answer</w:t>
-            </w:r>
-          </w:p>
-        </w:tc>
-      </w:tr>
-      <w:tr>
-        <w:tc>
-          <w:tcPr>
-            <w:tcW w:type="pct" w:w="2400"/>
-            <w:tcMar>
-              <w:top w:type="dxa" w:w="50"/>
-              <w:left w:type="dxa" w:w="110"/>
-              <w:bottom w:type="dxa" w:w="50"/>
-              <w:right w:type="dxa" w:w="110"/>
-            </w:tcMar>
-          </w:tcPr>
-          <w:p>
-            <w:pPr>
-              <w:spacing w:before="28" w:after="28"/>
-            </w:pPr>
-            <w:r>
-              <w:rPr>
-                <w:sz w:val="15"/>
-                <w:szCs w:val="15"/>
-              </w:rPr>
-              <w:t xml:space="preserve">The CEO and CFO certify the annual report</w:t>
-            </w:r>
-          </w:p>
-        </w:tc>
-        <w:tc>
-          <w:tcPr>
-            <w:tcW w:type="pct" w:w="2600"/>
-            <w:tcMar>
-              <w:top w:type="dxa" w:w="50"/>
-              <w:left w:type="dxa" w:w="110"/>
-              <w:bottom w:type="dxa" w:w="50"/>
-              <w:right w:type="dxa" w:w="110"/>
-            </w:tcMar>
-          </w:tcPr>
-          <w:p>
-            <w:pPr>
-              <w:spacing w:before="28" w:after="28"/>
-            </w:pPr>
-            <w:r>
-              <w:rPr>
-                <w:sz w:val="15"/>
-                <w:szCs w:val="15"/>
-              </w:rPr>
-              <w:t xml:space="preserve">Section 302 — the civil </w:t>
-            </w:r>
-            <w:r>
-              <w:rPr>
-                <w:b/>
-                <w:bCs/>
-                <w:color w:val="8186EF"/>
-                <w:sz w:val="14"/>
-                <w:szCs w:val="14"/>
-              </w:rPr>
-              <w:t xml:space="preserve"> (40) </w:t>
-            </w:r>
-            <w:r>
-              <w:rPr>
-                <w:u w:val="single"/>
-                <w:sz w:val="15"/>
-                <w:szCs w:val="15"/>
-              </w:rPr>
-              <w:t xml:space="preserve">              </w:t>
-            </w:r>
-            <w:r>
-              <w:rPr>
-                <w:sz w:val="15"/>
-                <w:szCs w:val="15"/>
-              </w:rPr>
-              <w:t xml:space="preserve"> </w:t>
-            </w:r>
-            <w:r>
-              <w:rPr>
-                <w:sz w:val="15"/>
-                <w:szCs w:val="15"/>
-              </w:rPr>
-              <w:t xml:space="preserve"> covering the report and the controls behind it</w:t>
-            </w:r>
-          </w:p>
-        </w:tc>
-      </w:tr>
-      <w:tr>
-        <w:tc>
-          <w:tcPr>
-            <w:tcW w:type="pct" w:w="2400"/>
-            <w:shd w:fill="FBFAF6" w:val="clear"/>
-            <w:tcMar>
-              <w:top w:type="dxa" w:w="50"/>
-              <w:left w:type="dxa" w:w="110"/>
-              <w:bottom w:type="dxa" w:w="50"/>
-              <w:right w:type="dxa" w:w="110"/>
-            </w:tcMar>
-          </w:tcPr>
-          <w:p>
-            <w:pPr>
-              <w:spacing w:before="28" w:after="28"/>
-            </w:pPr>
-            <w:r>
-              <w:rPr>
-                <w:sz w:val="15"/>
-                <w:szCs w:val="15"/>
-              </w:rPr>
-              <w:t xml:space="preserve">Management assesses internal control each year</w:t>
-            </w:r>
-          </w:p>
-        </w:tc>
-        <w:tc>
-          <w:tcPr>
-            <w:tcW w:type="pct" w:w="2600"/>
-            <w:shd w:fill="FBFAF6" w:val="clear"/>
-            <w:tcMar>
-              <w:top w:type="dxa" w:w="50"/>
-              <w:left w:type="dxa" w:w="110"/>
-              <w:bottom w:type="dxa" w:w="50"/>
-              <w:right w:type="dxa" w:w="110"/>
-            </w:tcMar>
-          </w:tcPr>
-          <w:p>
-            <w:pPr>
-              <w:spacing w:before="28" w:after="28"/>
-            </w:pPr>
-            <w:r>
-              <w:rPr>
-                <w:sz w:val="15"/>
-                <w:szCs w:val="15"/>
-              </w:rPr>
-              <w:t xml:space="preserve">Why: 404(a) places the assessment on management of every issuer, whatever its filer status</w:t>
-            </w:r>
-          </w:p>
-        </w:tc>
-      </w:tr>
-      <w:tr>
-        <w:tc>
-          <w:tcPr>
-            <w:tcW w:type="pct" w:w="2400"/>
-            <w:tcMar>
-              <w:top w:type="dxa" w:w="50"/>
-              <w:left w:type="dxa" w:w="110"/>
-              <w:bottom w:type="dxa" w:w="50"/>
-              <w:right w:type="dxa" w:w="110"/>
-            </w:tcMar>
-          </w:tcPr>
-          <w:p>
-            <w:pPr>
-              <w:spacing w:before="28" w:after="28"/>
-            </w:pPr>
-            <w:r>
-              <w:rPr>
-                <w:sz w:val="15"/>
-                <w:szCs w:val="15"/>
-              </w:rPr>
-              <w:t xml:space="preserve">The auditor reports on internal control</w:t>
-            </w:r>
-          </w:p>
-        </w:tc>
-        <w:tc>
-          <w:tcPr>
-            <w:tcW w:type="pct" w:w="2600"/>
-            <w:tcMar>
-              <w:top w:type="dxa" w:w="50"/>
-              <w:left w:type="dxa" w:w="110"/>
-              <w:bottom w:type="dxa" w:w="50"/>
-              <w:right w:type="dxa" w:w="110"/>
-            </w:tcMar>
-          </w:tcPr>
-          <w:p>
-            <w:pPr>
-              <w:spacing w:before="28" w:after="28"/>
-            </w:pPr>
-            <w:r>
-              <w:rPr>
-                <w:sz w:val="15"/>
-                <w:szCs w:val="15"/>
-              </w:rPr>
-              <w:t xml:space="preserve">Section 404(b) — and only for accelerated and large accelerated filers</w:t>
-            </w:r>
-          </w:p>
-        </w:tc>
-      </w:tr>
-      <w:tr>
-        <w:tc>
-          <w:tcPr>
-            <w:tcW w:type="pct" w:w="2400"/>
-            <w:shd w:fill="FBFAF6" w:val="clear"/>
-            <w:tcMar>
-              <w:top w:type="dxa" w:w="50"/>
-              <w:left w:type="dxa" w:w="110"/>
-              <w:bottom w:type="dxa" w:w="50"/>
-              <w:right w:type="dxa" w:w="110"/>
-            </w:tcMar>
-          </w:tcPr>
-          <w:p>
-            <w:pPr>
-              <w:spacing w:before="28" w:after="28"/>
-            </w:pPr>
-            <w:r>
-              <w:rPr>
-                <w:sz w:val="15"/>
-                <w:szCs w:val="15"/>
-              </w:rPr>
-              <w:t xml:space="preserve">Destroying records to obstruct an investigation</w:t>
-            </w:r>
-          </w:p>
-        </w:tc>
-        <w:tc>
-          <w:tcPr>
-            <w:tcW w:type="pct" w:w="2600"/>
-            <w:shd w:fill="FFFFFF" w:val="clear"/>
-            <w:tcMar>
-              <w:top w:type="dxa" w:w="50"/>
-              <w:left w:type="dxa" w:w="110"/>
-              <w:bottom w:type="dxa" w:w="50"/>
-              <w:right w:type="dxa" w:w="110"/>
-            </w:tcMar>
-          </w:tcPr>
-          <w:p>
-            <w:pPr>
-              <w:spacing w:before="46" w:after="46"/>
-            </w:pPr>
-            <w:r>
-              <w:rPr>
-                <w:b/>
-                <w:bCs/>
-                <w:color w:val="8186EF"/>
-                <w:sz w:val="14"/>
-                <w:szCs w:val="14"/>
-              </w:rPr>
-              <w:t xml:space="preserve">(41)</w:t>
-            </w:r>
-          </w:p>
-        </w:tc>
-      </w:tr>
-    </w:tbl>
-    <w:p/>
-    <w:tbl>
-      <w:tblPr>
-        <w:tblW w:type="pct" w:w="100%"/>
-        <w:tblLayout w:type="fixed"/>
-        <w:tblBorders>
-          <w:top w:val="single" w:color="FBFAF6" w:sz="4"/>
-          <w:left w:val="single" w:color="FBFAF6" w:sz="4"/>
-          <w:bottom w:val="single" w:color="FBFAF6" w:sz="4"/>
-          <w:right w:val="single" w:color="FBFAF6" w:sz="4"/>
-          <w:insideH w:val="single" w:color="FBFAF6" w:sz="4"/>
-          <w:insideV w:val="single" w:color="FBFAF6" w:sz="4"/>
-        </w:tblBorders>
-      </w:tblPr>
-      <w:tblGrid>
-        <w:gridCol w:w="9600"/>
-      </w:tblGrid>
-      <w:tr>
-        <w:tc>
-          <w:tcPr>
-            <w:tcW w:type="pct" w:w="5000"/>
-            <w:shd w:fill="FBFAF6" w:val="clear"/>
-            <w:tcMar>
-              <w:top w:type="dxa" w:w="40"/>
-              <w:left w:type="dxa" w:w="100"/>
-              <w:bottom w:type="dxa" w:w="40"/>
-              <w:right w:type="dxa" w:w="100"/>
-            </w:tcMar>
-          </w:tcPr>
-          <w:p>
-            <w:pPr>
-              <w:spacing w:before="18" w:after="6"/>
-            </w:pPr>
-            <w:r>
-              <w:rPr>
-                <w:b/>
-                <w:bCs/>
-                <w:color w:val="6B7280"/>
-                <w:sz w:val="14"/>
-                <w:szCs w:val="14"/>
-              </w:rPr>
-              <w:t xml:space="preserve">word list</w:t>
-            </w:r>
-          </w:p>
-          <w:p>
-            <w:pPr>
-              <w:spacing w:before="0" w:after="18"/>
-            </w:pPr>
-            <w:r>
-              <w:rPr>
-                <w:b/>
-                <w:bCs/>
-                <w:color w:val="353A7C"/>
-                <w:sz w:val="16"/>
-                <w:szCs w:val="16"/>
-              </w:rPr>
-              <w:t xml:space="preserve">certification   ·   SEC amendments, April 2020   ·   Section 802 — up to twenty years</w:t>
+              <w:t xml:space="preserve">payroll   ·   whether   ·   describe   ·   called</w:t>
             </w:r>
           </w:p>
         </w:tc>
@@ -14171,7 +12408,7 @@
           <w:sz w:val="18"/>
           <w:szCs w:val="18"/>
         </w:rPr>
-        <w:t xml:space="preserve">Requirement — Category</w:t>
+        <w:t xml:space="preserve">Exam view</w:t>
       </w:r>
     </w:p>
     <w:p>
@@ -14211,7 +12448,7 @@
                     </pic:cNvPicPr>
                   </pic:nvPicPr>
                   <pic:blipFill>
-                    <a:blip r:embed="rId107" cstate="none"/>
+                    <a:blip r:embed="rId105" cstate="none"/>
                     <a:srcRect/>
                     <a:stretch>
                       <a:fillRect/>
@@ -14288,155 +12525,7 @@
                 <w:sz w:val="16"/>
                 <w:szCs w:val="16"/>
               </w:rPr>
-              <w:t xml:space="preserve">Management must assess internal control annually   ·   Books must accurately and fairly reflect transactions</w:t>
-            </w:r>
-          </w:p>
-        </w:tc>
-      </w:tr>
-    </w:tbl>
-    <w:p/>
-    <w:p>
-      <w:pPr>
-        <w:pageBreakBefore w:val="true"/>
-        <w:spacing w:after="0"/>
-      </w:pPr>
-      <w:r>
-        <w:rPr>
-          <w:sz w:val="2"/>
-        </w:rPr>
-        <w:t xml:space="preserve"> </w:t>
-      </w:r>
-    </w:p>
-    <w:p>
-      <w:pPr>
-        <w:spacing w:before="44" w:after="10"/>
-      </w:pPr>
-      <w:r>
-        <w:rPr>
-          <w:b/>
-          <w:bCs/>
-          <w:color w:val="353A7C"/>
-          <w:sz w:val="18"/>
-          <w:szCs w:val="18"/>
-        </w:rPr>
-        <w:t xml:space="preserve">The words this section uses</w:t>
-      </w:r>
-    </w:p>
-    <w:p>
-      <w:pPr>
-        <w:spacing w:before="0" w:after="12"/>
-      </w:pPr>
-      <w:r>
-        <w:rPr>
-          <w:color w:val="6B7280"/>
-          <w:sz w:val="15"/>
-          <w:szCs w:val="15"/>
-        </w:rPr>
-        <w:t xml:space="preserve">Each term sits against what it means.</w:t>
-      </w:r>
-    </w:p>
-    <w:p>
-      <w:pPr>
-        <w:spacing w:after="40" w:before="90"/>
-        <w:jc w:val="center"/>
-      </w:pPr>
-      <w:r>
-        <w:drawing>
-          <wp:inline distT="0" distB="0" distL="0" distR="0">
-            <wp:extent cx="5734050" cy="3146175"/>
-            <wp:effectExtent t="0" r="0" b="0" l="0"/>
-            <wp:docPr id="1" name="" descr="" title=""/>
-            <wp:cNvGraphicFramePr>
-              <a:graphicFrameLocks xmlns:a="http://schemas.openxmlformats.org/drawingml/2006/main" noChangeAspect="1"/>
-            </wp:cNvGraphicFramePr>
-            <a:graphic xmlns:a="http://schemas.openxmlformats.org/drawingml/2006/main">
-              <a:graphicData uri="http://schemas.openxmlformats.org/drawingml/2006/picture">
-                <pic:pic xmlns:pic="http://schemas.openxmlformats.org/drawingml/2006/picture">
-                  <pic:nvPicPr>
-                    <pic:cNvPr id="0" name="" descr=""/>
-                    <pic:cNvPicPr>
-                      <a:picLocks noChangeAspect="1" noChangeArrowheads="1"/>
-                    </pic:cNvPicPr>
-                  </pic:nvPicPr>
-                  <pic:blipFill>
-                    <a:blip r:embed="rId108" cstate="none"/>
-                    <a:srcRect/>
-                    <a:stretch>
-                      <a:fillRect/>
-                    </a:stretch>
-                  </pic:blipFill>
-                  <pic:spPr bwMode="auto">
-                    <a:xfrm>
-                      <a:off x="0" y="0"/>
-                      <a:ext cx="5734050" cy="3146175"/>
-                    </a:xfrm>
-                    <a:prstGeom prst="rect">
-                      <a:avLst/>
-                    </a:prstGeom>
-                  </pic:spPr>
-                </pic:pic>
-              </a:graphicData>
-            </a:graphic>
-          </wp:inline>
-        </w:drawing>
-      </w:r>
-    </w:p>
-    <w:tbl>
-      <w:tblPr>
-        <w:tblW w:type="pct" w:w="100%"/>
-        <w:tblLayout w:type="fixed"/>
-        <w:tblBorders>
-          <w:top w:val="single" w:color="FBFAF6" w:sz="4"/>
-          <w:left w:val="single" w:color="FBFAF6" w:sz="4"/>
-          <w:bottom w:val="single" w:color="FBFAF6" w:sz="4"/>
-          <w:right w:val="single" w:color="FBFAF6" w:sz="4"/>
-          <w:insideH w:val="single" w:color="FBFAF6" w:sz="4"/>
-          <w:insideV w:val="single" w:color="FBFAF6" w:sz="4"/>
-        </w:tblBorders>
-      </w:tblPr>
-      <w:tblGrid>
-        <w:gridCol w:w="9600"/>
-      </w:tblGrid>
-      <w:tr>
-        <w:tc>
-          <w:tcPr>
-            <w:tcW w:type="pct" w:w="5000"/>
-            <w:shd w:fill="FBFAF6" w:val="clear"/>
-            <w:tcMar>
-              <w:top w:type="dxa" w:w="40"/>
-              <w:left w:type="dxa" w:w="100"/>
-              <w:bottom w:type="dxa" w:w="40"/>
-              <w:right w:type="dxa" w:w="100"/>
-            </w:tcMar>
-          </w:tcPr>
-          <w:p>
-            <w:pPr>
-              <w:spacing w:before="18" w:after="6"/>
-            </w:pPr>
-            <w:r>
-              <w:rPr>
-                <w:b/>
-                <w:bCs/>
-                <w:color w:val="6B7280"/>
-                <w:sz w:val="14"/>
-                <w:szCs w:val="14"/>
-              </w:rPr>
-              <w:t xml:space="preserve">word list</w:t>
-            </w:r>
-          </w:p>
-          <w:p>
-            <w:pPr>
-              <w:spacing w:before="0" w:after="18"/>
-            </w:pPr>
-            <w:r>
-              <w:rPr>
-                <w:b/>
-                <w:bCs/>
-                <w:color w:val="353A7C"/>
-                <w:sz w:val="16"/>
-                <w:szCs w:val="16"/>
-              </w:rPr>
-              <w:t xml:space="preserve">bottom-up approach   ·   Technology-assisted analysis   ·   Filer thresholds</w:t>
+              <w:t xml:space="preserve">Management must assess internal control annually   ·   The auditor must use a top-down approach</w:t>
             </w:r>
           </w:p>
         </w:tc>
@@ -14540,7 +12629,7 @@
                 <w:sz w:val="16"/>
                 <w:szCs w:val="16"/>
               </w:rPr>
-              <w:t xml:space="preserve">top-down</w:t>
+              <w:t xml:space="preserve">approach</w:t>
             </w:r>
           </w:p>
         </w:tc>
@@ -14566,14 +12655,14 @@
                 <w:sz w:val="16"/>
                 <w:szCs w:val="16"/>
               </w:rPr>
-              <w:t xml:space="preserve">23  </w:t>
-            </w:r>
-            <w:r>
-              <w:rPr>
-                <w:sz w:val="16"/>
-                <w:szCs w:val="16"/>
-              </w:rPr>
-              <w:t xml:space="preserve">started</w:t>
+              <w:t xml:space="preserve">22  </w:t>
+            </w:r>
+            <w:r>
+              <w:rPr>
+                <w:sz w:val="16"/>
+                <w:szCs w:val="16"/>
+              </w:rPr>
+              <w:t xml:space="preserve">eventually</w:t>
             </w:r>
           </w:p>
         </w:tc>
@@ -14608,7 +12697,7 @@
                 <w:sz w:val="16"/>
                 <w:szCs w:val="16"/>
               </w:rPr>
-              <w:t xml:space="preserve">bottom-up</w:t>
+              <w:t xml:space="preserve">instead</w:t>
             </w:r>
           </w:p>
         </w:tc>
@@ -14634,14 +12723,14 @@
                 <w:sz w:val="16"/>
                 <w:szCs w:val="16"/>
               </w:rPr>
-              <w:t xml:space="preserve">24  </w:t>
-            </w:r>
-            <w:r>
-              <w:rPr>
-                <w:sz w:val="16"/>
-                <w:szCs w:val="16"/>
-              </w:rPr>
-              <w:t xml:space="preserve">The CEO and CFO certify the annual report</w:t>
+              <w:t xml:space="preserve">23  </w:t>
+            </w:r>
+            <w:r>
+              <w:rPr>
+                <w:sz w:val="16"/>
+                <w:szCs w:val="16"/>
+              </w:rPr>
+              <w:t xml:space="preserve">Nothing</w:t>
             </w:r>
           </w:p>
         </w:tc>
@@ -14702,14 +12791,14 @@
                 <w:sz w:val="16"/>
                 <w:szCs w:val="16"/>
               </w:rPr>
-              <w:t xml:space="preserve">25  </w:t>
-            </w:r>
-            <w:r>
-              <w:rPr>
-                <w:sz w:val="16"/>
-                <w:szCs w:val="16"/>
-              </w:rPr>
-              <w:t xml:space="preserve">Destroying records to obstruct an investigation</w:t>
+              <w:t xml:space="preserve">24  </w:t>
+            </w:r>
+            <w:r>
+              <w:rPr>
+                <w:sz w:val="16"/>
+                <w:szCs w:val="16"/>
+              </w:rPr>
+              <w:t xml:space="preserve">certification</w:t>
             </w:r>
           </w:p>
         </w:tc>
@@ -14770,14 +12859,14 @@
                 <w:sz w:val="16"/>
                 <w:szCs w:val="16"/>
               </w:rPr>
-              <w:t xml:space="preserve">26  </w:t>
-            </w:r>
-            <w:r>
-              <w:rPr>
-                <w:sz w:val="16"/>
-                <w:szCs w:val="16"/>
-              </w:rPr>
-              <w:t xml:space="preserve">distinction</w:t>
+              <w:t xml:space="preserve">25  </w:t>
+            </w:r>
+            <w:r>
+              <w:rPr>
+                <w:sz w:val="16"/>
+                <w:szCs w:val="16"/>
+              </w:rPr>
+              <w:t xml:space="preserve">assessment</w:t>
             </w:r>
           </w:p>
         </w:tc>
@@ -14812,7 +12901,7 @@
                 <w:sz w:val="16"/>
                 <w:szCs w:val="16"/>
               </w:rPr>
-              <w:t xml:space="preserve">misstatement</w:t>
+              <w:t xml:space="preserve">asking</w:t>
             </w:r>
           </w:p>
         </w:tc>
@@ -14838,14 +12927,14 @@
                 <w:sz w:val="16"/>
                 <w:szCs w:val="16"/>
               </w:rPr>
-              <w:t xml:space="preserve">27  </w:t>
-            </w:r>
-            <w:r>
-              <w:rPr>
-                <w:sz w:val="16"/>
-                <w:szCs w:val="16"/>
-              </w:rPr>
-              <w:t xml:space="preserve">candidate</w:t>
+              <w:t xml:space="preserve">26  </w:t>
+            </w:r>
+            <w:r>
+              <w:rPr>
+                <w:sz w:val="16"/>
+                <w:szCs w:val="16"/>
+              </w:rPr>
+              <w:t xml:space="preserve">Section 404(b)</w:t>
             </w:r>
           </w:p>
         </w:tc>
@@ -14880,7 +12969,7 @@
                 <w:sz w:val="16"/>
                 <w:szCs w:val="16"/>
               </w:rPr>
-              <w:t xml:space="preserve">statements</w:t>
+              <w:t xml:space="preserve">appear</w:t>
             </w:r>
           </w:p>
         </w:tc>
@@ -14906,14 +12995,14 @@
                 <w:sz w:val="16"/>
                 <w:szCs w:val="16"/>
               </w:rPr>
-              <w:t xml:space="preserve">28  </w:t>
-            </w:r>
-            <w:r>
-              <w:rPr>
-                <w:sz w:val="16"/>
-                <w:szCs w:val="16"/>
-              </w:rPr>
-              <w:t xml:space="preserve">SEC amendments, April 2020</w:t>
+              <w:t xml:space="preserve">27  </w:t>
+            </w:r>
+            <w:r>
+              <w:rPr>
+                <w:sz w:val="16"/>
+                <w:szCs w:val="16"/>
+              </w:rPr>
+              <w:t xml:space="preserve">Up to twenty years</w:t>
             </w:r>
           </w:p>
         </w:tc>
@@ -14974,14 +13063,14 @@
                 <w:sz w:val="16"/>
                 <w:szCs w:val="16"/>
               </w:rPr>
-              <w:t xml:space="preserve">29  </w:t>
-            </w:r>
-            <w:r>
-              <w:rPr>
-                <w:sz w:val="16"/>
-                <w:szCs w:val="16"/>
-              </w:rPr>
-              <w:t xml:space="preserve">SEC Release 33-11419, 19 May 2026</w:t>
+              <w:t xml:space="preserve">28  </w:t>
+            </w:r>
+            <w:r>
+              <w:rPr>
+                <w:sz w:val="16"/>
+                <w:szCs w:val="16"/>
+              </w:rPr>
+              <w:t xml:space="preserve">distinction</w:t>
             </w:r>
           </w:p>
         </w:tc>
@@ -15042,14 +13131,14 @@
                 <w:sz w:val="16"/>
                 <w:szCs w:val="16"/>
               </w:rPr>
-              <w:t xml:space="preserve">30  </w:t>
-            </w:r>
-            <w:r>
-              <w:rPr>
-                <w:sz w:val="16"/>
-                <w:szCs w:val="16"/>
-              </w:rPr>
-              <w:t xml:space="preserve">not yet effective</w:t>
+              <w:t xml:space="preserve">29  </w:t>
+            </w:r>
+            <w:r>
+              <w:rPr>
+                <w:sz w:val="16"/>
+                <w:szCs w:val="16"/>
+              </w:rPr>
+              <w:t xml:space="preserve">candidate</w:t>
             </w:r>
           </w:p>
         </w:tc>
@@ -15110,14 +13199,14 @@
                 <w:sz w:val="16"/>
                 <w:szCs w:val="16"/>
               </w:rPr>
-              <w:t xml:space="preserve">31  </w:t>
-            </w:r>
-            <w:r>
-              <w:rPr>
-                <w:sz w:val="16"/>
-                <w:szCs w:val="16"/>
-              </w:rPr>
-              <w:t xml:space="preserve">Adopted June 2024</w:t>
+              <w:t xml:space="preserve">30  </w:t>
+            </w:r>
+            <w:r>
+              <w:rPr>
+                <w:sz w:val="16"/>
+                <w:szCs w:val="16"/>
+              </w:rPr>
+              <w:t xml:space="preserve">SEC amendments, April 2020</w:t>
             </w:r>
           </w:p>
         </w:tc>
@@ -15178,14 +13267,14 @@
                 <w:sz w:val="16"/>
                 <w:szCs w:val="16"/>
               </w:rPr>
-              <w:t xml:space="preserve">32  </w:t>
-            </w:r>
-            <w:r>
-              <w:rPr>
-                <w:sz w:val="16"/>
-                <w:szCs w:val="16"/>
-              </w:rPr>
-              <w:t xml:space="preserve">statute unchanged</w:t>
+              <w:t xml:space="preserve">31  </w:t>
+            </w:r>
+            <w:r>
+              <w:rPr>
+                <w:sz w:val="16"/>
+                <w:szCs w:val="16"/>
+              </w:rPr>
+              <w:t xml:space="preserve">PROPOSED only</w:t>
             </w:r>
           </w:p>
         </w:tc>
@@ -15246,14 +13335,14 @@
                 <w:sz w:val="16"/>
                 <w:szCs w:val="16"/>
               </w:rPr>
-              <w:t xml:space="preserve">33  </w:t>
-            </w:r>
-            <w:r>
-              <w:rPr>
-                <w:sz w:val="16"/>
-                <w:szCs w:val="16"/>
-              </w:rPr>
-              <w:t xml:space="preserve">materiality</w:t>
+              <w:t xml:space="preserve">32  </w:t>
+            </w:r>
+            <w:r>
+              <w:rPr>
+                <w:sz w:val="16"/>
+                <w:szCs w:val="16"/>
+              </w:rPr>
+              <w:t xml:space="preserve">Adopted May 2024, postponed to 15 Dec 2026</w:t>
             </w:r>
           </w:p>
         </w:tc>
@@ -15314,14 +13403,14 @@
                 <w:sz w:val="16"/>
                 <w:szCs w:val="16"/>
               </w:rPr>
-              <w:t xml:space="preserve">34  </w:t>
-            </w:r>
-            <w:r>
-              <w:rPr>
-                <w:sz w:val="16"/>
-                <w:szCs w:val="16"/>
-              </w:rPr>
-              <w:t xml:space="preserve">entity-level</w:t>
+              <w:t xml:space="preserve">33  </w:t>
+            </w:r>
+            <w:r>
+              <w:rPr>
+                <w:sz w:val="16"/>
+                <w:szCs w:val="16"/>
+              </w:rPr>
+              <w:t xml:space="preserve">Amendments to AS 1105 and AS 2301</w:t>
             </w:r>
           </w:p>
         </w:tc>
@@ -15356,7 +13445,7 @@
                 <w:sz w:val="16"/>
                 <w:szCs w:val="16"/>
               </w:rPr>
-              <w:t xml:space="preserve">assertion</w:t>
+              <w:t xml:space="preserve">actually</w:t>
             </w:r>
           </w:p>
         </w:tc>
@@ -15382,14 +13471,14 @@
                 <w:sz w:val="16"/>
                 <w:szCs w:val="16"/>
               </w:rPr>
-              <w:t xml:space="preserve">35  </w:t>
-            </w:r>
-            <w:r>
-              <w:rPr>
-                <w:sz w:val="16"/>
-                <w:szCs w:val="16"/>
-              </w:rPr>
-              <w:t xml:space="preserve">assertion</w:t>
+              <w:t xml:space="preserve">34  </w:t>
+            </w:r>
+            <w:r>
+              <w:rPr>
+                <w:sz w:val="16"/>
+                <w:szCs w:val="16"/>
+              </w:rPr>
+              <w:t xml:space="preserve">statute unchanged</w:t>
             </w:r>
           </w:p>
         </w:tc>
@@ -15424,7 +13513,7 @@
                 <w:sz w:val="16"/>
                 <w:szCs w:val="16"/>
               </w:rPr>
-              <w:t xml:space="preserve">account</w:t>
+              <w:t xml:space="preserve">adjusted</w:t>
             </w:r>
           </w:p>
         </w:tc>
@@ -15450,14 +13539,14 @@
                 <w:sz w:val="16"/>
                 <w:szCs w:val="16"/>
               </w:rPr>
-              <w:t xml:space="preserve">36  </w:t>
-            </w:r>
-            <w:r>
-              <w:rPr>
-                <w:sz w:val="16"/>
-                <w:szCs w:val="16"/>
-              </w:rPr>
-              <w:t xml:space="preserve">question</w:t>
+              <w:t xml:space="preserve">35  </w:t>
+            </w:r>
+            <w:r>
+              <w:rPr>
+                <w:sz w:val="16"/>
+                <w:szCs w:val="16"/>
+              </w:rPr>
+              <w:t xml:space="preserve">materiality</w:t>
             </w:r>
           </w:p>
         </w:tc>
@@ -15492,7 +13581,7 @@
                 <w:sz w:val="16"/>
                 <w:szCs w:val="16"/>
               </w:rPr>
-              <w:t xml:space="preserve">inventory</w:t>
+              <w:t xml:space="preserve">specific</w:t>
             </w:r>
           </w:p>
         </w:tc>
@@ -15518,14 +13607,14 @@
                 <w:sz w:val="16"/>
                 <w:szCs w:val="16"/>
               </w:rPr>
-              <w:t xml:space="preserve">37  </w:t>
-            </w:r>
-            <w:r>
-              <w:rPr>
-                <w:sz w:val="16"/>
-                <w:szCs w:val="16"/>
-              </w:rPr>
-              <w:t xml:space="preserve">starts</w:t>
+              <w:t xml:space="preserve">36  </w:t>
+            </w:r>
+            <w:r>
+              <w:rPr>
+                <w:sz w:val="16"/>
+                <w:szCs w:val="16"/>
+              </w:rPr>
+              <w:t xml:space="preserve">Select</w:t>
             </w:r>
           </w:p>
         </w:tc>
@@ -15560,7 +13649,7 @@
                 <w:sz w:val="16"/>
                 <w:szCs w:val="16"/>
               </w:rPr>
-              <w:t xml:space="preserve">adjusted</w:t>
+              <w:t xml:space="preserve">general</w:t>
             </w:r>
           </w:p>
         </w:tc>
@@ -15586,14 +13675,14 @@
                 <w:sz w:val="16"/>
                 <w:szCs w:val="16"/>
               </w:rPr>
-              <w:t xml:space="preserve">38  </w:t>
-            </w:r>
-            <w:r>
-              <w:rPr>
-                <w:sz w:val="16"/>
-                <w:szCs w:val="16"/>
-              </w:rPr>
-              <w:t xml:space="preserve">bottom-up</w:t>
+              <w:t xml:space="preserve">37  </w:t>
+            </w:r>
+            <w:r>
+              <w:rPr>
+                <w:sz w:val="16"/>
+                <w:szCs w:val="16"/>
+              </w:rPr>
+              <w:t xml:space="preserve">addressing</w:t>
             </w:r>
           </w:p>
         </w:tc>
@@ -15628,7 +13717,7 @@
                 <w:sz w:val="16"/>
                 <w:szCs w:val="16"/>
               </w:rPr>
-              <w:t xml:space="preserve">specific</w:t>
+              <w:t xml:space="preserve">storekeeper</w:t>
             </w:r>
           </w:p>
         </w:tc>
@@ -15654,14 +13743,14 @@
                 <w:sz w:val="16"/>
                 <w:szCs w:val="16"/>
               </w:rPr>
-              <w:t xml:space="preserve">39  </w:t>
-            </w:r>
-            <w:r>
-              <w:rPr>
-                <w:sz w:val="16"/>
-                <w:szCs w:val="16"/>
-              </w:rPr>
-              <w:t xml:space="preserve">misstatement</w:t>
+              <w:t xml:space="preserve">38  </w:t>
+            </w:r>
+            <w:r>
+              <w:rPr>
+                <w:sz w:val="16"/>
+                <w:szCs w:val="16"/>
+              </w:rPr>
+              <w:t xml:space="preserve">describe</w:t>
             </w:r>
           </w:p>
         </w:tc>
@@ -15696,7 +13785,7 @@
                 <w:sz w:val="16"/>
                 <w:szCs w:val="16"/>
               </w:rPr>
-              <w:t xml:space="preserve">general</w:t>
+              <w:t xml:space="preserve">reconciliation</w:t>
             </w:r>
           </w:p>
         </w:tc>
@@ -15722,14 +13811,14 @@
                 <w:sz w:val="16"/>
                 <w:szCs w:val="16"/>
               </w:rPr>
-              <w:t xml:space="preserve">40  </w:t>
-            </w:r>
-            <w:r>
-              <w:rPr>
-                <w:sz w:val="16"/>
-                <w:szCs w:val="16"/>
-              </w:rPr>
-              <w:t xml:space="preserve">certification</w:t>
+              <w:t xml:space="preserve">39  </w:t>
+            </w:r>
+            <w:r>
+              <w:rPr>
+                <w:sz w:val="16"/>
+                <w:szCs w:val="16"/>
+              </w:rPr>
+              <w:t xml:space="preserve">whether</w:t>
             </w:r>
           </w:p>
         </w:tc>
@@ -15764,7 +13853,7 @@
                 <w:sz w:val="16"/>
                 <w:szCs w:val="16"/>
               </w:rPr>
-              <w:t xml:space="preserve">storekeeper</w:t>
+              <w:t xml:space="preserve">started</w:t>
             </w:r>
           </w:p>
         </w:tc>
@@ -15790,14 +13879,14 @@
                 <w:sz w:val="16"/>
                 <w:szCs w:val="16"/>
               </w:rPr>
-              <w:t xml:space="preserve">41  </w:t>
-            </w:r>
-            <w:r>
-              <w:rPr>
-                <w:sz w:val="16"/>
-                <w:szCs w:val="16"/>
-              </w:rPr>
-              <w:t xml:space="preserve">Section 802 — up to twenty years</w:t>
+              <w:t xml:space="preserve">40  </w:t>
+            </w:r>
+            <w:r>
+              <w:rPr>
+                <w:sz w:val="16"/>
+                <w:szCs w:val="16"/>
+              </w:rPr>
+              <w:t xml:space="preserve">called</w:t>
             </w:r>
           </w:p>
         </w:tc>
@@ -15832,7 +13921,7 @@
                 <w:sz w:val="16"/>
                 <w:szCs w:val="16"/>
               </w:rPr>
-              <w:t xml:space="preserve">reconciliation</w:t>
+              <w:t xml:space="preserve">authorisations</w:t>
             </w:r>
           </w:p>
         </w:tc>
@@ -15858,7 +13947,7 @@
                 <w:sz w:val="16"/>
                 <w:szCs w:val="16"/>
               </w:rPr>
-              <w:t xml:space="preserve">42  </w:t>
+              <w:t xml:space="preserve">41  </w:t>
             </w:r>
             <w:r>
               <w:rPr>
@@ -15900,7 +13989,7 @@
                 <w:sz w:val="16"/>
                 <w:szCs w:val="16"/>
               </w:rPr>
-              <w:t xml:space="preserve">identified</w:t>
+              <w:t xml:space="preserve">immaterial</w:t>
             </w:r>
           </w:p>
         </w:tc>
@@ -15916,92 +14005,14 @@
           </w:tcPr>
           <w:p>
             <w:pPr>
-              <w:spacing w:before="12" w:after="12"/>
-            </w:pPr>
-            <w:r>
-              <w:rPr>
-                <w:b/>
-                <w:bCs/>
-                <w:color w:val="8186EF"/>
-                <w:sz w:val="16"/>
-                <w:szCs w:val="16"/>
-              </w:rPr>
-              <w:t xml:space="preserve">43  </w:t>
-            </w:r>
-            <w:r>
-              <w:rPr>
-                <w:sz w:val="16"/>
-                <w:szCs w:val="16"/>
-              </w:rPr>
-              <w:t xml:space="preserve">Filer thresholds</w:t>
-            </w:r>
-          </w:p>
-        </w:tc>
-      </w:tr>
-      <w:tr>
-        <w:tc>
-          <w:tcPr>
-            <w:tcW w:type="pct" w:w="2500"/>
-            <w:tcMar>
-              <w:top w:type="dxa" w:w="20"/>
-              <w:left w:type="dxa" w:w="80"/>
-              <w:bottom w:type="dxa" w:w="20"/>
-              <w:right w:type="dxa" w:w="80"/>
-            </w:tcMar>
-          </w:tcPr>
-          <w:p>
-            <w:pPr>
-              <w:spacing w:before="12" w:after="12"/>
-            </w:pPr>
-            <w:r>
-              <w:rPr>
-                <w:b/>
-                <w:bCs/>
-                <w:color w:val="8186EF"/>
-                <w:sz w:val="16"/>
-                <w:szCs w:val="16"/>
-              </w:rPr>
-              <w:t xml:space="preserve">22  </w:t>
-            </w:r>
-            <w:r>
-              <w:rPr>
-                <w:sz w:val="16"/>
-                <w:szCs w:val="16"/>
-              </w:rPr>
-              <w:t xml:space="preserve">bottom-up</w:t>
-            </w:r>
-          </w:p>
-        </w:tc>
-        <w:tc>
-          <w:tcPr>
-            <w:tcW w:type="pct" w:w="2500"/>
-            <w:tcMar>
-              <w:top w:type="dxa" w:w="20"/>
-              <w:left w:type="dxa" w:w="80"/>
-              <w:bottom w:type="dxa" w:w="20"/>
-              <w:right w:type="dxa" w:w="80"/>
-            </w:tcMar>
-          </w:tcPr>
-          <w:p>
-            <w:pPr>
-              <w:spacing w:before="12" w:after="12"/>
-            </w:pPr>
-            <w:r>
-              <w:rPr>
-                <w:b/>
-                <w:bCs/>
-                <w:color w:val="8186EF"/>
-                <w:sz w:val="16"/>
-                <w:szCs w:val="16"/>
-              </w:rPr>
-              <w:t xml:space="preserve">44  </w:t>
-            </w:r>
-            <w:r>
-              <w:rPr>
-                <w:sz w:val="16"/>
-                <w:szCs w:val="16"/>
-              </w:rPr>
-              <w:t xml:space="preserve">Technology-assisted analysis</w:t>
+              <w:spacing w:before="24" w:after="24"/>
+            </w:pPr>
+            <w:r>
+              <w:rPr>
+                <w:sz w:val="16"/>
+                <w:szCs w:val="16"/>
+              </w:rPr>
+              <w:t xml:space="preserve"/>
             </w:r>
           </w:p>
         </w:tc>
@@ -16424,7 +14435,7 @@
               <w:sz w:val="16"/>
               <w:szCs w:val="16"/>
             </w:rPr>
-            <w:t xml:space="preserve"> of 4</w:t>
+            <w:t xml:space="preserve"> of 3</w:t>
           </w:r>
         </w:p>
       </w:tc>
@@ -16879,7 +14890,7 @@
               <w:sz w:val="16"/>
               <w:szCs w:val="16"/>
             </w:rPr>
-            <w:t xml:space="preserve"> of 2</w:t>
+            <w:t xml:space="preserve"> of 1</w:t>
           </w:r>
         </w:p>
       </w:tc>
